--- a/context/areas/laba/docs/softserve-corp-training/SoftServe_PM_Product_Training_Offer_v3.docx
+++ b/context/areas/laba/docs/softserve-corp-training/SoftServe_PM_Product_Training_Offer_v3.docx
@@ -13,29 +13,30 @@
           <w:sz w:val="28"/>
           <w:szCs w:val="28"/>
         </w:rPr>
-        <w:t>Oleksii Orlov</w:t>
+        <w:t>Alex</w:t>
+      </w:r>
+      <w:r>
+        <w:rPr>
+          <w:b/>
+          <w:bCs/>
+          <w:sz w:val="28"/>
+          <w:szCs w:val="28"/>
+        </w:rPr>
+        <w:t xml:space="preserve"> Orlov</w:t>
       </w:r>
     </w:p>
     <w:p>
       <w:pPr>
+        <w:pBdr>
+          <w:bottom w:val="single" w:sz="6" w:space="1" w:color="auto"/>
+        </w:pBdr>
         <w:spacing w:after="140"/>
-      </w:pPr>
-      <w:r>
         <w:rPr>
           <w:color w:val="595959"/>
           <w:sz w:val="19"/>
           <w:szCs w:val="19"/>
         </w:rPr>
-        <w:t>orlov.alexej@gmail.com</w:t>
-      </w:r>
-      <w:r>
-        <w:rPr>
-          <w:color w:val="7F7F7F"/>
-          <w:sz w:val="19"/>
-          <w:szCs w:val="19"/>
-        </w:rPr>
-        <w:t xml:space="preserve">    ·    </w:t>
-      </w:r>
+      </w:pPr>
       <w:hyperlink r:id="rId7" w:history="1">
         <w:r>
           <w:rPr>
@@ -43,53 +44,81 @@
             <w:sz w:val="19"/>
             <w:szCs w:val="19"/>
           </w:rPr>
-          <w:t>linkedin.com/in/</w:t>
+          <w:t>ao@alexorlov.co</w:t>
         </w:r>
-        <w:proofErr w:type="spellStart"/>
-        <w:r>
-          <w:rPr>
-            <w:rStyle w:val="Hyperlink"/>
-            <w:sz w:val="19"/>
-            <w:szCs w:val="19"/>
-          </w:rPr>
-          <w:t>aorlov</w:t>
-        </w:r>
-        <w:proofErr w:type="spellEnd"/>
       </w:hyperlink>
+      <w:r>
+        <w:rPr>
+          <w:color w:val="595959"/>
+          <w:sz w:val="19"/>
+          <w:szCs w:val="19"/>
+        </w:rPr>
+        <w:t xml:space="preserve">  </w:t>
+      </w:r>
       <w:r>
         <w:rPr>
           <w:color w:val="7F7F7F"/>
           <w:sz w:val="19"/>
           <w:szCs w:val="19"/>
         </w:rPr>
-        <w:t xml:space="preserve">    ·    </w:t>
-      </w:r>
-      <w:r>
+        <w:t xml:space="preserve">·    </w:t>
+      </w:r>
+      <w:r>
+        <w:fldChar w:fldCharType="begin"/>
+      </w:r>
+      <w:r>
+        <w:instrText>HYPERLINK "https://www.linkedin.com/in/aorlov"</w:instrText>
+      </w:r>
+      <w:r>
+        <w:fldChar w:fldCharType="separate"/>
+      </w:r>
+      <w:r>
+        <w:rPr>
+          <w:rStyle w:val="Hyperlink"/>
+          <w:sz w:val="19"/>
+          <w:szCs w:val="19"/>
+        </w:rPr>
+        <w:t>linkedin.com/in/</w:t>
+      </w:r>
+      <w:proofErr w:type="spellStart"/>
+      <w:r>
+        <w:rPr>
+          <w:rStyle w:val="Hyperlink"/>
+          <w:sz w:val="19"/>
+          <w:szCs w:val="19"/>
+        </w:rPr>
+        <w:t>aorlov</w:t>
+      </w:r>
+      <w:proofErr w:type="spellEnd"/>
+      <w:r>
+        <w:fldChar w:fldCharType="end"/>
+      </w:r>
+    </w:p>
+    <w:p>
+      <w:pPr>
+        <w:pBdr>
+          <w:bottom w:val="single" w:sz="6" w:space="1" w:color="auto"/>
+        </w:pBdr>
+        <w:spacing w:after="140"/>
         <w:rPr>
           <w:color w:val="595959"/>
           <w:sz w:val="19"/>
           <w:szCs w:val="19"/>
         </w:rPr>
-        <w:t>+38 050 705 9150</w:t>
-      </w:r>
+      </w:pPr>
     </w:p>
     <w:p>
       <w:pPr>
-        <w:pBdr>
-          <w:bottom w:val="single" w:sz="6" w:space="1" w:color="2E74B5"/>
-        </w:pBdr>
-        <w:spacing w:after="140"/>
-      </w:pPr>
-    </w:p>
-    <w:p>
-      <w:pPr>
         <w:spacing w:before="60" w:after="40"/>
+        <w:rPr>
+          <w:color w:val="2A1A00" w:themeColor="text2"/>
+        </w:rPr>
       </w:pPr>
       <w:r>
         <w:rPr>
           <w:b/>
           <w:bCs/>
-          <w:color w:val="2E74B5"/>
+          <w:color w:val="2A1A00" w:themeColor="text2"/>
           <w:spacing w:val="28"/>
           <w:sz w:val="17"/>
           <w:szCs w:val="17"/>
@@ -109,16 +138,49 @@
     <w:p>
       <w:pPr>
         <w:spacing w:after="60"/>
+        <w:rPr>
+          <w:color w:val="2A1A00" w:themeColor="text2"/>
+        </w:rPr>
       </w:pPr>
       <w:r>
         <w:rPr>
           <w:b/>
           <w:bCs/>
-          <w:color w:val="1F4E79"/>
+          <w:color w:val="2A1A00" w:themeColor="text2"/>
           <w:sz w:val="24"/>
           <w:szCs w:val="24"/>
         </w:rPr>
-        <w:t>Product Management &amp; product mindset for technical leaders</w:t>
+        <w:t xml:space="preserve">Product </w:t>
+      </w:r>
+      <w:r>
+        <w:rPr>
+          <w:b/>
+          <w:bCs/>
+          <w:color w:val="2A1A00" w:themeColor="text2"/>
+          <w:sz w:val="24"/>
+          <w:szCs w:val="24"/>
+        </w:rPr>
+        <w:t>m</w:t>
+      </w:r>
+      <w:r>
+        <w:rPr>
+          <w:b/>
+          <w:bCs/>
+          <w:color w:val="2A1A00" w:themeColor="text2"/>
+          <w:sz w:val="24"/>
+          <w:szCs w:val="24"/>
+        </w:rPr>
+        <w:t xml:space="preserve">anagement &amp; product mindset for </w:t>
+      </w:r>
+      <w:r>
+        <w:rPr>
+          <w:b/>
+          <w:bCs/>
+          <w:color w:val="2A1A00" w:themeColor="text2"/>
+          <w:sz w:val="24"/>
+          <w:szCs w:val="24"/>
+        </w:rPr>
+        <w:t xml:space="preserve">enterprise software service company </w:t>
       </w:r>
     </w:p>
     <w:p>
@@ -129,7 +191,25 @@
         <w:rPr>
           <w:color w:val="595959"/>
         </w:rPr>
-        <w:t>A bespoke leadership training and transformation program · prepared for SoftServe · July 2026</w:t>
+        <w:t xml:space="preserve">A bespoke </w:t>
+      </w:r>
+      <w:r>
+        <w:rPr>
+          <w:color w:val="595959"/>
+        </w:rPr>
+        <w:t xml:space="preserve">training </w:t>
+      </w:r>
+      <w:r>
+        <w:rPr>
+          <w:color w:val="595959"/>
+        </w:rPr>
+        <w:t xml:space="preserve">&amp; transformation </w:t>
+      </w:r>
+      <w:r>
+        <w:rPr>
+          <w:color w:val="595959"/>
+        </w:rPr>
+        <w:t>program · prepared for SoftServe · July 2026</w:t>
       </w:r>
     </w:p>
     <w:p>
@@ -155,6 +235,10 @@
     <w:p>
       <w:pPr>
         <w:spacing w:after="100" w:line="264" w:lineRule="auto"/>
+        <w:rPr>
+          <w:sz w:val="21"/>
+          <w:szCs w:val="21"/>
+        </w:rPr>
       </w:pPr>
       <w:r>
         <w:rPr>
@@ -190,14 +274,54 @@
     </w:p>
     <w:p>
       <w:pPr>
-        <w:spacing w:after="50"/>
-      </w:pPr>
-      <w:r>
-        <w:rPr>
-          <w:sz w:val="21"/>
-          <w:szCs w:val="21"/>
-        </w:rPr>
-        <w:t>The program helps technical and delivery leaders:</w:t>
+        <w:spacing w:after="100" w:line="264" w:lineRule="auto"/>
+      </w:pPr>
+      <w:r>
+        <w:rPr>
+          <w:sz w:val="21"/>
+          <w:szCs w:val="21"/>
+        </w:rPr>
+        <w:t xml:space="preserve">Participants of the program are about 15 </w:t>
+      </w:r>
+      <w:proofErr w:type="spellStart"/>
+      <w:r>
+        <w:rPr>
+          <w:sz w:val="21"/>
+          <w:szCs w:val="21"/>
+        </w:rPr>
+        <w:t>Softserve’s</w:t>
+      </w:r>
+      <w:proofErr w:type="spellEnd"/>
+      <w:r>
+        <w:rPr>
+          <w:sz w:val="21"/>
+          <w:szCs w:val="21"/>
+        </w:rPr>
+        <w:t xml:space="preserve"> service leaders, capability managers, architects, technical / product owners, delivery and engineering leaders.</w:t>
+      </w:r>
+      <w:r>
+        <w:t xml:space="preserve"> </w:t>
+      </w:r>
+      <w:r>
+        <w:rPr>
+          <w:sz w:val="21"/>
+          <w:szCs w:val="21"/>
+        </w:rPr>
+        <w:t xml:space="preserve">The program helps </w:t>
+      </w:r>
+      <w:r>
+        <w:rPr>
+          <w:sz w:val="21"/>
+          <w:szCs w:val="21"/>
+        </w:rPr>
+        <w:t>them</w:t>
+      </w:r>
+      <w:r>
+        <w:rPr>
+          <w:sz w:val="21"/>
+          <w:szCs w:val="21"/>
+        </w:rPr>
+        <w:t>:</w:t>
       </w:r>
     </w:p>
     <w:p>
@@ -305,6 +429,10 @@
     <w:p>
       <w:pPr>
         <w:spacing w:before="60"/>
+        <w:rPr>
+          <w:sz w:val="21"/>
+          <w:szCs w:val="21"/>
+        </w:rPr>
       </w:pPr>
       <w:r>
         <w:rPr>
@@ -316,43 +444,32 @@
     </w:p>
     <w:p>
       <w:pPr>
-        <w:pStyle w:val="Heading1"/>
-      </w:pPr>
-      <w:r>
-        <w:t>3. Participants &amp; groups</w:t>
-      </w:r>
+        <w:spacing w:before="60"/>
+        <w:rPr>
+          <w:sz w:val="21"/>
+          <w:szCs w:val="21"/>
+        </w:rPr>
+      </w:pPr>
     </w:p>
     <w:p>
       <w:pPr>
-        <w:spacing w:after="100" w:line="264" w:lineRule="auto"/>
-      </w:pPr>
-      <w:r>
-        <w:rPr>
-          <w:sz w:val="21"/>
-          <w:szCs w:val="21"/>
-        </w:rPr>
-        <w:t>About 15 participants across Ukraine, Poland, Bulgaria and the US: service leaders, capability managers, architects, technical / product owners, delivery and engineering leaders.</w:t>
-      </w:r>
+        <w:spacing w:before="60"/>
+        <w:rPr>
+          <w:sz w:val="21"/>
+          <w:szCs w:val="21"/>
+        </w:rPr>
+      </w:pPr>
     </w:p>
     <w:p>
       <w:pPr>
-        <w:spacing w:after="100" w:line="264" w:lineRule="auto"/>
-      </w:pPr>
-      <w:r>
-        <w:rPr>
-          <w:sz w:val="21"/>
-          <w:szCs w:val="21"/>
-        </w:rPr>
+        <w:pStyle w:val="Heading1"/>
+      </w:pPr>
+      <w:r>
         <w:lastRenderedPageBreak/>
-        <w:t>For group work, participants form 3–4 groups. By the program start, each group selects one real product or service from the portfolio and carries it through all modules, running the full productization cycle on something real to it.</w:t>
-      </w:r>
-    </w:p>
-    <w:p>
-      <w:pPr>
-        <w:pStyle w:val="Heading1"/>
-      </w:pPr>
-      <w:r>
-        <w:t>4. How sessions work</w:t>
+        <w:t>3</w:t>
+      </w:r>
+      <w:r>
+        <w:t>. How sessions work</w:t>
       </w:r>
     </w:p>
     <w:p>
@@ -390,7 +507,21 @@
           <w:sz w:val="21"/>
           <w:szCs w:val="21"/>
         </w:rPr>
-        <w:t>theory and frameworks, the instructor's worked examples (from other industries and from services productization), and a discussion applying the topic to the participants' own products and services. Where a home assignment preceded the session, it also covers typical questions and good / bad examples from the submitted work.</w:t>
+        <w:t xml:space="preserve">theory and frameworks, the instructor's worked examples (from other industries and from services productization), and a discussion </w:t>
+      </w:r>
+      <w:r>
+        <w:rPr>
+          <w:sz w:val="21"/>
+          <w:szCs w:val="21"/>
+        </w:rPr>
+        <w:t xml:space="preserve">on </w:t>
+      </w:r>
+      <w:r>
+        <w:rPr>
+          <w:sz w:val="21"/>
+          <w:szCs w:val="21"/>
+        </w:rPr>
+        <w:t>applying the topic to the participants' own products and services. Where a home assignment preceded the session, it also covers typical questions and good / bad examples from the submitted work.</w:t>
       </w:r>
     </w:p>
     <w:p>
@@ -442,37 +573,125 @@
           <w:sz w:val="21"/>
           <w:szCs w:val="21"/>
         </w:rPr>
-        <w:t>between sessions, each group applies the method to its product (2–3 hours per assignment; most assignments are cumulative): classic homework with the instructor's written feedback, or preparatory work feeding the next session.</w:t>
+        <w:t xml:space="preserve">between sessions, </w:t>
+      </w:r>
+      <w:r>
+        <w:rPr>
+          <w:sz w:val="21"/>
+          <w:szCs w:val="21"/>
+        </w:rPr>
+        <w:t xml:space="preserve">participants in groups of 3 or 4 </w:t>
+      </w:r>
+      <w:r>
+        <w:rPr>
+          <w:sz w:val="21"/>
+          <w:szCs w:val="21"/>
+        </w:rPr>
+        <w:t xml:space="preserve">applies the method to its product (2–3 hours per assignment; most assignments are cumulative): classic homework with the instructor's </w:t>
+      </w:r>
+      <w:r>
+        <w:rPr>
+          <w:sz w:val="21"/>
+          <w:szCs w:val="21"/>
+        </w:rPr>
+        <w:t>recorded</w:t>
+      </w:r>
+      <w:r>
+        <w:rPr>
+          <w:sz w:val="21"/>
+          <w:szCs w:val="21"/>
+        </w:rPr>
+        <w:t xml:space="preserve"> feedback, or preparatory work feeding the next </w:t>
+      </w:r>
+      <w:r>
+        <w:rPr>
+          <w:sz w:val="21"/>
+          <w:szCs w:val="21"/>
+        </w:rPr>
+        <w:t>workshop</w:t>
+      </w:r>
+      <w:r>
+        <w:rPr>
+          <w:sz w:val="21"/>
+          <w:szCs w:val="21"/>
+        </w:rPr>
+        <w:t>.</w:t>
       </w:r>
     </w:p>
     <w:p>
       <w:pPr>
-        <w:pStyle w:val="Heading1"/>
-      </w:pPr>
-      <w:r>
-        <w:t xml:space="preserve">5. The program </w:t>
-      </w:r>
-      <w:proofErr w:type="gramStart"/>
-      <w:r>
-        <w:t>at a glance</w:t>
-      </w:r>
-      <w:proofErr w:type="gramEnd"/>
+        <w:pStyle w:val="ListParagraph"/>
+        <w:spacing w:after="50" w:line="260" w:lineRule="auto"/>
+        <w:ind w:left="400"/>
+      </w:pPr>
     </w:p>
     <w:p>
       <w:pPr>
+        <w:pStyle w:val="Heading1"/>
+      </w:pPr>
+      <w:r>
+        <w:t>4</w:t>
+      </w:r>
+      <w:r>
+        <w:t>. The program at a glance</w:t>
+      </w:r>
+    </w:p>
+    <w:p>
+      <w:pPr>
         <w:spacing w:after="80"/>
-      </w:pPr>
-      <w:r>
-        <w:rPr>
-          <w:sz w:val="21"/>
-          <w:szCs w:val="21"/>
-        </w:rPr>
-        <w:t>7 modules, 22 sessions: 13 interactive seminars (S) + 9 workshops (W). The detailed module-by-module program is in Addendum A.</w:t>
-      </w:r>
+        <w:rPr>
+          <w:sz w:val="21"/>
+          <w:szCs w:val="21"/>
+        </w:rPr>
+      </w:pPr>
+      <w:r>
+        <w:rPr>
+          <w:sz w:val="21"/>
+          <w:szCs w:val="21"/>
+        </w:rPr>
+        <w:t>7 modules, 2</w:t>
+      </w:r>
+      <w:r>
+        <w:rPr>
+          <w:sz w:val="21"/>
+          <w:szCs w:val="21"/>
+        </w:rPr>
+        <w:t>1</w:t>
+      </w:r>
+      <w:r>
+        <w:rPr>
+          <w:sz w:val="21"/>
+          <w:szCs w:val="21"/>
+        </w:rPr>
+        <w:t xml:space="preserve"> sessions: 1</w:t>
+      </w:r>
+      <w:r>
+        <w:rPr>
+          <w:sz w:val="21"/>
+          <w:szCs w:val="21"/>
+        </w:rPr>
+        <w:t>2</w:t>
+      </w:r>
+      <w:r>
+        <w:rPr>
+          <w:sz w:val="21"/>
+          <w:szCs w:val="21"/>
+        </w:rPr>
+        <w:t xml:space="preserve"> interactive seminars (S) + 9 workshops (W). The detailed module-by-module program is in Addendum.</w:t>
+      </w:r>
+    </w:p>
+    <w:p>
+      <w:pPr>
+        <w:spacing w:after="80"/>
+        <w:rPr>
+          <w:sz w:val="21"/>
+          <w:szCs w:val="21"/>
+        </w:rPr>
+      </w:pPr>
     </w:p>
     <w:tbl>
       <w:tblPr>
-        <w:tblStyle w:val="GridTable2-Accent1"/>
+        <w:tblStyle w:val="GridTable6Colorful-Accent1"/>
         <w:tblW w:w="9360" w:type="dxa"/>
         <w:tblLook w:val="0460" w:firstRow="1" w:lastRow="1" w:firstColumn="0" w:lastColumn="0" w:noHBand="0" w:noVBand="1"/>
       </w:tblPr>
@@ -940,7 +1159,7 @@
               <w:jc w:val="center"/>
             </w:pPr>
             <w:r>
-              <w:t>2</w:t>
+              <w:t>1</w:t>
             </w:r>
           </w:p>
         </w:tc>
@@ -954,7 +1173,7 @@
               <w:jc w:val="center"/>
             </w:pPr>
             <w:r>
-              <w:t>1 S + 1 W</w:t>
+              <w:t>1 S</w:t>
             </w:r>
           </w:p>
         </w:tc>
@@ -983,8 +1202,14 @@
           <w:p>
             <w:pPr>
               <w:spacing w:line="252" w:lineRule="auto"/>
-            </w:pPr>
-            <w:r>
+              <w:rPr>
+                <w:color w:val="2A1A00" w:themeColor="text2"/>
+              </w:rPr>
+            </w:pPr>
+            <w:r>
+              <w:rPr>
+                <w:color w:val="2A1A00" w:themeColor="text2"/>
+              </w:rPr>
               <w:t>Total</w:t>
             </w:r>
           </w:p>
@@ -997,9 +1222,21 @@
             <w:pPr>
               <w:spacing w:line="252" w:lineRule="auto"/>
               <w:jc w:val="center"/>
-            </w:pPr>
-            <w:r>
-              <w:t>22</w:t>
+              <w:rPr>
+                <w:color w:val="2A1A00" w:themeColor="text2"/>
+              </w:rPr>
+            </w:pPr>
+            <w:r>
+              <w:rPr>
+                <w:color w:val="2A1A00" w:themeColor="text2"/>
+              </w:rPr>
+              <w:t>2</w:t>
+            </w:r>
+            <w:r>
+              <w:rPr>
+                <w:color w:val="2A1A00" w:themeColor="text2"/>
+              </w:rPr>
+              <w:t>1</w:t>
             </w:r>
           </w:p>
         </w:tc>
@@ -1011,9 +1248,27 @@
             <w:pPr>
               <w:spacing w:line="252" w:lineRule="auto"/>
               <w:jc w:val="center"/>
-            </w:pPr>
-            <w:r>
-              <w:t>13 S + 9 W</w:t>
+              <w:rPr>
+                <w:color w:val="2A1A00" w:themeColor="text2"/>
+              </w:rPr>
+            </w:pPr>
+            <w:r>
+              <w:rPr>
+                <w:color w:val="2A1A00" w:themeColor="text2"/>
+              </w:rPr>
+              <w:t>1</w:t>
+            </w:r>
+            <w:r>
+              <w:rPr>
+                <w:color w:val="2A1A00" w:themeColor="text2"/>
+              </w:rPr>
+              <w:t>2</w:t>
+            </w:r>
+            <w:r>
+              <w:rPr>
+                <w:color w:val="2A1A00" w:themeColor="text2"/>
+              </w:rPr>
+              <w:t xml:space="preserve"> S + 9 W</w:t>
             </w:r>
           </w:p>
         </w:tc>
@@ -1024,20 +1279,39 @@
           <w:p>
             <w:pPr>
               <w:spacing w:line="252" w:lineRule="auto"/>
-            </w:pPr>
-            <w:r>
-              <w:t>one product, full lifecycle</w:t>
-            </w:r>
+              <w:rPr>
+                <w:b w:val="0"/>
+                <w:bCs w:val="0"/>
+                <w:color w:val="2A1A00" w:themeColor="text2"/>
+              </w:rPr>
+            </w:pPr>
+          </w:p>
+          <w:p>
+            <w:pPr>
+              <w:spacing w:line="252" w:lineRule="auto"/>
+              <w:rPr>
+                <w:color w:val="2A1A00" w:themeColor="text2"/>
+              </w:rPr>
+            </w:pPr>
           </w:p>
         </w:tc>
       </w:tr>
     </w:tbl>
     <w:p>
+      <w:r>
+        <w:tab/>
+      </w:r>
+    </w:p>
+    <w:p>
       <w:pPr>
         <w:pStyle w:val="Heading1"/>
       </w:pPr>
       <w:r>
-        <w:t>6. Duration &amp; workload</w:t>
+        <w:lastRenderedPageBreak/>
+        <w:t>5</w:t>
+      </w:r>
+      <w:r>
+        <w:t>. Duration &amp; workload</w:t>
       </w:r>
     </w:p>
     <w:p>
@@ -1112,7 +1386,6 @@
           <w:sz w:val="21"/>
           <w:szCs w:val="21"/>
         </w:rPr>
-        <w:lastRenderedPageBreak/>
         <w:t xml:space="preserve">Blended: </w:t>
       </w:r>
       <w:r>
@@ -1127,56 +1400,7 @@
           <w:sz w:val="21"/>
           <w:szCs w:val="21"/>
         </w:rPr>
-        <w:t xml:space="preserve"> </w:t>
-      </w:r>
-      <w:r>
-        <w:rPr>
-          <w:sz w:val="21"/>
-          <w:szCs w:val="21"/>
-        </w:rPr>
-        <w:t>Easie</w:t>
-      </w:r>
-      <w:r>
-        <w:rPr>
-          <w:sz w:val="21"/>
-          <w:szCs w:val="21"/>
-        </w:rPr>
-        <w:t>r</w:t>
-      </w:r>
-      <w:r>
-        <w:rPr>
-          <w:sz w:val="21"/>
-          <w:szCs w:val="21"/>
-        </w:rPr>
-        <w:t xml:space="preserve"> to protect in </w:t>
-      </w:r>
-      <w:r>
-        <w:rPr>
-          <w:sz w:val="21"/>
-          <w:szCs w:val="21"/>
-        </w:rPr>
-        <w:t>business</w:t>
-      </w:r>
-      <w:r>
-        <w:rPr>
-          <w:sz w:val="21"/>
-          <w:szCs w:val="21"/>
-        </w:rPr>
-        <w:t xml:space="preserve"> calendars across locations; leaves room for real discovery </w:t>
-      </w:r>
-      <w:r>
-        <w:rPr>
-          <w:sz w:val="21"/>
-          <w:szCs w:val="21"/>
-        </w:rPr>
-        <w:t xml:space="preserve">/ product work </w:t>
-      </w:r>
-      <w:r>
-        <w:rPr>
-          <w:sz w:val="21"/>
-          <w:szCs w:val="21"/>
-        </w:rPr>
-        <w:t>between sessions.</w:t>
+        <w:t xml:space="preserve"> Easier to protect in business calendars across locations; leaves room for real discovery / product work between sessions.</w:t>
       </w:r>
     </w:p>
     <w:p>
@@ -1188,7 +1412,21 @@
           <w:sz w:val="21"/>
           <w:szCs w:val="21"/>
         </w:rPr>
-        <w:t>Total participant load is roughly 60–75 hours: 44 hours of live sessions plus home assignments and light workshop preparation.</w:t>
+        <w:t xml:space="preserve">Total participant load is roughly 60–75 hours: </w:t>
+      </w:r>
+      <w:r>
+        <w:rPr>
+          <w:sz w:val="21"/>
+          <w:szCs w:val="21"/>
+        </w:rPr>
+        <w:t>42</w:t>
+      </w:r>
+      <w:r>
+        <w:rPr>
+          <w:sz w:val="21"/>
+          <w:szCs w:val="21"/>
+        </w:rPr>
+        <w:t xml:space="preserve"> hours of live sessions plus home assignments and light workshop preparation.</w:t>
       </w:r>
     </w:p>
     <w:p>
@@ -1196,7 +1434,10 @@
         <w:pStyle w:val="Heading1"/>
       </w:pPr>
       <w:r>
-        <w:t>7. Instructor</w:t>
+        <w:t>6</w:t>
+      </w:r>
+      <w:r>
+        <w:t>. Instructor</w:t>
       </w:r>
     </w:p>
     <w:p>
@@ -1382,14 +1623,7 @@
           <w:sz w:val="21"/>
           <w:szCs w:val="21"/>
         </w:rPr>
-        <w:t>Product</w:t>
-      </w:r>
-      <w:r>
-        <w:rPr>
-          <w:sz w:val="21"/>
-          <w:szCs w:val="21"/>
-        </w:rPr>
-        <w:t>-management lecturer and corporate-program author for practicing product teams and technical leaders.</w:t>
+        <w:t>Product-management lecturer and corporate-program author for practicing product teams and technical leaders.</w:t>
       </w:r>
     </w:p>
     <w:p>
@@ -1600,14 +1834,9 @@
     </w:p>
     <w:p>
       <w:pPr>
-        <w:spacing w:before="80" w:after="40"/>
-        <w:rPr>
-          <w:b/>
-          <w:bCs/>
-          <w:color w:val="000000" w:themeColor="text1"/>
-          <w:sz w:val="21"/>
-          <w:szCs w:val="21"/>
-        </w:rPr>
+        <w:pStyle w:val="ListParagraph"/>
+        <w:spacing w:after="50" w:line="260" w:lineRule="auto"/>
+        <w:ind w:left="400"/>
       </w:pPr>
     </w:p>
     <w:p>
@@ -1690,6 +1919,13 @@
         </w:rPr>
         <w:t>A working session with the program sponsor(s) to explore needs, current situation and expectations, and to align group count, pacing and calendar.</w:t>
       </w:r>
+      <w:r>
+        <w:rPr>
+          <w:sz w:val="21"/>
+          <w:szCs w:val="21"/>
+        </w:rPr>
+        <w:t xml:space="preserve"> </w:t>
+      </w:r>
     </w:p>
     <w:p>
       <w:pPr>
@@ -1719,20 +1955,27 @@
     </w:p>
     <w:p>
       <w:pPr>
-        <w:spacing w:before="140" w:after="20"/>
-      </w:pPr>
-      <w:r>
-        <w:rPr>
-          <w:color w:val="595959"/>
-          <w:sz w:val="21"/>
-          <w:szCs w:val="21"/>
-        </w:rPr>
-        <w:t>With best regards,</w:t>
-      </w:r>
+        <w:pStyle w:val="ListParagraph"/>
+        <w:spacing w:after="50" w:line="260" w:lineRule="auto"/>
+        <w:ind w:left="400"/>
+      </w:pPr>
     </w:p>
     <w:p>
       <w:pPr>
-        <w:spacing w:after="20"/>
+        <w:spacing w:before="140" w:after="0"/>
+      </w:pPr>
+      <w:r>
+        <w:rPr>
+          <w:color w:val="595959"/>
+          <w:sz w:val="21"/>
+          <w:szCs w:val="21"/>
+        </w:rPr>
+        <w:t>With best regards,</w:t>
+      </w:r>
+    </w:p>
+    <w:p>
+      <w:pPr>
+        <w:spacing w:before="0" w:after="20"/>
       </w:pPr>
       <w:r>
         <w:rPr>
@@ -1742,55 +1985,6 @@
           <w:szCs w:val="21"/>
         </w:rPr>
         <w:t>Oleksii Orlov</w:t>
-      </w:r>
-    </w:p>
-    <w:p>
-      <w:pPr>
-        <w:spacing w:after="100" w:line="264" w:lineRule="auto"/>
-      </w:pPr>
-      <w:proofErr w:type="gramStart"/>
-      <w:r>
-        <w:rPr>
-          <w:color w:val="595959"/>
-          <w:sz w:val="21"/>
-          <w:szCs w:val="21"/>
-        </w:rPr>
-        <w:t>orlov.alexej@gmail.com  ·</w:t>
-      </w:r>
-      <w:proofErr w:type="gramEnd"/>
-      <w:r>
-        <w:rPr>
-          <w:color w:val="595959"/>
-          <w:sz w:val="21"/>
-          <w:szCs w:val="21"/>
-        </w:rPr>
-        <w:t xml:space="preserve">  </w:t>
-      </w:r>
-      <w:r>
-        <w:fldChar w:fldCharType="begin"/>
-      </w:r>
-      <w:r>
-        <w:instrText>HYPERLINK "https://www.linkedin.com/in/aorlov"</w:instrText>
-      </w:r>
-      <w:r>
-        <w:fldChar w:fldCharType="separate"/>
-      </w:r>
-      <w:r>
-        <w:rPr>
-          <w:rStyle w:val="Hyperlink"/>
-        </w:rPr>
-        <w:t>linkedin.com/in/</w:t>
-      </w:r>
-      <w:proofErr w:type="spellStart"/>
-      <w:r>
-        <w:rPr>
-          <w:rStyle w:val="Hyperlink"/>
-        </w:rPr>
-        <w:t>aorlov</w:t>
-      </w:r>
-      <w:proofErr w:type="spellEnd"/>
-      <w:r>
-        <w:fldChar w:fldCharType="end"/>
       </w:r>
     </w:p>
     <w:p>
@@ -1810,7 +2004,7 @@
       </w:pPr>
       <w:r>
         <w:lastRenderedPageBreak/>
-        <w:t>Addendum A: Detailed program</w:t>
+        <w:t>Addendum: Detailed program</w:t>
       </w:r>
     </w:p>
     <w:p>
@@ -1831,8 +2025,6 @@
     <w:p>
       <w:pPr>
         <w:spacing w:after="100"/>
-      </w:pPr>
-      <w:r>
         <w:rPr>
           <w:i/>
           <w:iCs/>
@@ -1840,8 +2032,7 @@
           <w:sz w:val="19"/>
           <w:szCs w:val="19"/>
         </w:rPr>
-        <w:t xml:space="preserve">All sessions </w:t>
-      </w:r>
+      </w:pPr>
       <w:r>
         <w:rPr>
           <w:i/>
@@ -1850,7 +2041,7 @@
           <w:sz w:val="19"/>
           <w:szCs w:val="19"/>
         </w:rPr>
-        <w:t>– 1.5-</w:t>
+        <w:t xml:space="preserve">All sessions </w:t>
       </w:r>
       <w:r>
         <w:rPr>
@@ -1860,7 +2051,7 @@
           <w:sz w:val="19"/>
           <w:szCs w:val="19"/>
         </w:rPr>
-        <w:t>2 hour</w:t>
+        <w:t>– 1.5-</w:t>
       </w:r>
       <w:r>
         <w:rPr>
@@ -1870,7 +2061,7 @@
           <w:sz w:val="19"/>
           <w:szCs w:val="19"/>
         </w:rPr>
-        <w:t>s (depending on the engagement level and questions)</w:t>
+        <w:t>2 hour</w:t>
       </w:r>
       <w:r>
         <w:rPr>
@@ -1880,53 +2071,37 @@
           <w:sz w:val="19"/>
           <w:szCs w:val="19"/>
         </w:rPr>
+        <w:t>s (depending on the engagement level and questions)</w:t>
+      </w:r>
+      <w:r>
+        <w:rPr>
+          <w:i/>
+          <w:iCs/>
+          <w:color w:val="595959"/>
+          <w:sz w:val="19"/>
+          <w:szCs w:val="19"/>
+        </w:rPr>
         <w:t>. S = interactive seminar · W = workshop. Home assignments are done in groups of 3–4, each on the group's chosen product (~2–3 hours each).</w:t>
       </w:r>
     </w:p>
     <w:tbl>
       <w:tblPr>
-        <w:tblW w:w="13680" w:type="dxa"/>
-        <w:tblBorders>
-          <w:top w:val="single" w:sz="1" w:space="0" w:color="BFBFBF"/>
-          <w:left w:val="single" w:sz="1" w:space="0" w:color="BFBFBF"/>
-          <w:bottom w:val="single" w:sz="1" w:space="0" w:color="BFBFBF"/>
-          <w:right w:val="single" w:sz="1" w:space="0" w:color="BFBFBF"/>
-          <w:insideH w:val="single" w:sz="1" w:space="0" w:color="BFBFBF"/>
-          <w:insideV w:val="single" w:sz="1" w:space="0" w:color="BFBFBF"/>
-        </w:tblBorders>
-        <w:tblCellMar>
-          <w:left w:w="10" w:type="dxa"/>
-          <w:right w:w="10" w:type="dxa"/>
-        </w:tblCellMar>
-        <w:tblLook w:val="0000" w:firstRow="0" w:lastRow="0" w:firstColumn="0" w:lastColumn="0" w:noHBand="0" w:noVBand="0"/>
+        <w:tblStyle w:val="GridTable4-Accent1"/>
+        <w:tblW w:w="13765" w:type="dxa"/>
+        <w:tblLook w:val="0420" w:firstRow="1" w:lastRow="0" w:firstColumn="0" w:lastColumn="0" w:noHBand="0" w:noVBand="1"/>
       </w:tblPr>
       <w:tblGrid>
         <w:gridCol w:w="1800"/>
         <w:gridCol w:w="5700"/>
-        <w:gridCol w:w="3900"/>
-        <w:gridCol w:w="2280"/>
+        <w:gridCol w:w="6265"/>
       </w:tblGrid>
       <w:tr>
-        <w:tblPrEx>
-          <w:tblCellMar>
-            <w:top w:w="0" w:type="dxa"/>
-            <w:bottom w:w="0" w:type="dxa"/>
-          </w:tblCellMar>
-        </w:tblPrEx>
         <w:trPr>
-          <w:tblHeader/>
+          <w:cnfStyle w:val="100000000000" w:firstRow="1" w:lastRow="0" w:firstColumn="0" w:lastColumn="0" w:oddVBand="0" w:evenVBand="0" w:oddHBand="0" w:evenHBand="0" w:firstRowFirstColumn="0" w:firstRowLastColumn="0" w:lastRowFirstColumn="0" w:lastRowLastColumn="0"/>
         </w:trPr>
         <w:tc>
           <w:tcPr>
             <w:tcW w:w="1800" w:type="dxa"/>
-            <w:shd w:val="clear" w:color="auto" w:fill="1F4E79"/>
-            <w:tcMar>
-              <w:top w:w="50" w:type="dxa"/>
-              <w:left w:w="110" w:type="dxa"/>
-              <w:bottom w:w="50" w:type="dxa"/>
-              <w:right w:w="110" w:type="dxa"/>
-            </w:tcMar>
-            <w:vAlign w:val="center"/>
           </w:tcPr>
           <w:p>
             <w:pPr>
@@ -1934,8 +2109,6 @@
             </w:pPr>
             <w:r>
               <w:rPr>
-                <w:b/>
-                <w:bCs/>
                 <w:color w:val="FFFFFF"/>
                 <w:sz w:val="19"/>
                 <w:szCs w:val="19"/>
@@ -1947,14 +2120,6 @@
         <w:tc>
           <w:tcPr>
             <w:tcW w:w="5700" w:type="dxa"/>
-            <w:shd w:val="clear" w:color="auto" w:fill="1F4E79"/>
-            <w:tcMar>
-              <w:top w:w="50" w:type="dxa"/>
-              <w:left w:w="110" w:type="dxa"/>
-              <w:bottom w:w="50" w:type="dxa"/>
-              <w:right w:w="110" w:type="dxa"/>
-            </w:tcMar>
-            <w:vAlign w:val="center"/>
           </w:tcPr>
           <w:p>
             <w:pPr>
@@ -1962,8 +2127,6 @@
             </w:pPr>
             <w:r>
               <w:rPr>
-                <w:b/>
-                <w:bCs/>
                 <w:color w:val="FFFFFF"/>
                 <w:sz w:val="19"/>
                 <w:szCs w:val="19"/>
@@ -1974,15 +2137,7 @@
         </w:tc>
         <w:tc>
           <w:tcPr>
-            <w:tcW w:w="3900" w:type="dxa"/>
-            <w:shd w:val="clear" w:color="auto" w:fill="1F4E79"/>
-            <w:tcMar>
-              <w:top w:w="50" w:type="dxa"/>
-              <w:left w:w="110" w:type="dxa"/>
-              <w:bottom w:w="50" w:type="dxa"/>
-              <w:right w:w="110" w:type="dxa"/>
-            </w:tcMar>
-            <w:vAlign w:val="center"/>
+            <w:tcW w:w="6265" w:type="dxa"/>
           </w:tcPr>
           <w:p>
             <w:pPr>
@@ -1990,61 +2145,22 @@
             </w:pPr>
             <w:r>
               <w:rPr>
-                <w:b/>
-                <w:bCs/>
                 <w:color w:val="FFFFFF"/>
                 <w:sz w:val="19"/>
                 <w:szCs w:val="19"/>
               </w:rPr>
               <w:t>Workshop</w:t>
-            </w:r>
-          </w:p>
-        </w:tc>
-        <w:tc>
-          <w:tcPr>
-            <w:tcW w:w="2280" w:type="dxa"/>
-            <w:shd w:val="clear" w:color="auto" w:fill="1F4E79"/>
-            <w:tcMar>
-              <w:top w:w="50" w:type="dxa"/>
-              <w:left w:w="110" w:type="dxa"/>
-              <w:bottom w:w="50" w:type="dxa"/>
-              <w:right w:w="110" w:type="dxa"/>
-            </w:tcMar>
-            <w:vAlign w:val="center"/>
-          </w:tcPr>
-          <w:p>
-            <w:pPr>
-              <w:spacing w:line="252" w:lineRule="auto"/>
-            </w:pPr>
-            <w:r>
-              <w:rPr>
-                <w:b/>
-                <w:bCs/>
-                <w:color w:val="FFFFFF"/>
-                <w:sz w:val="19"/>
-                <w:szCs w:val="19"/>
-              </w:rPr>
-              <w:t>Home assignment</w:t>
             </w:r>
           </w:p>
         </w:tc>
       </w:tr>
       <w:tr>
-        <w:tblPrEx>
-          <w:tblCellMar>
-            <w:top w:w="0" w:type="dxa"/>
-            <w:bottom w:w="0" w:type="dxa"/>
-          </w:tblCellMar>
-        </w:tblPrEx>
+        <w:trPr>
+          <w:cnfStyle w:val="000000100000" w:firstRow="0" w:lastRow="0" w:firstColumn="0" w:lastColumn="0" w:oddVBand="0" w:evenVBand="0" w:oddHBand="1" w:evenHBand="0" w:firstRowFirstColumn="0" w:firstRowLastColumn="0" w:lastRowFirstColumn="0" w:lastRowLastColumn="0"/>
+        </w:trPr>
         <w:tc>
           <w:tcPr>
             <w:tcW w:w="1800" w:type="dxa"/>
-            <w:tcMar>
-              <w:top w:w="50" w:type="dxa"/>
-              <w:left w:w="110" w:type="dxa"/>
-              <w:bottom w:w="50" w:type="dxa"/>
-              <w:right w:w="110" w:type="dxa"/>
-            </w:tcMar>
           </w:tcPr>
           <w:p>
             <w:pPr>
@@ -2063,26 +2179,38 @@
           <w:p>
             <w:pPr>
               <w:spacing w:line="252" w:lineRule="auto"/>
-            </w:pPr>
-            <w:r>
               <w:rPr>
                 <w:color w:val="595959"/>
                 <w:sz w:val="17"/>
                 <w:szCs w:val="17"/>
               </w:rPr>
+            </w:pPr>
+            <w:r>
+              <w:rPr>
+                <w:color w:val="595959"/>
+                <w:sz w:val="17"/>
+                <w:szCs w:val="17"/>
+              </w:rPr>
               <w:t>3 sessions · 2 S + 1 W</w:t>
+            </w:r>
+          </w:p>
+          <w:p>
+            <w:pPr>
+              <w:spacing w:line="252" w:lineRule="auto"/>
+            </w:pPr>
+            <w:r>
+              <w:rPr>
+                <w:color w:val="595959"/>
+                <w:sz w:val="17"/>
+                <w:szCs w:val="17"/>
+              </w:rPr>
+              <w:t>2 home assignments</w:t>
             </w:r>
           </w:p>
         </w:tc>
         <w:tc>
           <w:tcPr>
             <w:tcW w:w="5700" w:type="dxa"/>
-            <w:tcMar>
-              <w:top w:w="50" w:type="dxa"/>
-              <w:left w:w="110" w:type="dxa"/>
-              <w:bottom w:w="50" w:type="dxa"/>
-              <w:right w:w="110" w:type="dxa"/>
-            </w:tcMar>
           </w:tcPr>
           <w:p>
             <w:pPr>
@@ -2097,8 +2225,16 @@
               <w:rPr>
                 <w:sz w:val="19"/>
                 <w:szCs w:val="19"/>
-              </w:rPr>
-              <w:t xml:space="preserve">The productization ladder: packaged services </w:t>
+                <w:u w:val="single"/>
+              </w:rPr>
+              <w:t>The productization ladder</w:t>
+            </w:r>
+            <w:r>
+              <w:rPr>
+                <w:sz w:val="19"/>
+                <w:szCs w:val="19"/>
+              </w:rPr>
+              <w:t xml:space="preserve">: packaged services </w:t>
             </w:r>
             <w:r>
               <w:rPr>
@@ -2174,8 +2310,16 @@
               <w:rPr>
                 <w:sz w:val="19"/>
                 <w:szCs w:val="19"/>
-              </w:rPr>
-              <w:t>Product strategy in a services company: where to play; the product-vs-feature decision (standalone offering vs. add-on to existing delivery)</w:t>
+                <w:u w:val="single"/>
+              </w:rPr>
+              <w:t>Product strategy in a services company:</w:t>
+            </w:r>
+            <w:r>
+              <w:rPr>
+                <w:sz w:val="19"/>
+                <w:szCs w:val="19"/>
+              </w:rPr>
+              <w:t xml:space="preserve"> where to play; the product-vs-feature decision (standalone offering vs. add-on to existing delivery)</w:t>
             </w:r>
           </w:p>
           <w:p>
@@ -2191,8 +2335,16 @@
               <w:rPr>
                 <w:sz w:val="19"/>
                 <w:szCs w:val="19"/>
-              </w:rPr>
-              <w:t>Productization case studies from B2B services: what worked, what stalled, and why</w:t>
+                <w:u w:val="single"/>
+              </w:rPr>
+              <w:t>Productization case studies from B2B services</w:t>
+            </w:r>
+            <w:r>
+              <w:rPr>
+                <w:sz w:val="19"/>
+                <w:szCs w:val="19"/>
+              </w:rPr>
+              <w:t>: what worked, what stalled, and why</w:t>
             </w:r>
           </w:p>
           <w:p>
@@ -2208,8 +2360,16 @@
               <w:rPr>
                 <w:sz w:val="19"/>
                 <w:szCs w:val="19"/>
-              </w:rPr>
-              <w:t>Productization artifacts &amp; reusable assets: what makes an asset genuinely reusable</w:t>
+                <w:u w:val="single"/>
+              </w:rPr>
+              <w:t>Productization artifacts &amp; reusable assets</w:t>
+            </w:r>
+            <w:r>
+              <w:rPr>
+                <w:sz w:val="19"/>
+                <w:szCs w:val="19"/>
+              </w:rPr>
+              <w:t>: what makes an asset genuinely reusable</w:t>
             </w:r>
           </w:p>
           <w:p>
@@ -2225,20 +2385,22 @@
               <w:rPr>
                 <w:sz w:val="19"/>
                 <w:szCs w:val="19"/>
-              </w:rPr>
-              <w:t>Organizational alignment: people, investment allocation, incentives</w:t>
+                <w:u w:val="single"/>
+              </w:rPr>
+              <w:t>Organizational alignment</w:t>
+            </w:r>
+            <w:r>
+              <w:rPr>
+                <w:sz w:val="19"/>
+                <w:szCs w:val="19"/>
+              </w:rPr>
+              <w:t>: people, investment allocation, incentives</w:t>
             </w:r>
           </w:p>
         </w:tc>
         <w:tc>
           <w:tcPr>
-            <w:tcW w:w="3900" w:type="dxa"/>
-            <w:tcMar>
-              <w:top w:w="50" w:type="dxa"/>
-              <w:left w:w="110" w:type="dxa"/>
-              <w:bottom w:w="50" w:type="dxa"/>
-              <w:right w:w="110" w:type="dxa"/>
-            </w:tcMar>
+            <w:tcW w:w="6265" w:type="dxa"/>
           </w:tcPr>
           <w:p>
             <w:pPr>
@@ -2269,6 +2431,13 @@
           <w:p>
             <w:pPr>
               <w:spacing w:line="248" w:lineRule="auto"/>
+              <w:rPr>
+                <w:i/>
+                <w:iCs/>
+                <w:color w:val="595959"/>
+                <w:sz w:val="19"/>
+                <w:szCs w:val="19"/>
+              </w:rPr>
             </w:pPr>
             <w:r>
               <w:rPr>
@@ -2292,47 +2461,11 @@
             </w:r>
           </w:p>
         </w:tc>
-        <w:tc>
-          <w:tcPr>
-            <w:tcW w:w="2280" w:type="dxa"/>
-            <w:tcMar>
-              <w:top w:w="50" w:type="dxa"/>
-              <w:left w:w="110" w:type="dxa"/>
-              <w:bottom w:w="50" w:type="dxa"/>
-              <w:right w:w="110" w:type="dxa"/>
-            </w:tcMar>
-          </w:tcPr>
-          <w:p>
-            <w:pPr>
-              <w:spacing w:line="252" w:lineRule="auto"/>
-            </w:pPr>
-            <w:r>
-              <w:rPr>
-                <w:sz w:val="19"/>
-                <w:szCs w:val="19"/>
-              </w:rPr>
-              <w:t>Current-state one-pager for the chosen product: what it is, how it is delivered today, its position on the productization ladder, and the target level.</w:t>
-            </w:r>
-          </w:p>
-        </w:tc>
       </w:tr>
       <w:tr>
-        <w:tblPrEx>
-          <w:tblCellMar>
-            <w:top w:w="0" w:type="dxa"/>
-            <w:bottom w:w="0" w:type="dxa"/>
-          </w:tblCellMar>
-        </w:tblPrEx>
         <w:tc>
           <w:tcPr>
             <w:tcW w:w="1800" w:type="dxa"/>
-            <w:shd w:val="clear" w:color="auto" w:fill="EEF3F9"/>
-            <w:tcMar>
-              <w:top w:w="50" w:type="dxa"/>
-              <w:left w:w="110" w:type="dxa"/>
-              <w:bottom w:w="50" w:type="dxa"/>
-              <w:right w:w="110" w:type="dxa"/>
-            </w:tcMar>
           </w:tcPr>
           <w:p>
             <w:pPr>
@@ -2351,27 +2484,30 @@
           <w:p>
             <w:pPr>
               <w:spacing w:line="252" w:lineRule="auto"/>
-            </w:pPr>
-            <w:r>
               <w:rPr>
                 <w:color w:val="595959"/>
                 <w:sz w:val="17"/>
                 <w:szCs w:val="17"/>
               </w:rPr>
+            </w:pPr>
+            <w:r>
+              <w:rPr>
+                <w:color w:val="595959"/>
+                <w:sz w:val="17"/>
+                <w:szCs w:val="17"/>
+              </w:rPr>
               <w:t>3 sessions · 2 S + 1 W</w:t>
             </w:r>
+          </w:p>
+          <w:p>
+            <w:pPr>
+              <w:spacing w:line="252" w:lineRule="auto"/>
+            </w:pPr>
           </w:p>
         </w:tc>
         <w:tc>
           <w:tcPr>
             <w:tcW w:w="5700" w:type="dxa"/>
-            <w:shd w:val="clear" w:color="auto" w:fill="EEF3F9"/>
-            <w:tcMar>
-              <w:top w:w="50" w:type="dxa"/>
-              <w:left w:w="110" w:type="dxa"/>
-              <w:bottom w:w="50" w:type="dxa"/>
-              <w:right w:w="110" w:type="dxa"/>
-            </w:tcMar>
           </w:tcPr>
           <w:p>
             <w:pPr>
@@ -2386,8 +2522,16 @@
               <w:rPr>
                 <w:sz w:val="19"/>
                 <w:szCs w:val="19"/>
-              </w:rPr>
-              <w:t>Human-centered design: start with the customer; problems and context before solutions</w:t>
+                <w:u w:val="single"/>
+              </w:rPr>
+              <w:t>Human-centered design</w:t>
+            </w:r>
+            <w:r>
+              <w:rPr>
+                <w:sz w:val="19"/>
+                <w:szCs w:val="19"/>
+              </w:rPr>
+              <w:t>: start with the customer; problems and context before solutions</w:t>
             </w:r>
           </w:p>
           <w:p>
@@ -2403,8 +2547,16 @@
               <w:rPr>
                 <w:sz w:val="19"/>
                 <w:szCs w:val="19"/>
-              </w:rPr>
-              <w:t>Lean building: validate before building; product-market fit before scale; MVP thinking</w:t>
+                <w:u w:val="single"/>
+              </w:rPr>
+              <w:t>Lean building:</w:t>
+            </w:r>
+            <w:r>
+              <w:rPr>
+                <w:sz w:val="19"/>
+                <w:szCs w:val="19"/>
+              </w:rPr>
+              <w:t xml:space="preserve"> validate before building; product-market fit before scale; MVP thinking</w:t>
             </w:r>
           </w:p>
           <w:p>
@@ -2420,8 +2572,16 @@
               <w:rPr>
                 <w:sz w:val="19"/>
                 <w:szCs w:val="19"/>
-              </w:rPr>
-              <w:t>Thinking in hypotheses: desirability / viability / feasibility / usability risks</w:t>
+                <w:u w:val="single"/>
+              </w:rPr>
+              <w:t>Thinking in hypotheses:</w:t>
+            </w:r>
+            <w:r>
+              <w:rPr>
+                <w:sz w:val="19"/>
+                <w:szCs w:val="19"/>
+              </w:rPr>
+              <w:t xml:space="preserve"> desirability / viability / feasibility / usability risks</w:t>
             </w:r>
           </w:p>
           <w:p>
@@ -2437,8 +2597,16 @@
               <w:rPr>
                 <w:sz w:val="19"/>
                 <w:szCs w:val="19"/>
-              </w:rPr>
-              <w:t>Finding true problems: “5 Whys”, jobs-to-be-done as a problem lens</w:t>
+                <w:u w:val="single"/>
+              </w:rPr>
+              <w:t>Finding true problems:</w:t>
+            </w:r>
+            <w:r>
+              <w:rPr>
+                <w:sz w:val="19"/>
+                <w:szCs w:val="19"/>
+              </w:rPr>
+              <w:t xml:space="preserve"> “5 Whys”, jobs-to-be-done as a problem lens</w:t>
             </w:r>
           </w:p>
           <w:p>
@@ -2454,21 +2622,22 @@
               <w:rPr>
                 <w:sz w:val="19"/>
                 <w:szCs w:val="19"/>
-              </w:rPr>
-              <w:t>Aligning business goals, product goals and initiatives (introduction to impact mapping)</w:t>
+                <w:u w:val="single"/>
+              </w:rPr>
+              <w:t>Strategic alignment</w:t>
+            </w:r>
+            <w:r>
+              <w:rPr>
+                <w:sz w:val="19"/>
+                <w:szCs w:val="19"/>
+              </w:rPr>
+              <w:t>: aligning business goals, product goals and initiatives (impact mapping, OKRs)</w:t>
             </w:r>
           </w:p>
         </w:tc>
         <w:tc>
           <w:tcPr>
-            <w:tcW w:w="3900" w:type="dxa"/>
-            <w:shd w:val="clear" w:color="auto" w:fill="EEF3F9"/>
-            <w:tcMar>
-              <w:top w:w="50" w:type="dxa"/>
-              <w:left w:w="110" w:type="dxa"/>
-              <w:bottom w:w="50" w:type="dxa"/>
-              <w:right w:w="110" w:type="dxa"/>
-            </w:tcMar>
+            <w:tcW w:w="6265" w:type="dxa"/>
           </w:tcPr>
           <w:p>
             <w:pPr>
@@ -2522,47 +2691,14 @@
             </w:r>
           </w:p>
         </w:tc>
-        <w:tc>
-          <w:tcPr>
-            <w:tcW w:w="2280" w:type="dxa"/>
-            <w:shd w:val="clear" w:color="auto" w:fill="EEF3F9"/>
-            <w:tcMar>
-              <w:top w:w="50" w:type="dxa"/>
-              <w:left w:w="110" w:type="dxa"/>
-              <w:bottom w:w="50" w:type="dxa"/>
-              <w:right w:w="110" w:type="dxa"/>
-            </w:tcMar>
-          </w:tcPr>
-          <w:p>
-            <w:pPr>
-              <w:spacing w:line="252" w:lineRule="auto"/>
-            </w:pPr>
-            <w:r>
-              <w:rPr>
-                <w:sz w:val="19"/>
-                <w:szCs w:val="19"/>
-              </w:rPr>
-              <w:t>Core-insight statement for the product (the unique insight that justifies building it) + top assumptions as hypotheses with confidence levels.</w:t>
-            </w:r>
-          </w:p>
-        </w:tc>
       </w:tr>
       <w:tr>
-        <w:tblPrEx>
-          <w:tblCellMar>
-            <w:top w:w="0" w:type="dxa"/>
-            <w:bottom w:w="0" w:type="dxa"/>
-          </w:tblCellMar>
-        </w:tblPrEx>
+        <w:trPr>
+          <w:cnfStyle w:val="000000100000" w:firstRow="0" w:lastRow="0" w:firstColumn="0" w:lastColumn="0" w:oddVBand="0" w:evenVBand="0" w:oddHBand="1" w:evenHBand="0" w:firstRowFirstColumn="0" w:firstRowLastColumn="0" w:lastRowFirstColumn="0" w:lastRowLastColumn="0"/>
+        </w:trPr>
         <w:tc>
           <w:tcPr>
             <w:tcW w:w="1800" w:type="dxa"/>
-            <w:tcMar>
-              <w:top w:w="50" w:type="dxa"/>
-              <w:left w:w="110" w:type="dxa"/>
-              <w:bottom w:w="50" w:type="dxa"/>
-              <w:right w:w="110" w:type="dxa"/>
-            </w:tcMar>
           </w:tcPr>
           <w:p>
             <w:pPr>
@@ -2588,7 +2724,6 @@
                 <w:sz w:val="17"/>
                 <w:szCs w:val="17"/>
               </w:rPr>
-              <w:lastRenderedPageBreak/>
               <w:t>7 sessions · 4 S + 3 W</w:t>
             </w:r>
           </w:p>
@@ -2596,12 +2731,6 @@
         <w:tc>
           <w:tcPr>
             <w:tcW w:w="5700" w:type="dxa"/>
-            <w:tcMar>
-              <w:top w:w="50" w:type="dxa"/>
-              <w:left w:w="110" w:type="dxa"/>
-              <w:bottom w:w="50" w:type="dxa"/>
-              <w:right w:w="110" w:type="dxa"/>
-            </w:tcMar>
           </w:tcPr>
           <w:p>
             <w:pPr>
@@ -2616,9 +2745,16 @@
               <w:rPr>
                 <w:sz w:val="19"/>
                 <w:szCs w:val="19"/>
-              </w:rPr>
-              <w:lastRenderedPageBreak/>
-              <w:t>Define the market: sizing (TAM / SAM / SOM), ideal customer profile, segmentation (core / situational / non-customers; early adopters)</w:t>
+                <w:u w:val="single"/>
+              </w:rPr>
+              <w:t>Define the market:</w:t>
+            </w:r>
+            <w:r>
+              <w:rPr>
+                <w:sz w:val="19"/>
+                <w:szCs w:val="19"/>
+              </w:rPr>
+              <w:t xml:space="preserve"> sizing (TAM / SAM / SOM), ideal customer profile, segmentation (core / situational / non-customers; early adopters)</w:t>
             </w:r>
           </w:p>
           <w:p>
@@ -2634,9 +2770,16 @@
               <w:rPr>
                 <w:sz w:val="19"/>
                 <w:szCs w:val="19"/>
-              </w:rPr>
-              <w:lastRenderedPageBreak/>
-              <w:t>Define the problem: what the customer is trying to achieve, why, and why they can't today; problem frequency &amp; criticality</w:t>
+                <w:u w:val="single"/>
+              </w:rPr>
+              <w:t>Define the problem</w:t>
+            </w:r>
+            <w:r>
+              <w:rPr>
+                <w:sz w:val="19"/>
+                <w:szCs w:val="19"/>
+              </w:rPr>
+              <w:t>: what the customer is trying to achieve, why, and why they can't today; problem frequency &amp; criticality</w:t>
             </w:r>
           </w:p>
           <w:p>
@@ -2652,8 +2795,16 @@
               <w:rPr>
                 <w:sz w:val="19"/>
                 <w:szCs w:val="19"/>
-              </w:rPr>
-              <w:t xml:space="preserve">Define the solution: impact mapping (business goal </w:t>
+                <w:u w:val="single"/>
+              </w:rPr>
+              <w:t>Define the solution:</w:t>
+            </w:r>
+            <w:r>
+              <w:rPr>
+                <w:sz w:val="19"/>
+                <w:szCs w:val="19"/>
+              </w:rPr>
+              <w:t xml:space="preserve"> impact mapping (business goal </w:t>
             </w:r>
             <w:r>
               <w:rPr>
@@ -2714,8 +2865,16 @@
               <w:rPr>
                 <w:sz w:val="19"/>
                 <w:szCs w:val="19"/>
-              </w:rPr>
-              <w:t>Define alternatives, differentiation &amp; positioning: direct / indirect / adjacent competition; types of competitive advantage</w:t>
+                <w:u w:val="single"/>
+              </w:rPr>
+              <w:t>Define alternatives, differentiation &amp; positioning</w:t>
+            </w:r>
+            <w:r>
+              <w:rPr>
+                <w:sz w:val="19"/>
+                <w:szCs w:val="19"/>
+              </w:rPr>
+              <w:t>: direct / indirect / adjacent competition; types of competitive advantage</w:t>
             </w:r>
           </w:p>
           <w:p>
@@ -2731,8 +2890,17 @@
               <w:rPr>
                 <w:sz w:val="19"/>
                 <w:szCs w:val="19"/>
-              </w:rPr>
-              <w:t>Define business goals &amp; outcomes: business model, unit economics, business impact (acquisition / retention / monetization / profitability / strategic fit)</w:t>
+                <w:u w:val="single"/>
+              </w:rPr>
+              <w:lastRenderedPageBreak/>
+              <w:t>Define business goals &amp; outcomes</w:t>
+            </w:r>
+            <w:r>
+              <w:rPr>
+                <w:sz w:val="19"/>
+                <w:szCs w:val="19"/>
+              </w:rPr>
+              <w:t>: business model, unit economics, business impact (acquisition / retention / monetization / profitability / strategic fit)</w:t>
             </w:r>
           </w:p>
           <w:p>
@@ -2748,6 +2916,7 @@
               <w:rPr>
                 <w:sz w:val="19"/>
                 <w:szCs w:val="19"/>
+                <w:u w:val="single"/>
               </w:rPr>
               <w:t xml:space="preserve">Discover &amp; </w:t>
             </w:r>
@@ -2756,6 +2925,7 @@
               <w:rPr>
                 <w:sz w:val="19"/>
                 <w:szCs w:val="19"/>
+                <w:u w:val="single"/>
               </w:rPr>
               <w:t>validate:</w:t>
             </w:r>
@@ -2781,20 +2951,22 @@
               <w:rPr>
                 <w:sz w:val="19"/>
                 <w:szCs w:val="19"/>
-              </w:rPr>
-              <w:t>Prioritizing product ideas: the qualitative method, RICE, the impact map</w:t>
+                <w:u w:val="single"/>
+              </w:rPr>
+              <w:t>Prioritizing product ideas</w:t>
+            </w:r>
+            <w:r>
+              <w:rPr>
+                <w:sz w:val="19"/>
+                <w:szCs w:val="19"/>
+              </w:rPr>
+              <w:t>: the qualitative method, RICE, the impact map</w:t>
             </w:r>
           </w:p>
         </w:tc>
         <w:tc>
           <w:tcPr>
-            <w:tcW w:w="3900" w:type="dxa"/>
-            <w:tcMar>
-              <w:top w:w="50" w:type="dxa"/>
-              <w:left w:w="110" w:type="dxa"/>
-              <w:bottom w:w="50" w:type="dxa"/>
-              <w:right w:w="110" w:type="dxa"/>
-            </w:tcMar>
+            <w:tcW w:w="6265" w:type="dxa"/>
           </w:tcPr>
           <w:p>
             <w:pPr>
@@ -2814,14 +2986,29 @@
           <w:p>
             <w:pPr>
               <w:spacing w:after="40" w:line="252" w:lineRule="auto"/>
-            </w:pPr>
-            <w:r>
-              <w:rPr>
-                <w:sz w:val="19"/>
-                <w:szCs w:val="19"/>
-              </w:rPr>
-              <w:lastRenderedPageBreak/>
-              <w:t>Across three workshops, each group builds the full Product Map for its product: audience, problem and customer value; then solution (impact map), alternatives / positioning and business value, presenting and taking challenge at each step. The third workshop turns the riskiest assumptions into a prioritized validation plan: hypotheses matched to methods, with success criteria.</w:t>
+              <w:rPr>
+                <w:sz w:val="19"/>
+                <w:szCs w:val="19"/>
+              </w:rPr>
+            </w:pPr>
+            <w:r>
+              <w:rPr>
+                <w:sz w:val="19"/>
+                <w:szCs w:val="19"/>
+              </w:rPr>
+              <w:t xml:space="preserve">Across three workshops, participants will collaboratively build the product map alongside related artifacts: audience, problem and customer value; then solution (impact map), alternatives / positioning and business value, presenting and taking challenge at each step. </w:t>
+            </w:r>
+          </w:p>
+          <w:p>
+            <w:pPr>
+              <w:spacing w:after="40" w:line="252" w:lineRule="auto"/>
+            </w:pPr>
+            <w:r>
+              <w:rPr>
+                <w:sz w:val="19"/>
+                <w:szCs w:val="19"/>
+              </w:rPr>
+              <w:t>The third workshop turns the riskiest assumptions into a prioritized validation plan: hypotheses matched to methods, with success criteria.</w:t>
             </w:r>
           </w:p>
           <w:p>
@@ -2836,6 +3023,7 @@
                 <w:sz w:val="19"/>
                 <w:szCs w:val="19"/>
               </w:rPr>
+              <w:lastRenderedPageBreak/>
               <w:t xml:space="preserve">Output: </w:t>
             </w:r>
             <w:r>
@@ -2850,56 +3038,11 @@
             </w:r>
           </w:p>
         </w:tc>
-        <w:tc>
-          <w:tcPr>
-            <w:tcW w:w="2280" w:type="dxa"/>
-            <w:tcMar>
-              <w:top w:w="50" w:type="dxa"/>
-              <w:left w:w="110" w:type="dxa"/>
-              <w:bottom w:w="50" w:type="dxa"/>
-              <w:right w:w="110" w:type="dxa"/>
-            </w:tcMar>
-          </w:tcPr>
-          <w:p>
-            <w:pPr>
-              <w:spacing w:line="252" w:lineRule="auto"/>
-            </w:pPr>
-            <w:r>
-              <w:rPr>
-                <w:sz w:val="19"/>
-                <w:szCs w:val="19"/>
-              </w:rPr>
-              <w:lastRenderedPageBreak/>
-              <w:t xml:space="preserve">Cumulative: (1) Product Map: audience + problem + customer value; (2) two </w:t>
-            </w:r>
-            <w:r>
-              <w:rPr>
-                <w:sz w:val="19"/>
-                <w:szCs w:val="19"/>
-              </w:rPr>
-              <w:lastRenderedPageBreak/>
-              <w:t>customer-discovery interviews with documented insights; (3) Product Map: solution + alternatives + business value, plus three test-card hypotheses (analytics / market / customer research), one validated and written up as a learning card.</w:t>
-            </w:r>
-          </w:p>
-        </w:tc>
       </w:tr>
       <w:tr>
-        <w:tblPrEx>
-          <w:tblCellMar>
-            <w:top w:w="0" w:type="dxa"/>
-            <w:bottom w:w="0" w:type="dxa"/>
-          </w:tblCellMar>
-        </w:tblPrEx>
         <w:tc>
           <w:tcPr>
             <w:tcW w:w="1800" w:type="dxa"/>
-            <w:shd w:val="clear" w:color="auto" w:fill="EEF3F9"/>
-            <w:tcMar>
-              <w:top w:w="50" w:type="dxa"/>
-              <w:left w:w="110" w:type="dxa"/>
-              <w:bottom w:w="50" w:type="dxa"/>
-              <w:right w:w="110" w:type="dxa"/>
-            </w:tcMar>
           </w:tcPr>
           <w:p>
             <w:pPr>
@@ -2912,6 +3055,7 @@
                 <w:sz w:val="19"/>
                 <w:szCs w:val="19"/>
               </w:rPr>
+              <w:lastRenderedPageBreak/>
               <w:t>4. Product lifecycle: Design &amp; build</w:t>
             </w:r>
           </w:p>
@@ -2932,13 +3076,6 @@
         <w:tc>
           <w:tcPr>
             <w:tcW w:w="5700" w:type="dxa"/>
-            <w:shd w:val="clear" w:color="auto" w:fill="EEF3F9"/>
-            <w:tcMar>
-              <w:top w:w="50" w:type="dxa"/>
-              <w:left w:w="110" w:type="dxa"/>
-              <w:bottom w:w="50" w:type="dxa"/>
-              <w:right w:w="110" w:type="dxa"/>
-            </w:tcMar>
           </w:tcPr>
           <w:p>
             <w:pPr>
@@ -2953,8 +3090,16 @@
               <w:rPr>
                 <w:sz w:val="19"/>
                 <w:szCs w:val="19"/>
-              </w:rPr>
-              <w:t>Product features: co-design / co-development with customers; prioritizing features &amp; scope (MVP approach, feature hamburger, RICE)</w:t>
+                <w:u w:val="single"/>
+              </w:rPr>
+              <w:t>Product features</w:t>
+            </w:r>
+            <w:r>
+              <w:rPr>
+                <w:sz w:val="19"/>
+                <w:szCs w:val="19"/>
+              </w:rPr>
+              <w:t>: co-design / co-development with customers; prioritizing features &amp; scope (MVP approach, feature hamburger, RICE)</w:t>
             </w:r>
           </w:p>
           <w:p>
@@ -2970,6 +3115,7 @@
               <w:rPr>
                 <w:sz w:val="19"/>
                 <w:szCs w:val="19"/>
+                <w:u w:val="single"/>
               </w:rPr>
               <w:t xml:space="preserve">The </w:t>
             </w:r>
@@ -2978,6 +3124,7 @@
               <w:rPr>
                 <w:sz w:val="19"/>
                 <w:szCs w:val="19"/>
+                <w:u w:val="single"/>
               </w:rPr>
               <w:t>platformization</w:t>
             </w:r>
@@ -2986,8 +3133,16 @@
               <w:rPr>
                 <w:sz w:val="19"/>
                 <w:szCs w:val="19"/>
-              </w:rPr>
-              <w:t xml:space="preserve"> spectrum (custom &lt;&gt; fixed &lt;&gt; dev-configurable &lt;&gt; customer-configurable): the central productization decision for a services organization</w:t>
+                <w:u w:val="single"/>
+              </w:rPr>
+              <w:t xml:space="preserve"> spectrum</w:t>
+            </w:r>
+            <w:r>
+              <w:rPr>
+                <w:sz w:val="19"/>
+                <w:szCs w:val="19"/>
+              </w:rPr>
+              <w:t xml:space="preserve"> (custom &lt;&gt; fixed &lt;&gt; dev-configurable &lt;&gt; customer-configurable): the central productization decision for a services organization</w:t>
             </w:r>
           </w:p>
           <w:p>
@@ -3003,8 +3158,16 @@
               <w:rPr>
                 <w:sz w:val="19"/>
                 <w:szCs w:val="19"/>
-              </w:rPr>
-              <w:t xml:space="preserve">Product business model: packaging &amp; pricing (tiering, value metric, value-based pricing; monetization tests: Van </w:t>
+                <w:u w:val="single"/>
+              </w:rPr>
+              <w:t>Product business model</w:t>
+            </w:r>
+            <w:r>
+              <w:rPr>
+                <w:sz w:val="19"/>
+                <w:szCs w:val="19"/>
+              </w:rPr>
+              <w:t xml:space="preserve">: packaging &amp; pricing (tiering, value metric, value-based pricing; monetization tests: Van </w:t>
             </w:r>
             <w:proofErr w:type="spellStart"/>
             <w:r>
@@ -3026,14 +3189,7 @@
         </w:tc>
         <w:tc>
           <w:tcPr>
-            <w:tcW w:w="3900" w:type="dxa"/>
-            <w:shd w:val="clear" w:color="auto" w:fill="EEF3F9"/>
-            <w:tcMar>
-              <w:top w:w="50" w:type="dxa"/>
-              <w:left w:w="110" w:type="dxa"/>
-              <w:bottom w:w="50" w:type="dxa"/>
-              <w:right w:w="110" w:type="dxa"/>
-            </w:tcMar>
+            <w:tcW w:w="6265" w:type="dxa"/>
           </w:tcPr>
           <w:p>
             <w:pPr>
@@ -3114,56 +3270,14 @@
             </w:r>
           </w:p>
         </w:tc>
-        <w:tc>
-          <w:tcPr>
-            <w:tcW w:w="2280" w:type="dxa"/>
-            <w:shd w:val="clear" w:color="auto" w:fill="EEF3F9"/>
-            <w:tcMar>
-              <w:top w:w="50" w:type="dxa"/>
-              <w:left w:w="110" w:type="dxa"/>
-              <w:bottom w:w="50" w:type="dxa"/>
-              <w:right w:w="110" w:type="dxa"/>
-            </w:tcMar>
-          </w:tcPr>
-          <w:p>
-            <w:pPr>
-              <w:spacing w:line="252" w:lineRule="auto"/>
-            </w:pPr>
-            <w:proofErr w:type="spellStart"/>
-            <w:r>
-              <w:rPr>
-                <w:sz w:val="19"/>
-                <w:szCs w:val="19"/>
-              </w:rPr>
-              <w:t>Platformization</w:t>
-            </w:r>
-            <w:proofErr w:type="spellEnd"/>
-            <w:r>
-              <w:rPr>
-                <w:sz w:val="19"/>
-                <w:szCs w:val="19"/>
-              </w:rPr>
-              <w:t xml:space="preserve"> decision table (custom / fixed / configurable per key capability) + a one-page packaging &amp; pricing proposal.</w:t>
-            </w:r>
-          </w:p>
-        </w:tc>
       </w:tr>
       <w:tr>
-        <w:tblPrEx>
-          <w:tblCellMar>
-            <w:top w:w="0" w:type="dxa"/>
-            <w:bottom w:w="0" w:type="dxa"/>
-          </w:tblCellMar>
-        </w:tblPrEx>
+        <w:trPr>
+          <w:cnfStyle w:val="000000100000" w:firstRow="0" w:lastRow="0" w:firstColumn="0" w:lastColumn="0" w:oddVBand="0" w:evenVBand="0" w:oddHBand="1" w:evenHBand="0" w:firstRowFirstColumn="0" w:firstRowLastColumn="0" w:lastRowFirstColumn="0" w:lastRowLastColumn="0"/>
+        </w:trPr>
         <w:tc>
           <w:tcPr>
             <w:tcW w:w="1800" w:type="dxa"/>
-            <w:tcMar>
-              <w:top w:w="50" w:type="dxa"/>
-              <w:left w:w="110" w:type="dxa"/>
-              <w:bottom w:w="50" w:type="dxa"/>
-              <w:right w:w="110" w:type="dxa"/>
-            </w:tcMar>
           </w:tcPr>
           <w:p>
             <w:pPr>
@@ -3196,12 +3310,6 @@
         <w:tc>
           <w:tcPr>
             <w:tcW w:w="5700" w:type="dxa"/>
-            <w:tcMar>
-              <w:top w:w="50" w:type="dxa"/>
-              <w:left w:w="110" w:type="dxa"/>
-              <w:bottom w:w="50" w:type="dxa"/>
-              <w:right w:w="110" w:type="dxa"/>
-            </w:tcMar>
           </w:tcPr>
           <w:p>
             <w:pPr>
@@ -3216,8 +3324,24 @@
               <w:rPr>
                 <w:sz w:val="19"/>
                 <w:szCs w:val="19"/>
-              </w:rPr>
-              <w:t>The product feedback loop; measuring activation, retention &amp; engagement</w:t>
+                <w:u w:val="single"/>
+              </w:rPr>
+              <w:t>The product feedback loop</w:t>
+            </w:r>
+            <w:r>
+              <w:rPr>
+                <w:sz w:val="19"/>
+                <w:szCs w:val="19"/>
+                <w:u w:val="single"/>
+              </w:rPr>
+              <w:t xml:space="preserve"> &amp; measurement</w:t>
+            </w:r>
+            <w:r>
+              <w:rPr>
+                <w:sz w:val="19"/>
+                <w:szCs w:val="19"/>
+              </w:rPr>
+              <w:t>; measuring activation, retention &amp; engagement</w:t>
             </w:r>
           </w:p>
           <w:p>
@@ -3233,8 +3357,16 @@
               <w:rPr>
                 <w:sz w:val="19"/>
                 <w:szCs w:val="19"/>
-              </w:rPr>
-              <w:t>Processing qualitative customer feedback (content-analysis matrix; AI-assisted classification)</w:t>
+                <w:u w:val="single"/>
+              </w:rPr>
+              <w:t>Processing qualitative customer feedback</w:t>
+            </w:r>
+            <w:r>
+              <w:rPr>
+                <w:sz w:val="19"/>
+                <w:szCs w:val="19"/>
+              </w:rPr>
+              <w:t xml:space="preserve"> (content-analysis matrix; AI-assisted classification)</w:t>
             </w:r>
           </w:p>
           <w:p>
@@ -3250,8 +3382,16 @@
               <w:rPr>
                 <w:sz w:val="19"/>
                 <w:szCs w:val="19"/>
-              </w:rPr>
-              <w:t xml:space="preserve">The pathway to enterprise adoption: </w:t>
+                <w:u w:val="single"/>
+              </w:rPr>
+              <w:t>The pathway to enterprise adoption</w:t>
+            </w:r>
+            <w:r>
+              <w:rPr>
+                <w:sz w:val="19"/>
+                <w:szCs w:val="19"/>
+              </w:rPr>
+              <w:t xml:space="preserve">: </w:t>
             </w:r>
             <w:proofErr w:type="gramStart"/>
             <w:r>
@@ -3283,8 +3423,16 @@
               <w:rPr>
                 <w:sz w:val="19"/>
                 <w:szCs w:val="19"/>
-              </w:rPr>
-              <w:t>Metric systems: value / outcome metrics (satisfaction, time-on-task, accuracy, conversion, activity); direct vs. proxy measures; cohorts vs. segments</w:t>
+                <w:u w:val="single"/>
+              </w:rPr>
+              <w:t>Metric systems</w:t>
+            </w:r>
+            <w:r>
+              <w:rPr>
+                <w:sz w:val="19"/>
+                <w:szCs w:val="19"/>
+              </w:rPr>
+              <w:t>: value / outcome metrics (satisfaction, time-on-task, accuracy, conversion, activity); direct vs. proxy measures; cohorts vs. segments</w:t>
             </w:r>
           </w:p>
           <w:p>
@@ -3300,9 +3448,16 @@
               <w:rPr>
                 <w:sz w:val="19"/>
                 <w:szCs w:val="19"/>
-              </w:rPr>
-              <w:lastRenderedPageBreak/>
-              <w:t xml:space="preserve">Planning: prioritization frameworks; </w:t>
+                <w:u w:val="single"/>
+              </w:rPr>
+              <w:t>Planning</w:t>
+            </w:r>
+            <w:r>
+              <w:rPr>
+                <w:sz w:val="19"/>
+                <w:szCs w:val="19"/>
+              </w:rPr>
+              <w:t xml:space="preserve">: prioritization frameworks; </w:t>
             </w:r>
             <w:proofErr w:type="spellStart"/>
             <w:r>
@@ -3324,13 +3479,7 @@
         </w:tc>
         <w:tc>
           <w:tcPr>
-            <w:tcW w:w="3900" w:type="dxa"/>
-            <w:tcMar>
-              <w:top w:w="50" w:type="dxa"/>
-              <w:left w:w="110" w:type="dxa"/>
-              <w:bottom w:w="50" w:type="dxa"/>
-              <w:right w:w="110" w:type="dxa"/>
-            </w:tcMar>
+            <w:tcW w:w="6265" w:type="dxa"/>
           </w:tcPr>
           <w:p>
             <w:pPr>
@@ -3343,7 +3492,6 @@
                 <w:sz w:val="19"/>
                 <w:szCs w:val="19"/>
               </w:rPr>
-              <w:lastRenderedPageBreak/>
               <w:t>Adoption &amp; roadmap workshop</w:t>
             </w:r>
           </w:p>
@@ -3371,7 +3519,6 @@
                 <w:sz w:val="19"/>
                 <w:szCs w:val="19"/>
               </w:rPr>
-              <w:lastRenderedPageBreak/>
               <w:t xml:space="preserve">Output: </w:t>
             </w:r>
             <w:r>
@@ -3386,48 +3533,11 @@
             </w:r>
           </w:p>
         </w:tc>
-        <w:tc>
-          <w:tcPr>
-            <w:tcW w:w="2280" w:type="dxa"/>
-            <w:tcMar>
-              <w:top w:w="50" w:type="dxa"/>
-              <w:left w:w="110" w:type="dxa"/>
-              <w:bottom w:w="50" w:type="dxa"/>
-              <w:right w:w="110" w:type="dxa"/>
-            </w:tcMar>
-          </w:tcPr>
-          <w:p>
-            <w:pPr>
-              <w:spacing w:line="252" w:lineRule="auto"/>
-            </w:pPr>
-            <w:r>
-              <w:rPr>
-                <w:sz w:val="19"/>
-                <w:szCs w:val="19"/>
-              </w:rPr>
-              <w:lastRenderedPageBreak/>
-              <w:t>North-star / adoption metric + supporting metric system; a Now / Next / Later roadmap for the product.</w:t>
-            </w:r>
-          </w:p>
-        </w:tc>
       </w:tr>
       <w:tr>
-        <w:tblPrEx>
-          <w:tblCellMar>
-            <w:top w:w="0" w:type="dxa"/>
-            <w:bottom w:w="0" w:type="dxa"/>
-          </w:tblCellMar>
-        </w:tblPrEx>
         <w:tc>
           <w:tcPr>
             <w:tcW w:w="1800" w:type="dxa"/>
-            <w:shd w:val="clear" w:color="auto" w:fill="EEF3F9"/>
-            <w:tcMar>
-              <w:top w:w="50" w:type="dxa"/>
-              <w:left w:w="110" w:type="dxa"/>
-              <w:bottom w:w="50" w:type="dxa"/>
-              <w:right w:w="110" w:type="dxa"/>
-            </w:tcMar>
           </w:tcPr>
           <w:p>
             <w:pPr>
@@ -3460,13 +3570,6 @@
         <w:tc>
           <w:tcPr>
             <w:tcW w:w="5700" w:type="dxa"/>
-            <w:shd w:val="clear" w:color="auto" w:fill="EEF3F9"/>
-            <w:tcMar>
-              <w:top w:w="50" w:type="dxa"/>
-              <w:left w:w="110" w:type="dxa"/>
-              <w:bottom w:w="50" w:type="dxa"/>
-              <w:right w:w="110" w:type="dxa"/>
-            </w:tcMar>
           </w:tcPr>
           <w:p>
             <w:pPr>
@@ -3481,8 +3584,16 @@
               <w:rPr>
                 <w:sz w:val="19"/>
                 <w:szCs w:val="19"/>
-              </w:rPr>
-              <w:t>Agentic AI to accelerate PM performance: agents, skills and context systems in day-to-day product work, incl. a live demo of a working agentic-PM setup</w:t>
+                <w:u w:val="single"/>
+              </w:rPr>
+              <w:t>Agentic AI to accelerate PM performance</w:t>
+            </w:r>
+            <w:r>
+              <w:rPr>
+                <w:sz w:val="19"/>
+                <w:szCs w:val="19"/>
+              </w:rPr>
+              <w:t>: agents, skills and context systems in day-to-day product work, incl. a live demo of a working agentic-PM setup</w:t>
             </w:r>
           </w:p>
           <w:p>
@@ -3498,8 +3609,16 @@
               <w:rPr>
                 <w:sz w:val="19"/>
                 <w:szCs w:val="19"/>
-              </w:rPr>
-              <w:t>The PM role in the agentic-AI era: the blurring boundaries between product, engineering and design</w:t>
+                <w:u w:val="single"/>
+              </w:rPr>
+              <w:t>The PM role in the agentic-AI era</w:t>
+            </w:r>
+            <w:r>
+              <w:rPr>
+                <w:sz w:val="19"/>
+                <w:szCs w:val="19"/>
+              </w:rPr>
+              <w:t>: the blurring boundaries between product, engineering and design</w:t>
             </w:r>
           </w:p>
           <w:p>
@@ -3515,21 +3634,22 @@
               <w:rPr>
                 <w:sz w:val="19"/>
                 <w:szCs w:val="19"/>
-              </w:rPr>
-              <w:t>Shipping AI solutions to customers: evals &amp; governance</w:t>
+                <w:u w:val="single"/>
+              </w:rPr>
+              <w:t>Shipping AI solutions to customers</w:t>
+            </w:r>
+            <w:r>
+              <w:rPr>
+                <w:sz w:val="19"/>
+                <w:szCs w:val="19"/>
+              </w:rPr>
+              <w:t>: evals &amp; governance</w:t>
             </w:r>
           </w:p>
         </w:tc>
         <w:tc>
           <w:tcPr>
-            <w:tcW w:w="3900" w:type="dxa"/>
-            <w:shd w:val="clear" w:color="auto" w:fill="EEF3F9"/>
-            <w:tcMar>
-              <w:top w:w="50" w:type="dxa"/>
-              <w:left w:w="110" w:type="dxa"/>
-              <w:bottom w:w="50" w:type="dxa"/>
-              <w:right w:w="110" w:type="dxa"/>
-            </w:tcMar>
+            <w:tcW w:w="6265" w:type="dxa"/>
           </w:tcPr>
           <w:p>
             <w:pPr>
@@ -3554,52 +3674,7 @@
                 <w:sz w:val="19"/>
                 <w:szCs w:val="19"/>
               </w:rPr>
-              <w:t xml:space="preserve">Each group maps its own product workflow (discovery </w:t>
-            </w:r>
-            <w:r>
-              <w:rPr>
-                <w:rFonts w:ascii="Arial" w:hAnsi="Arial" w:cs="Arial"/>
-                <w:sz w:val="19"/>
-                <w:szCs w:val="19"/>
-              </w:rPr>
-              <w:t>→</w:t>
-            </w:r>
-            <w:r>
-              <w:rPr>
-                <w:sz w:val="19"/>
-                <w:szCs w:val="19"/>
-              </w:rPr>
-              <w:t xml:space="preserve"> definition </w:t>
-            </w:r>
-            <w:r>
-              <w:rPr>
-                <w:rFonts w:ascii="Arial" w:hAnsi="Arial" w:cs="Arial"/>
-                <w:sz w:val="19"/>
-                <w:szCs w:val="19"/>
-              </w:rPr>
-              <w:t>→</w:t>
-            </w:r>
-            <w:r>
-              <w:rPr>
-                <w:sz w:val="19"/>
-                <w:szCs w:val="19"/>
-              </w:rPr>
-              <w:t xml:space="preserve"> delivery </w:t>
-            </w:r>
-            <w:r>
-              <w:rPr>
-                <w:rFonts w:ascii="Arial" w:hAnsi="Arial" w:cs="Arial"/>
-                <w:sz w:val="19"/>
-                <w:szCs w:val="19"/>
-              </w:rPr>
-              <w:t>→</w:t>
-            </w:r>
-            <w:r>
-              <w:rPr>
-                <w:sz w:val="19"/>
-                <w:szCs w:val="19"/>
-              </w:rPr>
-              <w:t xml:space="preserve"> measurement), identifies where agents, skills and context systems can accelerate or take over parts of the PM work, and defines 1–2 focus areas with the first experiments to run.</w:t>
+              <w:t xml:space="preserve">Participants map proposed agentic AI use cases to their own work in areas like building PRDs, internal decks, market research, customer feedback triage, product analytics, etc., and define 1–2 focus areas where they will plan to apply </w:t>
             </w:r>
           </w:p>
           <w:p>
@@ -3628,47 +3703,14 @@
             </w:r>
           </w:p>
         </w:tc>
-        <w:tc>
-          <w:tcPr>
-            <w:tcW w:w="2280" w:type="dxa"/>
-            <w:shd w:val="clear" w:color="auto" w:fill="EEF3F9"/>
-            <w:tcMar>
-              <w:top w:w="50" w:type="dxa"/>
-              <w:left w:w="110" w:type="dxa"/>
-              <w:bottom w:w="50" w:type="dxa"/>
-              <w:right w:w="110" w:type="dxa"/>
-            </w:tcMar>
-          </w:tcPr>
-          <w:p>
-            <w:pPr>
-              <w:spacing w:line="252" w:lineRule="auto"/>
-            </w:pPr>
-            <w:r>
-              <w:rPr>
-                <w:sz w:val="19"/>
-                <w:szCs w:val="19"/>
-              </w:rPr>
-              <w:t>Sketch the group's agentic PM setup for its chosen focus areas (light: the program is converging).</w:t>
-            </w:r>
-          </w:p>
-        </w:tc>
       </w:tr>
       <w:tr>
-        <w:tblPrEx>
-          <w:tblCellMar>
-            <w:top w:w="0" w:type="dxa"/>
-            <w:bottom w:w="0" w:type="dxa"/>
-          </w:tblCellMar>
-        </w:tblPrEx>
+        <w:trPr>
+          <w:cnfStyle w:val="000000100000" w:firstRow="0" w:lastRow="0" w:firstColumn="0" w:lastColumn="0" w:oddVBand="0" w:evenVBand="0" w:oddHBand="1" w:evenHBand="0" w:firstRowFirstColumn="0" w:firstRowLastColumn="0" w:lastRowFirstColumn="0" w:lastRowLastColumn="0"/>
+        </w:trPr>
         <w:tc>
           <w:tcPr>
             <w:tcW w:w="1800" w:type="dxa"/>
-            <w:tcMar>
-              <w:top w:w="50" w:type="dxa"/>
-              <w:left w:w="110" w:type="dxa"/>
-              <w:bottom w:w="50" w:type="dxa"/>
-              <w:right w:w="110" w:type="dxa"/>
-            </w:tcMar>
           </w:tcPr>
           <w:p>
             <w:pPr>
@@ -3681,6 +3723,7 @@
                 <w:sz w:val="19"/>
                 <w:szCs w:val="19"/>
               </w:rPr>
+              <w:lastRenderedPageBreak/>
               <w:t>7. Next steps</w:t>
             </w:r>
           </w:p>
@@ -3694,19 +3737,13 @@
                 <w:sz w:val="17"/>
                 <w:szCs w:val="17"/>
               </w:rPr>
-              <w:t>2 sessions · 1 S + 1 W</w:t>
+              <w:t xml:space="preserve">1 session · 1 S </w:t>
             </w:r>
           </w:p>
         </w:tc>
         <w:tc>
           <w:tcPr>
             <w:tcW w:w="5700" w:type="dxa"/>
-            <w:tcMar>
-              <w:top w:w="50" w:type="dxa"/>
-              <w:left w:w="110" w:type="dxa"/>
-              <w:bottom w:w="50" w:type="dxa"/>
-              <w:right w:w="110" w:type="dxa"/>
-            </w:tcMar>
           </w:tcPr>
           <w:p>
             <w:pPr>
@@ -3721,8 +3758,16 @@
               <w:rPr>
                 <w:sz w:val="19"/>
                 <w:szCs w:val="19"/>
-              </w:rPr>
-              <w:t xml:space="preserve">Turning engineering capabilities into repeatable offerings: the product processes and operating model that make productization </w:t>
+                <w:u w:val="single"/>
+              </w:rPr>
+              <w:t>Turning engineering capabilities into repeatable offerings</w:t>
+            </w:r>
+            <w:r>
+              <w:rPr>
+                <w:sz w:val="19"/>
+                <w:szCs w:val="19"/>
+              </w:rPr>
+              <w:t xml:space="preserve">: the product processes and operating model that make productization </w:t>
             </w:r>
             <w:proofErr w:type="gramStart"/>
             <w:r>
@@ -3738,19 +3783,13 @@
                 <w:sz w:val="19"/>
                 <w:szCs w:val="19"/>
               </w:rPr>
-              <w:t xml:space="preserve"> vision, discovery, delivery, measurement, prioritization, roadmap, asset ownership, incentives</w:t>
+              <w:t xml:space="preserve"> recap + discussion on the next steps.</w:t>
             </w:r>
           </w:p>
         </w:tc>
         <w:tc>
           <w:tcPr>
-            <w:tcW w:w="3900" w:type="dxa"/>
-            <w:tcMar>
-              <w:top w:w="50" w:type="dxa"/>
-              <w:left w:w="110" w:type="dxa"/>
-              <w:bottom w:w="50" w:type="dxa"/>
-              <w:right w:w="110" w:type="dxa"/>
-            </w:tcMar>
+            <w:tcW w:w="6265" w:type="dxa"/>
           </w:tcPr>
           <w:p>
             <w:pPr>
@@ -3801,29 +3840,6 @@
                 <w:szCs w:val="19"/>
               </w:rPr>
               <w:t>a next-steps transformation roadmap + owned commitments.</w:t>
-            </w:r>
-          </w:p>
-        </w:tc>
-        <w:tc>
-          <w:tcPr>
-            <w:tcW w:w="2280" w:type="dxa"/>
-            <w:tcMar>
-              <w:top w:w="50" w:type="dxa"/>
-              <w:left w:w="110" w:type="dxa"/>
-              <w:bottom w:w="50" w:type="dxa"/>
-              <w:right w:w="110" w:type="dxa"/>
-            </w:tcMar>
-          </w:tcPr>
-          <w:p>
-            <w:pPr>
-              <w:spacing w:line="252" w:lineRule="auto"/>
-            </w:pPr>
-            <w:r>
-              <w:rPr>
-                <w:sz w:val="19"/>
-                <w:szCs w:val="19"/>
-              </w:rPr>
-              <w:t>None: the capstone is presented live in the final session.</w:t>
             </w:r>
           </w:p>
         </w:tc>
@@ -3883,7 +3899,15 @@
         <w:sz w:val="16"/>
         <w:szCs w:val="16"/>
       </w:rPr>
-      <w:t xml:space="preserve">Oleksii </w:t>
+      <w:t>Alex</w:t>
+    </w:r>
+    <w:r>
+      <w:rPr>
+        <w:color w:val="7F7F7F"/>
+        <w:sz w:val="16"/>
+        <w:szCs w:val="16"/>
+      </w:rPr>
+      <w:t xml:space="preserve"> </w:t>
     </w:r>
     <w:proofErr w:type="gramStart"/>
     <w:r>
@@ -3892,7 +3916,16 @@
         <w:sz w:val="16"/>
         <w:szCs w:val="16"/>
       </w:rPr>
-      <w:t>Orlov  ·</w:t>
+      <w:t xml:space="preserve">Orlov  </w:t>
+    </w:r>
+    <w:bookmarkStart w:id="0" w:name="OLE_LINK1"/>
+    <w:r>
+      <w:rPr>
+        <w:color w:val="7F7F7F"/>
+        <w:sz w:val="16"/>
+        <w:szCs w:val="16"/>
+      </w:rPr>
+      <w:t>·</w:t>
     </w:r>
     <w:proofErr w:type="gramEnd"/>
     <w:r>
@@ -3901,7 +3934,24 @@
         <w:sz w:val="16"/>
         <w:szCs w:val="16"/>
       </w:rPr>
-      <w:t xml:space="preserve">  Product Management corporate </w:t>
+      <w:t xml:space="preserve"> </w:t>
+    </w:r>
+    <w:bookmarkEnd w:id="0"/>
+    <w:r>
+      <w:rPr>
+        <w:color w:val="7F7F7F"/>
+        <w:sz w:val="16"/>
+        <w:szCs w:val="16"/>
+      </w:rPr>
+      <w:t xml:space="preserve"> </w:t>
+    </w:r>
+    <w:r>
+      <w:rPr>
+        <w:color w:val="7F7F7F"/>
+        <w:sz w:val="16"/>
+        <w:szCs w:val="16"/>
+      </w:rPr>
+      <w:t xml:space="preserve">A bespoke training &amp; transformation </w:t>
     </w:r>
     <w:proofErr w:type="gramStart"/>
     <w:r>
@@ -3910,7 +3960,23 @@
         <w:sz w:val="16"/>
         <w:szCs w:val="16"/>
       </w:rPr>
-      <w:t>training  ·</w:t>
+      <w:t xml:space="preserve">program </w:t>
+    </w:r>
+    <w:r>
+      <w:rPr>
+        <w:color w:val="7F7F7F"/>
+        <w:sz w:val="16"/>
+        <w:szCs w:val="16"/>
+      </w:rPr>
+      <w:t xml:space="preserve"> </w:t>
+    </w:r>
+    <w:r>
+      <w:rPr>
+        <w:color w:val="7F7F7F"/>
+        <w:sz w:val="16"/>
+        <w:szCs w:val="16"/>
+      </w:rPr>
+      <w:t>·</w:t>
     </w:r>
     <w:proofErr w:type="gramEnd"/>
     <w:r>
@@ -3919,7 +3985,23 @@
         <w:sz w:val="16"/>
         <w:szCs w:val="16"/>
       </w:rPr>
-      <w:t xml:space="preserve">  Commercial proposal</w:t>
+      <w:t xml:space="preserve"> </w:t>
+    </w:r>
+    <w:r>
+      <w:rPr>
+        <w:color w:val="7F7F7F"/>
+        <w:sz w:val="16"/>
+        <w:szCs w:val="16"/>
+      </w:rPr>
+      <w:t xml:space="preserve"> </w:t>
+    </w:r>
+    <w:r>
+      <w:rPr>
+        <w:color w:val="7F7F7F"/>
+        <w:sz w:val="16"/>
+        <w:szCs w:val="16"/>
+      </w:rPr>
+      <w:t>Commercial proposal</w:t>
     </w:r>
     <w:r>
       <w:rPr>
@@ -4047,7 +4129,7 @@
         <w:sz w:val="16"/>
         <w:szCs w:val="16"/>
       </w:rPr>
-      <w:t xml:space="preserve">Oleksii </w:t>
+      <w:t xml:space="preserve">Alex </w:t>
     </w:r>
     <w:proofErr w:type="gramStart"/>
     <w:r>
@@ -4065,7 +4147,15 @@
         <w:sz w:val="16"/>
         <w:szCs w:val="16"/>
       </w:rPr>
-      <w:t xml:space="preserve">  Product Management corporate </w:t>
+      <w:t xml:space="preserve">  </w:t>
+    </w:r>
+    <w:r>
+      <w:rPr>
+        <w:color w:val="7F7F7F"/>
+        <w:sz w:val="16"/>
+        <w:szCs w:val="16"/>
+      </w:rPr>
+      <w:t xml:space="preserve">A bespoke training &amp; transformation </w:t>
     </w:r>
     <w:proofErr w:type="gramStart"/>
     <w:r>
@@ -4074,7 +4164,15 @@
         <w:sz w:val="16"/>
         <w:szCs w:val="16"/>
       </w:rPr>
-      <w:t>training  ·</w:t>
+      <w:t xml:space="preserve">program </w:t>
+    </w:r>
+    <w:r>
+      <w:rPr>
+        <w:color w:val="7F7F7F"/>
+        <w:sz w:val="16"/>
+        <w:szCs w:val="16"/>
+      </w:rPr>
+      <w:t xml:space="preserve"> ·</w:t>
     </w:r>
     <w:proofErr w:type="gramEnd"/>
     <w:r>
@@ -5929,6 +6027,275 @@
       <w:u w:val="single"/>
     </w:rPr>
   </w:style>
+  <w:style w:type="table" w:styleId="GridTable1Light-Accent1">
+    <w:name w:val="Grid Table 1 Light Accent 1"/>
+    <w:basedOn w:val="TableNormal"/>
+    <w:uiPriority w:val="46"/>
+    <w:rsid w:val="00343BC2"/>
+    <w:pPr>
+      <w:spacing w:after="0" w:line="240" w:lineRule="auto"/>
+    </w:pPr>
+    <w:tblPr>
+      <w:tblStyleRowBandSize w:val="1"/>
+      <w:tblStyleColBandSize w:val="1"/>
+      <w:tblBorders>
+        <w:top w:val="single" w:sz="4" w:space="0" w:color="FCE0A6" w:themeColor="accent1" w:themeTint="66"/>
+        <w:left w:val="single" w:sz="4" w:space="0" w:color="FCE0A6" w:themeColor="accent1" w:themeTint="66"/>
+        <w:bottom w:val="single" w:sz="4" w:space="0" w:color="FCE0A6" w:themeColor="accent1" w:themeTint="66"/>
+        <w:right w:val="single" w:sz="4" w:space="0" w:color="FCE0A6" w:themeColor="accent1" w:themeTint="66"/>
+        <w:insideH w:val="single" w:sz="4" w:space="0" w:color="FCE0A6" w:themeColor="accent1" w:themeTint="66"/>
+        <w:insideV w:val="single" w:sz="4" w:space="0" w:color="FCE0A6" w:themeColor="accent1" w:themeTint="66"/>
+      </w:tblBorders>
+    </w:tblPr>
+    <w:tblStylePr w:type="firstRow">
+      <w:rPr>
+        <w:b/>
+        <w:bCs/>
+      </w:rPr>
+      <w:tblPr/>
+      <w:tcPr>
+        <w:tcBorders>
+          <w:bottom w:val="single" w:sz="12" w:space="0" w:color="FAD17A" w:themeColor="accent1" w:themeTint="99"/>
+        </w:tcBorders>
+      </w:tcPr>
+    </w:tblStylePr>
+    <w:tblStylePr w:type="lastRow">
+      <w:rPr>
+        <w:b/>
+        <w:bCs/>
+      </w:rPr>
+      <w:tblPr/>
+      <w:tcPr>
+        <w:tcBorders>
+          <w:top w:val="double" w:sz="2" w:space="0" w:color="FAD17A" w:themeColor="accent1" w:themeTint="99"/>
+        </w:tcBorders>
+      </w:tcPr>
+    </w:tblStylePr>
+    <w:tblStylePr w:type="firstCol">
+      <w:rPr>
+        <w:b/>
+        <w:bCs/>
+      </w:rPr>
+    </w:tblStylePr>
+    <w:tblStylePr w:type="lastCol">
+      <w:rPr>
+        <w:b/>
+        <w:bCs/>
+      </w:rPr>
+    </w:tblStylePr>
+  </w:style>
+  <w:style w:type="table" w:styleId="GridTable4-Accent1">
+    <w:name w:val="Grid Table 4 Accent 1"/>
+    <w:basedOn w:val="TableNormal"/>
+    <w:uiPriority w:val="49"/>
+    <w:rsid w:val="00343BC2"/>
+    <w:pPr>
+      <w:spacing w:after="0" w:line="240" w:lineRule="auto"/>
+    </w:pPr>
+    <w:tblPr>
+      <w:tblStyleRowBandSize w:val="1"/>
+      <w:tblStyleColBandSize w:val="1"/>
+      <w:tblBorders>
+        <w:top w:val="single" w:sz="4" w:space="0" w:color="FAD17A" w:themeColor="accent1" w:themeTint="99"/>
+        <w:left w:val="single" w:sz="4" w:space="0" w:color="FAD17A" w:themeColor="accent1" w:themeTint="99"/>
+        <w:bottom w:val="single" w:sz="4" w:space="0" w:color="FAD17A" w:themeColor="accent1" w:themeTint="99"/>
+        <w:right w:val="single" w:sz="4" w:space="0" w:color="FAD17A" w:themeColor="accent1" w:themeTint="99"/>
+        <w:insideH w:val="single" w:sz="4" w:space="0" w:color="FAD17A" w:themeColor="accent1" w:themeTint="99"/>
+        <w:insideV w:val="single" w:sz="4" w:space="0" w:color="FAD17A" w:themeColor="accent1" w:themeTint="99"/>
+      </w:tblBorders>
+    </w:tblPr>
+    <w:tblStylePr w:type="firstRow">
+      <w:rPr>
+        <w:b/>
+        <w:bCs/>
+        <w:color w:val="FFFFFF" w:themeColor="background1"/>
+      </w:rPr>
+      <w:tblPr/>
+      <w:tcPr>
+        <w:tcBorders>
+          <w:top w:val="single" w:sz="4" w:space="0" w:color="F8B323" w:themeColor="accent1"/>
+          <w:left w:val="single" w:sz="4" w:space="0" w:color="F8B323" w:themeColor="accent1"/>
+          <w:bottom w:val="single" w:sz="4" w:space="0" w:color="F8B323" w:themeColor="accent1"/>
+          <w:right w:val="single" w:sz="4" w:space="0" w:color="F8B323" w:themeColor="accent1"/>
+          <w:insideH w:val="nil"/>
+          <w:insideV w:val="nil"/>
+        </w:tcBorders>
+        <w:shd w:val="clear" w:color="auto" w:fill="F8B323" w:themeFill="accent1"/>
+      </w:tcPr>
+    </w:tblStylePr>
+    <w:tblStylePr w:type="lastRow">
+      <w:rPr>
+        <w:b/>
+        <w:bCs/>
+      </w:rPr>
+      <w:tblPr/>
+      <w:tcPr>
+        <w:tcBorders>
+          <w:top w:val="double" w:sz="4" w:space="0" w:color="F8B323" w:themeColor="accent1"/>
+        </w:tcBorders>
+      </w:tcPr>
+    </w:tblStylePr>
+    <w:tblStylePr w:type="firstCol">
+      <w:rPr>
+        <w:b/>
+        <w:bCs/>
+      </w:rPr>
+    </w:tblStylePr>
+    <w:tblStylePr w:type="lastCol">
+      <w:rPr>
+        <w:b/>
+        <w:bCs/>
+      </w:rPr>
+    </w:tblStylePr>
+    <w:tblStylePr w:type="band1Vert">
+      <w:tblPr/>
+      <w:tcPr>
+        <w:shd w:val="clear" w:color="auto" w:fill="FDEFD2" w:themeFill="accent1" w:themeFillTint="33"/>
+      </w:tcPr>
+    </w:tblStylePr>
+    <w:tblStylePr w:type="band1Horz">
+      <w:tblPr/>
+      <w:tcPr>
+        <w:shd w:val="clear" w:color="auto" w:fill="FDEFD2" w:themeFill="accent1" w:themeFillTint="33"/>
+      </w:tcPr>
+    </w:tblStylePr>
+  </w:style>
+  <w:style w:type="table" w:styleId="GridTable6Colorful-Accent1">
+    <w:name w:val="Grid Table 6 Colorful Accent 1"/>
+    <w:basedOn w:val="TableNormal"/>
+    <w:uiPriority w:val="51"/>
+    <w:rsid w:val="00343BC2"/>
+    <w:pPr>
+      <w:spacing w:after="0" w:line="240" w:lineRule="auto"/>
+    </w:pPr>
+    <w:rPr>
+      <w:color w:val="CD8C06" w:themeColor="accent1" w:themeShade="BF"/>
+    </w:rPr>
+    <w:tblPr>
+      <w:tblStyleRowBandSize w:val="1"/>
+      <w:tblStyleColBandSize w:val="1"/>
+      <w:tblBorders>
+        <w:top w:val="single" w:sz="4" w:space="0" w:color="FAD17A" w:themeColor="accent1" w:themeTint="99"/>
+        <w:left w:val="single" w:sz="4" w:space="0" w:color="FAD17A" w:themeColor="accent1" w:themeTint="99"/>
+        <w:bottom w:val="single" w:sz="4" w:space="0" w:color="FAD17A" w:themeColor="accent1" w:themeTint="99"/>
+        <w:right w:val="single" w:sz="4" w:space="0" w:color="FAD17A" w:themeColor="accent1" w:themeTint="99"/>
+        <w:insideH w:val="single" w:sz="4" w:space="0" w:color="FAD17A" w:themeColor="accent1" w:themeTint="99"/>
+        <w:insideV w:val="single" w:sz="4" w:space="0" w:color="FAD17A" w:themeColor="accent1" w:themeTint="99"/>
+      </w:tblBorders>
+    </w:tblPr>
+    <w:tblStylePr w:type="firstRow">
+      <w:rPr>
+        <w:b/>
+        <w:bCs/>
+      </w:rPr>
+      <w:tblPr/>
+      <w:tcPr>
+        <w:tcBorders>
+          <w:bottom w:val="single" w:sz="12" w:space="0" w:color="FAD17A" w:themeColor="accent1" w:themeTint="99"/>
+        </w:tcBorders>
+      </w:tcPr>
+    </w:tblStylePr>
+    <w:tblStylePr w:type="lastRow">
+      <w:rPr>
+        <w:b/>
+        <w:bCs/>
+      </w:rPr>
+      <w:tblPr/>
+      <w:tcPr>
+        <w:tcBorders>
+          <w:top w:val="double" w:sz="4" w:space="0" w:color="FAD17A" w:themeColor="accent1" w:themeTint="99"/>
+        </w:tcBorders>
+      </w:tcPr>
+    </w:tblStylePr>
+    <w:tblStylePr w:type="firstCol">
+      <w:rPr>
+        <w:b/>
+        <w:bCs/>
+      </w:rPr>
+    </w:tblStylePr>
+    <w:tblStylePr w:type="lastCol">
+      <w:rPr>
+        <w:b/>
+        <w:bCs/>
+      </w:rPr>
+    </w:tblStylePr>
+    <w:tblStylePr w:type="band1Vert">
+      <w:tblPr/>
+      <w:tcPr>
+        <w:shd w:val="clear" w:color="auto" w:fill="FDEFD2" w:themeFill="accent1" w:themeFillTint="33"/>
+      </w:tcPr>
+    </w:tblStylePr>
+    <w:tblStylePr w:type="band1Horz">
+      <w:tblPr/>
+      <w:tcPr>
+        <w:shd w:val="clear" w:color="auto" w:fill="FDEFD2" w:themeFill="accent1" w:themeFillTint="33"/>
+      </w:tcPr>
+    </w:tblStylePr>
+  </w:style>
+  <w:style w:type="character" w:styleId="UnresolvedMention">
+    <w:name w:val="Unresolved Mention"/>
+    <w:basedOn w:val="DefaultParagraphFont"/>
+    <w:uiPriority w:val="99"/>
+    <w:semiHidden/>
+    <w:unhideWhenUsed/>
+    <w:rsid w:val="00DD5D7B"/>
+    <w:rPr>
+      <w:color w:val="605E5C"/>
+      <w:shd w:val="clear" w:color="auto" w:fill="E1DFDD"/>
+    </w:rPr>
+  </w:style>
+  <w:style w:type="paragraph" w:styleId="Header">
+    <w:name w:val="header"/>
+    <w:basedOn w:val="Normal"/>
+    <w:link w:val="HeaderChar"/>
+    <w:uiPriority w:val="99"/>
+    <w:unhideWhenUsed/>
+    <w:rsid w:val="00DD5D7B"/>
+    <w:pPr>
+      <w:tabs>
+        <w:tab w:val="center" w:pos="4680"/>
+        <w:tab w:val="right" w:pos="9360"/>
+      </w:tabs>
+      <w:spacing w:before="0" w:after="0" w:line="240" w:lineRule="auto"/>
+    </w:pPr>
+  </w:style>
+  <w:style w:type="character" w:customStyle="1" w:styleId="HeaderChar">
+    <w:name w:val="Header Char"/>
+    <w:basedOn w:val="DefaultParagraphFont"/>
+    <w:link w:val="Header"/>
+    <w:uiPriority w:val="99"/>
+    <w:rsid w:val="00DD5D7B"/>
+    <w:rPr>
+      <w:sz w:val="20"/>
+      <w:szCs w:val="20"/>
+    </w:rPr>
+  </w:style>
+  <w:style w:type="paragraph" w:styleId="Footer">
+    <w:name w:val="footer"/>
+    <w:basedOn w:val="Normal"/>
+    <w:link w:val="FooterChar"/>
+    <w:uiPriority w:val="99"/>
+    <w:unhideWhenUsed/>
+    <w:rsid w:val="00DD5D7B"/>
+    <w:pPr>
+      <w:tabs>
+        <w:tab w:val="center" w:pos="4680"/>
+        <w:tab w:val="right" w:pos="9360"/>
+      </w:tabs>
+      <w:spacing w:before="0" w:after="0" w:line="240" w:lineRule="auto"/>
+    </w:pPr>
+  </w:style>
+  <w:style w:type="character" w:customStyle="1" w:styleId="FooterChar">
+    <w:name w:val="Footer Char"/>
+    <w:basedOn w:val="DefaultParagraphFont"/>
+    <w:link w:val="Footer"/>
+    <w:uiPriority w:val="99"/>
+    <w:rsid w:val="00DD5D7B"/>
+    <w:rPr>
+      <w:sz w:val="20"/>
+      <w:szCs w:val="20"/>
+    </w:rPr>
+  </w:style>
 </w:styles>
 </file>
 

--- a/context/areas/laba/docs/softserve-corp-training/SoftServe_PM_Product_Training_Offer_v3.docx
+++ b/context/areas/laba/docs/softserve-corp-training/SoftServe_PM_Product_Training_Offer_v3.docx
@@ -2092,8 +2092,8 @@
       </w:tblPr>
       <w:tblGrid>
         <w:gridCol w:w="1800"/>
-        <w:gridCol w:w="5700"/>
-        <w:gridCol w:w="6265"/>
+        <w:gridCol w:w="7015"/>
+        <w:gridCol w:w="4950"/>
       </w:tblGrid>
       <w:tr>
         <w:trPr>
@@ -2119,7 +2119,7 @@
         </w:tc>
         <w:tc>
           <w:tcPr>
-            <w:tcW w:w="5700" w:type="dxa"/>
+            <w:tcW w:w="7015" w:type="dxa"/>
           </w:tcPr>
           <w:p>
             <w:pPr>
@@ -2137,7 +2137,7 @@
         </w:tc>
         <w:tc>
           <w:tcPr>
-            <w:tcW w:w="6265" w:type="dxa"/>
+            <w:tcW w:w="4950" w:type="dxa"/>
           </w:tcPr>
           <w:p>
             <w:pPr>
@@ -2150,6 +2150,14 @@
                 <w:szCs w:val="19"/>
               </w:rPr>
               <w:t>Workshop</w:t>
+            </w:r>
+            <w:r>
+              <w:rPr>
+                <w:color w:val="FFFFFF"/>
+                <w:sz w:val="19"/>
+                <w:szCs w:val="19"/>
+              </w:rPr>
+              <w:t>s</w:t>
             </w:r>
           </w:p>
         </w:tc>
@@ -2210,7 +2218,7 @@
         </w:tc>
         <w:tc>
           <w:tcPr>
-            <w:tcW w:w="5700" w:type="dxa"/>
+            <w:tcW w:w="7015" w:type="dxa"/>
           </w:tcPr>
           <w:p>
             <w:pPr>
@@ -2400,7 +2408,7 @@
         </w:tc>
         <w:tc>
           <w:tcPr>
-            <w:tcW w:w="6265" w:type="dxa"/>
+            <w:tcW w:w="4950" w:type="dxa"/>
           </w:tcPr>
           <w:p>
             <w:pPr>
@@ -2439,26 +2447,6 @@
                 <w:szCs w:val="19"/>
               </w:rPr>
             </w:pPr>
-            <w:r>
-              <w:rPr>
-                <w:b/>
-                <w:bCs/>
-                <w:color w:val="595959"/>
-                <w:sz w:val="19"/>
-                <w:szCs w:val="19"/>
-              </w:rPr>
-              <w:t xml:space="preserve">Output: </w:t>
-            </w:r>
-            <w:r>
-              <w:rPr>
-                <w:i/>
-                <w:iCs/>
-                <w:color w:val="595959"/>
-                <w:sz w:val="19"/>
-                <w:szCs w:val="19"/>
-              </w:rPr>
-              <w:t>portfolio map + a shortlist worth productizing + each group's confirmed working product.</w:t>
-            </w:r>
           </w:p>
         </w:tc>
       </w:tr>
@@ -2507,7 +2495,7 @@
         </w:tc>
         <w:tc>
           <w:tcPr>
-            <w:tcW w:w="5700" w:type="dxa"/>
+            <w:tcW w:w="7015" w:type="dxa"/>
           </w:tcPr>
           <w:p>
             <w:pPr>
@@ -2637,7 +2625,7 @@
         </w:tc>
         <w:tc>
           <w:tcPr>
-            <w:tcW w:w="6265" w:type="dxa"/>
+            <w:tcW w:w="4950" w:type="dxa"/>
           </w:tcPr>
           <w:p>
             <w:pPr>
@@ -2669,15 +2657,561 @@
             <w:pPr>
               <w:spacing w:line="248" w:lineRule="auto"/>
             </w:pPr>
+          </w:p>
+        </w:tc>
+      </w:tr>
+      <w:tr>
+        <w:trPr>
+          <w:cnfStyle w:val="000000100000" w:firstRow="0" w:lastRow="0" w:firstColumn="0" w:lastColumn="0" w:oddVBand="0" w:evenVBand="0" w:oddHBand="1" w:evenHBand="0" w:firstRowFirstColumn="0" w:firstRowLastColumn="0" w:lastRowFirstColumn="0" w:lastRowLastColumn="0"/>
+          <w:trHeight w:val="800"/>
+        </w:trPr>
+        <w:tc>
+          <w:tcPr>
+            <w:tcW w:w="1800" w:type="dxa"/>
+          </w:tcPr>
+          <w:p>
+            <w:pPr>
+              <w:spacing w:after="40" w:line="252" w:lineRule="auto"/>
+            </w:pPr>
             <w:r>
               <w:rPr>
                 <w:b/>
                 <w:bCs/>
+                <w:sz w:val="19"/>
+                <w:szCs w:val="19"/>
+              </w:rPr>
+              <w:t>3. Product lifecycle: Define</w:t>
+            </w:r>
+          </w:p>
+          <w:p>
+            <w:pPr>
+              <w:spacing w:line="252" w:lineRule="auto"/>
+            </w:pPr>
+            <w:r>
+              <w:rPr>
                 <w:color w:val="595959"/>
-                <w:sz w:val="19"/>
-                <w:szCs w:val="19"/>
-              </w:rPr>
-              <w:t xml:space="preserve">Output: </w:t>
+                <w:sz w:val="17"/>
+                <w:szCs w:val="17"/>
+              </w:rPr>
+              <w:t>7 sessions · 4 S + 3 W</w:t>
+            </w:r>
+          </w:p>
+        </w:tc>
+        <w:tc>
+          <w:tcPr>
+            <w:tcW w:w="7015" w:type="dxa"/>
+          </w:tcPr>
+          <w:p>
+            <w:pPr>
+              <w:pStyle w:val="ListParagraph"/>
+              <w:numPr>
+                <w:ilvl w:val="0"/>
+                <w:numId w:val="4"/>
+              </w:numPr>
+              <w:spacing w:after="30" w:line="248" w:lineRule="auto"/>
+            </w:pPr>
+            <w:r>
+              <w:rPr>
+                <w:sz w:val="19"/>
+                <w:szCs w:val="19"/>
+                <w:u w:val="single"/>
+              </w:rPr>
+              <w:t>Define the market:</w:t>
+            </w:r>
+            <w:r>
+              <w:rPr>
+                <w:sz w:val="19"/>
+                <w:szCs w:val="19"/>
+              </w:rPr>
+              <w:t xml:space="preserve"> sizing (TAM / SAM / SOM), ideal customer profile, segmentation (core / situational / non-customers; early adopters)</w:t>
+            </w:r>
+          </w:p>
+          <w:p>
+            <w:pPr>
+              <w:pStyle w:val="ListParagraph"/>
+              <w:numPr>
+                <w:ilvl w:val="0"/>
+                <w:numId w:val="4"/>
+              </w:numPr>
+              <w:spacing w:after="30" w:line="248" w:lineRule="auto"/>
+            </w:pPr>
+            <w:r>
+              <w:rPr>
+                <w:sz w:val="19"/>
+                <w:szCs w:val="19"/>
+                <w:u w:val="single"/>
+              </w:rPr>
+              <w:t>Define the problem</w:t>
+            </w:r>
+            <w:r>
+              <w:rPr>
+                <w:sz w:val="19"/>
+                <w:szCs w:val="19"/>
+              </w:rPr>
+              <w:t>: what the customer is trying to achieve, why, and why they can't today; problem frequency &amp; criticality</w:t>
+            </w:r>
+          </w:p>
+          <w:p>
+            <w:pPr>
+              <w:pStyle w:val="ListParagraph"/>
+              <w:numPr>
+                <w:ilvl w:val="0"/>
+                <w:numId w:val="4"/>
+              </w:numPr>
+              <w:spacing w:after="30" w:line="248" w:lineRule="auto"/>
+            </w:pPr>
+            <w:r>
+              <w:rPr>
+                <w:sz w:val="19"/>
+                <w:szCs w:val="19"/>
+                <w:u w:val="single"/>
+              </w:rPr>
+              <w:t>Define the solution:</w:t>
+            </w:r>
+            <w:r>
+              <w:rPr>
+                <w:sz w:val="19"/>
+                <w:szCs w:val="19"/>
+              </w:rPr>
+              <w:t xml:space="preserve"> impact mapping (business goal </w:t>
+            </w:r>
+            <w:r>
+              <w:rPr>
+                <w:rFonts w:ascii="Arial" w:hAnsi="Arial" w:cs="Arial"/>
+                <w:sz w:val="19"/>
+                <w:szCs w:val="19"/>
+              </w:rPr>
+              <w:t>→</w:t>
+            </w:r>
+            <w:r>
+              <w:rPr>
+                <w:sz w:val="19"/>
+                <w:szCs w:val="19"/>
+              </w:rPr>
+              <w:t xml:space="preserve"> segments </w:t>
+            </w:r>
+            <w:r>
+              <w:rPr>
+                <w:rFonts w:ascii="Arial" w:hAnsi="Arial" w:cs="Arial"/>
+                <w:sz w:val="19"/>
+                <w:szCs w:val="19"/>
+              </w:rPr>
+              <w:t>→</w:t>
+            </w:r>
+            <w:r>
+              <w:rPr>
+                <w:sz w:val="19"/>
+                <w:szCs w:val="19"/>
+              </w:rPr>
+              <w:t xml:space="preserve"> behavior change </w:t>
+            </w:r>
+            <w:r>
+              <w:rPr>
+                <w:rFonts w:ascii="Arial" w:hAnsi="Arial" w:cs="Arial"/>
+                <w:sz w:val="19"/>
+                <w:szCs w:val="19"/>
+              </w:rPr>
+              <w:t>→</w:t>
+            </w:r>
+            <w:r>
+              <w:rPr>
+                <w:sz w:val="19"/>
+                <w:szCs w:val="19"/>
+              </w:rPr>
+              <w:t xml:space="preserve"> capabilities)</w:t>
+            </w:r>
+          </w:p>
+          <w:p>
+            <w:pPr>
+              <w:pStyle w:val="ListParagraph"/>
+              <w:numPr>
+                <w:ilvl w:val="0"/>
+                <w:numId w:val="4"/>
+              </w:numPr>
+              <w:spacing w:after="30" w:line="248" w:lineRule="auto"/>
+            </w:pPr>
+            <w:r>
+              <w:rPr>
+                <w:sz w:val="19"/>
+                <w:szCs w:val="19"/>
+                <w:u w:val="single"/>
+              </w:rPr>
+              <w:t>Define alternatives, differentiation &amp; positioning</w:t>
+            </w:r>
+            <w:r>
+              <w:rPr>
+                <w:sz w:val="19"/>
+                <w:szCs w:val="19"/>
+              </w:rPr>
+              <w:t>: direct / indirect / adjacent competition; types of competitive advantage</w:t>
+            </w:r>
+          </w:p>
+          <w:p>
+            <w:pPr>
+              <w:pStyle w:val="ListParagraph"/>
+              <w:numPr>
+                <w:ilvl w:val="0"/>
+                <w:numId w:val="4"/>
+              </w:numPr>
+              <w:spacing w:after="30" w:line="248" w:lineRule="auto"/>
+            </w:pPr>
+            <w:r>
+              <w:rPr>
+                <w:sz w:val="19"/>
+                <w:szCs w:val="19"/>
+                <w:u w:val="single"/>
+              </w:rPr>
+              <w:t>Define business goals &amp; outcomes</w:t>
+            </w:r>
+            <w:r>
+              <w:rPr>
+                <w:sz w:val="19"/>
+                <w:szCs w:val="19"/>
+              </w:rPr>
+              <w:t>: business model, unit economics, business impact (acquisition / retention / monetization / profitability / strategic fit)</w:t>
+            </w:r>
+          </w:p>
+          <w:p>
+            <w:pPr>
+              <w:pStyle w:val="ListParagraph"/>
+              <w:numPr>
+                <w:ilvl w:val="0"/>
+                <w:numId w:val="4"/>
+              </w:numPr>
+              <w:spacing w:after="30" w:line="248" w:lineRule="auto"/>
+            </w:pPr>
+            <w:r>
+              <w:rPr>
+                <w:sz w:val="19"/>
+                <w:szCs w:val="19"/>
+                <w:u w:val="single"/>
+              </w:rPr>
+              <w:t xml:space="preserve">Discover &amp; </w:t>
+            </w:r>
+            <w:proofErr w:type="gramStart"/>
+            <w:r>
+              <w:rPr>
+                <w:sz w:val="19"/>
+                <w:szCs w:val="19"/>
+                <w:u w:val="single"/>
+              </w:rPr>
+              <w:t>validate:</w:t>
+            </w:r>
+            <w:proofErr w:type="gramEnd"/>
+            <w:r>
+              <w:rPr>
+                <w:sz w:val="19"/>
+                <w:szCs w:val="19"/>
+              </w:rPr>
+              <w:t xml:space="preserve"> customer-discovery methods (in-depth interviews, qualitative &amp; quantitative methods, observation) and data analysis (product analytics, market research, segmentation, cohorts)</w:t>
+            </w:r>
+          </w:p>
+          <w:p>
+            <w:pPr>
+              <w:pStyle w:val="ListParagraph"/>
+              <w:numPr>
+                <w:ilvl w:val="0"/>
+                <w:numId w:val="4"/>
+              </w:numPr>
+              <w:spacing w:line="248" w:lineRule="auto"/>
+            </w:pPr>
+            <w:r>
+              <w:rPr>
+                <w:sz w:val="19"/>
+                <w:szCs w:val="19"/>
+                <w:u w:val="single"/>
+              </w:rPr>
+              <w:lastRenderedPageBreak/>
+              <w:t>Prioritizing product ideas</w:t>
+            </w:r>
+            <w:r>
+              <w:rPr>
+                <w:sz w:val="19"/>
+                <w:szCs w:val="19"/>
+              </w:rPr>
+              <w:t>: the qualitative method, RICE, the impact map</w:t>
+            </w:r>
+          </w:p>
+        </w:tc>
+        <w:tc>
+          <w:tcPr>
+            <w:tcW w:w="4950" w:type="dxa"/>
+          </w:tcPr>
+          <w:p>
+            <w:pPr>
+              <w:spacing w:after="40" w:line="252" w:lineRule="auto"/>
+            </w:pPr>
+            <w:r>
+              <w:rPr>
+                <w:b/>
+                <w:bCs/>
+                <w:sz w:val="19"/>
+                <w:szCs w:val="19"/>
+              </w:rPr>
+              <w:lastRenderedPageBreak/>
+              <w:t>Product Map (2 parts) + discovery &amp; validation planning</w:t>
+            </w:r>
+          </w:p>
+          <w:p>
+            <w:pPr>
+              <w:spacing w:after="40" w:line="252" w:lineRule="auto"/>
+              <w:rPr>
+                <w:sz w:val="19"/>
+                <w:szCs w:val="19"/>
+              </w:rPr>
+            </w:pPr>
+            <w:r>
+              <w:rPr>
+                <w:sz w:val="19"/>
+                <w:szCs w:val="19"/>
+              </w:rPr>
+              <w:t xml:space="preserve">Across three workshops, participants will collaboratively build the product map alongside related artifacts: audience, problem and customer value; then solution (impact map), alternatives / positioning and business value, presenting and taking challenge at each step. </w:t>
+            </w:r>
+          </w:p>
+          <w:p>
+            <w:pPr>
+              <w:spacing w:after="40" w:line="252" w:lineRule="auto"/>
+              <w:rPr>
+                <w:sz w:val="19"/>
+                <w:szCs w:val="19"/>
+              </w:rPr>
+            </w:pPr>
+            <w:r>
+              <w:rPr>
+                <w:sz w:val="19"/>
+                <w:szCs w:val="19"/>
+              </w:rPr>
+              <w:t>The third workshop turns the riskiest assumptions into a prioritized validation plan: hypotheses matched to methods, with success criteria.</w:t>
+            </w:r>
+            <w:r>
+              <w:rPr>
+                <w:sz w:val="19"/>
+                <w:szCs w:val="19"/>
+              </w:rPr>
+              <w:t xml:space="preserve"> </w:t>
+            </w:r>
+          </w:p>
+          <w:p>
+            <w:pPr>
+              <w:spacing w:after="40" w:line="252" w:lineRule="auto"/>
+            </w:pPr>
+            <w:r>
+              <w:rPr>
+                <w:sz w:val="19"/>
+                <w:szCs w:val="19"/>
+              </w:rPr>
+              <w:lastRenderedPageBreak/>
+              <w:t>One of the workshops could be dedicated to running a live customer discovery interview and debriefing it afterwards.</w:t>
+            </w:r>
+          </w:p>
+        </w:tc>
+      </w:tr>
+      <w:tr>
+        <w:trPr>
+          <w:trHeight w:val="1943"/>
+        </w:trPr>
+        <w:tc>
+          <w:tcPr>
+            <w:tcW w:w="1800" w:type="dxa"/>
+          </w:tcPr>
+          <w:p>
+            <w:pPr>
+              <w:spacing w:after="40" w:line="252" w:lineRule="auto"/>
+            </w:pPr>
+            <w:r>
+              <w:rPr>
+                <w:b/>
+                <w:bCs/>
+                <w:sz w:val="19"/>
+                <w:szCs w:val="19"/>
+              </w:rPr>
+              <w:lastRenderedPageBreak/>
+              <w:t>4. Product lifecycle: Design &amp; build</w:t>
+            </w:r>
+          </w:p>
+          <w:p>
+            <w:pPr>
+              <w:spacing w:line="252" w:lineRule="auto"/>
+            </w:pPr>
+            <w:r>
+              <w:rPr>
+                <w:color w:val="595959"/>
+                <w:sz w:val="17"/>
+                <w:szCs w:val="17"/>
+              </w:rPr>
+              <w:t>2 sessions · 1 S + 1 W</w:t>
+            </w:r>
+          </w:p>
+        </w:tc>
+        <w:tc>
+          <w:tcPr>
+            <w:tcW w:w="7015" w:type="dxa"/>
+          </w:tcPr>
+          <w:p>
+            <w:pPr>
+              <w:pStyle w:val="ListParagraph"/>
+              <w:numPr>
+                <w:ilvl w:val="0"/>
+                <w:numId w:val="4"/>
+              </w:numPr>
+              <w:spacing w:after="30" w:line="248" w:lineRule="auto"/>
+            </w:pPr>
+            <w:r>
+              <w:rPr>
+                <w:sz w:val="19"/>
+                <w:szCs w:val="19"/>
+                <w:u w:val="single"/>
+              </w:rPr>
+              <w:t>Product features</w:t>
+            </w:r>
+            <w:r>
+              <w:rPr>
+                <w:sz w:val="19"/>
+                <w:szCs w:val="19"/>
+              </w:rPr>
+              <w:t>: co-design / co-development with customers; prioritizing features &amp; scope (MVP approach, feature hamburger, RICE)</w:t>
+            </w:r>
+          </w:p>
+          <w:p>
+            <w:pPr>
+              <w:pStyle w:val="ListParagraph"/>
+              <w:numPr>
+                <w:ilvl w:val="0"/>
+                <w:numId w:val="4"/>
+              </w:numPr>
+              <w:spacing w:after="30" w:line="248" w:lineRule="auto"/>
+            </w:pPr>
+            <w:r>
+              <w:rPr>
+                <w:sz w:val="19"/>
+                <w:szCs w:val="19"/>
+                <w:u w:val="single"/>
+              </w:rPr>
+              <w:t xml:space="preserve">The </w:t>
+            </w:r>
+            <w:proofErr w:type="spellStart"/>
+            <w:r>
+              <w:rPr>
+                <w:sz w:val="19"/>
+                <w:szCs w:val="19"/>
+                <w:u w:val="single"/>
+              </w:rPr>
+              <w:t>platformization</w:t>
+            </w:r>
+            <w:proofErr w:type="spellEnd"/>
+            <w:r>
+              <w:rPr>
+                <w:sz w:val="19"/>
+                <w:szCs w:val="19"/>
+                <w:u w:val="single"/>
+              </w:rPr>
+              <w:t xml:space="preserve"> spectrum</w:t>
+            </w:r>
+            <w:r>
+              <w:rPr>
+                <w:sz w:val="19"/>
+                <w:szCs w:val="19"/>
+              </w:rPr>
+              <w:t xml:space="preserve"> (custom &lt;&gt; fixed &lt;&gt; dev-configurable &lt;&gt; customer-configurable): the central productization decision for a services organization</w:t>
+            </w:r>
+          </w:p>
+          <w:p>
+            <w:pPr>
+              <w:pStyle w:val="ListParagraph"/>
+              <w:numPr>
+                <w:ilvl w:val="0"/>
+                <w:numId w:val="4"/>
+              </w:numPr>
+              <w:spacing w:line="248" w:lineRule="auto"/>
+            </w:pPr>
+            <w:r>
+              <w:rPr>
+                <w:sz w:val="19"/>
+                <w:szCs w:val="19"/>
+                <w:u w:val="single"/>
+              </w:rPr>
+              <w:t>Product business model</w:t>
+            </w:r>
+            <w:r>
+              <w:rPr>
+                <w:sz w:val="19"/>
+                <w:szCs w:val="19"/>
+              </w:rPr>
+              <w:t xml:space="preserve">: packaging &amp; pricing (tiering, value metric, value-based pricing; monetization tests: Van </w:t>
+            </w:r>
+            <w:proofErr w:type="spellStart"/>
+            <w:r>
+              <w:rPr>
+                <w:sz w:val="19"/>
+                <w:szCs w:val="19"/>
+              </w:rPr>
+              <w:t>Westendorp</w:t>
+            </w:r>
+            <w:proofErr w:type="spellEnd"/>
+            <w:r>
+              <w:rPr>
+                <w:sz w:val="19"/>
+                <w:szCs w:val="19"/>
+              </w:rPr>
+              <w:t>, max-difference); validating the model, packaging and pricing</w:t>
+            </w:r>
+          </w:p>
+        </w:tc>
+        <w:tc>
+          <w:tcPr>
+            <w:tcW w:w="4950" w:type="dxa"/>
+          </w:tcPr>
+          <w:p>
+            <w:pPr>
+              <w:spacing w:after="40" w:line="252" w:lineRule="auto"/>
+            </w:pPr>
+            <w:proofErr w:type="spellStart"/>
+            <w:r>
+              <w:rPr>
+                <w:b/>
+                <w:bCs/>
+                <w:sz w:val="19"/>
+                <w:szCs w:val="19"/>
+              </w:rPr>
+              <w:t>Platformization</w:t>
+            </w:r>
+            <w:proofErr w:type="spellEnd"/>
+            <w:r>
+              <w:rPr>
+                <w:b/>
+                <w:bCs/>
+                <w:sz w:val="19"/>
+                <w:szCs w:val="19"/>
+              </w:rPr>
+              <w:t xml:space="preserve"> &amp; packaging</w:t>
+            </w:r>
+          </w:p>
+          <w:p>
+            <w:pPr>
+              <w:spacing w:after="40" w:line="252" w:lineRule="auto"/>
+            </w:pPr>
+            <w:r>
+              <w:rPr>
+                <w:sz w:val="19"/>
+                <w:szCs w:val="19"/>
+              </w:rPr>
+              <w:t xml:space="preserve">For their product, groups split capabilities into the standardized reusable core vs. the bespoke customization layer along the </w:t>
+            </w:r>
+            <w:proofErr w:type="spellStart"/>
+            <w:r>
+              <w:rPr>
+                <w:sz w:val="19"/>
+                <w:szCs w:val="19"/>
+              </w:rPr>
+              <w:t>platformization</w:t>
+            </w:r>
+            <w:proofErr w:type="spellEnd"/>
+            <w:r>
+              <w:rPr>
+                <w:sz w:val="19"/>
+                <w:szCs w:val="19"/>
+              </w:rPr>
+              <w:t xml:space="preserve"> spectrum, then design a first packaging &amp; pricing model (tiers, value metric, price anchor)</w:t>
             </w:r>
             <w:r>
               <w:rPr>
@@ -2687,7 +3221,399 @@
                 <w:sz w:val="19"/>
                 <w:szCs w:val="19"/>
               </w:rPr>
-              <w:t>hypotheses list (risk, confidence, importance) + a lean scope.</w:t>
+              <w:t>.</w:t>
+            </w:r>
+          </w:p>
+        </w:tc>
+      </w:tr>
+      <w:tr>
+        <w:trPr>
+          <w:cnfStyle w:val="000000100000" w:firstRow="0" w:lastRow="0" w:firstColumn="0" w:lastColumn="0" w:oddVBand="0" w:evenVBand="0" w:oddHBand="1" w:evenHBand="0" w:firstRowFirstColumn="0" w:firstRowLastColumn="0" w:lastRowFirstColumn="0" w:lastRowLastColumn="0"/>
+          <w:trHeight w:val="2600"/>
+        </w:trPr>
+        <w:tc>
+          <w:tcPr>
+            <w:tcW w:w="1800" w:type="dxa"/>
+          </w:tcPr>
+          <w:p>
+            <w:pPr>
+              <w:spacing w:after="40" w:line="252" w:lineRule="auto"/>
+            </w:pPr>
+            <w:r>
+              <w:rPr>
+                <w:b/>
+                <w:bCs/>
+                <w:sz w:val="19"/>
+                <w:szCs w:val="19"/>
+              </w:rPr>
+              <w:t>5. Product lifecycle: Measure &amp; manage</w:t>
+            </w:r>
+          </w:p>
+          <w:p>
+            <w:pPr>
+              <w:spacing w:line="252" w:lineRule="auto"/>
+            </w:pPr>
+            <w:r>
+              <w:rPr>
+                <w:color w:val="595959"/>
+                <w:sz w:val="17"/>
+                <w:szCs w:val="17"/>
+              </w:rPr>
+              <w:t>3 sessions · 2 S + 1 W</w:t>
+            </w:r>
+          </w:p>
+        </w:tc>
+        <w:tc>
+          <w:tcPr>
+            <w:tcW w:w="7015" w:type="dxa"/>
+          </w:tcPr>
+          <w:p>
+            <w:pPr>
+              <w:pStyle w:val="ListParagraph"/>
+              <w:numPr>
+                <w:ilvl w:val="0"/>
+                <w:numId w:val="4"/>
+              </w:numPr>
+              <w:spacing w:after="30" w:line="248" w:lineRule="auto"/>
+            </w:pPr>
+            <w:r>
+              <w:rPr>
+                <w:sz w:val="19"/>
+                <w:szCs w:val="19"/>
+                <w:u w:val="single"/>
+              </w:rPr>
+              <w:t>The product feedback loop</w:t>
+            </w:r>
+            <w:r>
+              <w:rPr>
+                <w:sz w:val="19"/>
+                <w:szCs w:val="19"/>
+                <w:u w:val="single"/>
+              </w:rPr>
+              <w:t xml:space="preserve"> &amp; measurement</w:t>
+            </w:r>
+            <w:r>
+              <w:rPr>
+                <w:sz w:val="19"/>
+                <w:szCs w:val="19"/>
+              </w:rPr>
+              <w:t>; measuring activation, retention &amp; engagement</w:t>
+            </w:r>
+          </w:p>
+          <w:p>
+            <w:pPr>
+              <w:pStyle w:val="ListParagraph"/>
+              <w:numPr>
+                <w:ilvl w:val="0"/>
+                <w:numId w:val="4"/>
+              </w:numPr>
+              <w:spacing w:after="30" w:line="248" w:lineRule="auto"/>
+            </w:pPr>
+            <w:r>
+              <w:rPr>
+                <w:sz w:val="19"/>
+                <w:szCs w:val="19"/>
+                <w:u w:val="single"/>
+              </w:rPr>
+              <w:t>Processing qualitative customer feedback</w:t>
+            </w:r>
+            <w:r>
+              <w:rPr>
+                <w:sz w:val="19"/>
+                <w:szCs w:val="19"/>
+              </w:rPr>
+              <w:t xml:space="preserve"> (content-analysis matrix; AI-assisted classification)</w:t>
+            </w:r>
+          </w:p>
+          <w:p>
+            <w:pPr>
+              <w:pStyle w:val="ListParagraph"/>
+              <w:numPr>
+                <w:ilvl w:val="0"/>
+                <w:numId w:val="4"/>
+              </w:numPr>
+              <w:spacing w:after="30" w:line="248" w:lineRule="auto"/>
+            </w:pPr>
+            <w:r>
+              <w:rPr>
+                <w:sz w:val="19"/>
+                <w:szCs w:val="19"/>
+                <w:u w:val="single"/>
+              </w:rPr>
+              <w:t>The pathway to enterprise adoption</w:t>
+            </w:r>
+            <w:r>
+              <w:rPr>
+                <w:sz w:val="19"/>
+                <w:szCs w:val="19"/>
+              </w:rPr>
+              <w:t xml:space="preserve">: </w:t>
+            </w:r>
+            <w:proofErr w:type="gramStart"/>
+            <w:r>
+              <w:rPr>
+                <w:sz w:val="19"/>
+                <w:szCs w:val="19"/>
+              </w:rPr>
+              <w:t>hand-holding</w:t>
+            </w:r>
+            <w:proofErr w:type="gramEnd"/>
+            <w:r>
+              <w:rPr>
+                <w:sz w:val="19"/>
+                <w:szCs w:val="19"/>
+              </w:rPr>
+              <w:t>, feedback sessions, data analysis, evals</w:t>
+            </w:r>
+          </w:p>
+          <w:p>
+            <w:pPr>
+              <w:pStyle w:val="ListParagraph"/>
+              <w:numPr>
+                <w:ilvl w:val="0"/>
+                <w:numId w:val="4"/>
+              </w:numPr>
+              <w:spacing w:after="30" w:line="248" w:lineRule="auto"/>
+            </w:pPr>
+            <w:r>
+              <w:rPr>
+                <w:sz w:val="19"/>
+                <w:szCs w:val="19"/>
+                <w:u w:val="single"/>
+              </w:rPr>
+              <w:t>Metric systems</w:t>
+            </w:r>
+            <w:r>
+              <w:rPr>
+                <w:sz w:val="19"/>
+                <w:szCs w:val="19"/>
+              </w:rPr>
+              <w:t>: value / outcome metrics (satisfaction, time-on-task, accuracy, conversion, activity); direct vs. proxy measures; cohorts vs. segments</w:t>
+            </w:r>
+          </w:p>
+          <w:p>
+            <w:pPr>
+              <w:pStyle w:val="ListParagraph"/>
+              <w:numPr>
+                <w:ilvl w:val="0"/>
+                <w:numId w:val="4"/>
+              </w:numPr>
+              <w:spacing w:line="248" w:lineRule="auto"/>
+            </w:pPr>
+            <w:r>
+              <w:rPr>
+                <w:sz w:val="19"/>
+                <w:szCs w:val="19"/>
+                <w:u w:val="single"/>
+              </w:rPr>
+              <w:t>Planning</w:t>
+            </w:r>
+            <w:r>
+              <w:rPr>
+                <w:sz w:val="19"/>
+                <w:szCs w:val="19"/>
+              </w:rPr>
+              <w:t xml:space="preserve">: prioritization frameworks; </w:t>
+            </w:r>
+            <w:proofErr w:type="spellStart"/>
+            <w:r>
+              <w:rPr>
+                <w:sz w:val="19"/>
+                <w:szCs w:val="19"/>
+              </w:rPr>
+              <w:t>roadmapping</w:t>
+            </w:r>
+            <w:proofErr w:type="spellEnd"/>
+            <w:r>
+              <w:rPr>
+                <w:sz w:val="19"/>
+                <w:szCs w:val="19"/>
+              </w:rPr>
+              <w:t xml:space="preserve"> (Now / Next / Later); stakeholder alignment</w:t>
+            </w:r>
+          </w:p>
+        </w:tc>
+        <w:tc>
+          <w:tcPr>
+            <w:tcW w:w="4950" w:type="dxa"/>
+          </w:tcPr>
+          <w:p>
+            <w:pPr>
+              <w:spacing w:after="40" w:line="252" w:lineRule="auto"/>
+            </w:pPr>
+            <w:r>
+              <w:rPr>
+                <w:b/>
+                <w:bCs/>
+                <w:sz w:val="19"/>
+                <w:szCs w:val="19"/>
+              </w:rPr>
+              <w:t>Adoption &amp; roadmap workshop</w:t>
+            </w:r>
+          </w:p>
+          <w:p>
+            <w:pPr>
+              <w:spacing w:after="40" w:line="252" w:lineRule="auto"/>
+            </w:pPr>
+            <w:r>
+              <w:rPr>
+                <w:sz w:val="19"/>
+                <w:szCs w:val="19"/>
+              </w:rPr>
+              <w:t>Groups define the adoption metric and a minimal metric system for their product, design its enterprise-adoption pathway, and build a Now / Next / Later roadmap with a stakeholder-alignment map.</w:t>
+            </w:r>
+          </w:p>
+          <w:p>
+            <w:pPr>
+              <w:spacing w:line="248" w:lineRule="auto"/>
+            </w:pPr>
+          </w:p>
+        </w:tc>
+      </w:tr>
+      <w:tr>
+        <w:trPr>
+          <w:trHeight w:val="1700"/>
+        </w:trPr>
+        <w:tc>
+          <w:tcPr>
+            <w:tcW w:w="1800" w:type="dxa"/>
+          </w:tcPr>
+          <w:p>
+            <w:pPr>
+              <w:spacing w:after="40" w:line="252" w:lineRule="auto"/>
+            </w:pPr>
+            <w:r>
+              <w:rPr>
+                <w:b/>
+                <w:bCs/>
+                <w:sz w:val="19"/>
+                <w:szCs w:val="19"/>
+              </w:rPr>
+              <w:t>6. AI-powered product management</w:t>
+            </w:r>
+          </w:p>
+          <w:p>
+            <w:pPr>
+              <w:spacing w:line="252" w:lineRule="auto"/>
+            </w:pPr>
+            <w:r>
+              <w:rPr>
+                <w:color w:val="595959"/>
+                <w:sz w:val="17"/>
+                <w:szCs w:val="17"/>
+              </w:rPr>
+              <w:t>2 sessions · 1 S + 1 W</w:t>
+            </w:r>
+          </w:p>
+        </w:tc>
+        <w:tc>
+          <w:tcPr>
+            <w:tcW w:w="7015" w:type="dxa"/>
+          </w:tcPr>
+          <w:p>
+            <w:pPr>
+              <w:pStyle w:val="ListParagraph"/>
+              <w:numPr>
+                <w:ilvl w:val="0"/>
+                <w:numId w:val="4"/>
+              </w:numPr>
+              <w:spacing w:after="30" w:line="248" w:lineRule="auto"/>
+            </w:pPr>
+            <w:r>
+              <w:rPr>
+                <w:sz w:val="19"/>
+                <w:szCs w:val="19"/>
+                <w:u w:val="single"/>
+              </w:rPr>
+              <w:t>Agentic AI to accelerate PM performance</w:t>
+            </w:r>
+            <w:r>
+              <w:rPr>
+                <w:sz w:val="19"/>
+                <w:szCs w:val="19"/>
+              </w:rPr>
+              <w:t>: agents, skills and context systems in day-to-day product work, incl. a live demo of a working agentic-PM setup</w:t>
+            </w:r>
+          </w:p>
+          <w:p>
+            <w:pPr>
+              <w:pStyle w:val="ListParagraph"/>
+              <w:numPr>
+                <w:ilvl w:val="0"/>
+                <w:numId w:val="4"/>
+              </w:numPr>
+              <w:spacing w:after="30" w:line="248" w:lineRule="auto"/>
+            </w:pPr>
+            <w:r>
+              <w:rPr>
+                <w:sz w:val="19"/>
+                <w:szCs w:val="19"/>
+                <w:u w:val="single"/>
+              </w:rPr>
+              <w:t>The PM role in the agentic-AI era</w:t>
+            </w:r>
+            <w:r>
+              <w:rPr>
+                <w:sz w:val="19"/>
+                <w:szCs w:val="19"/>
+              </w:rPr>
+              <w:t>: the blurring boundaries between product, engineering and design</w:t>
+            </w:r>
+          </w:p>
+          <w:p>
+            <w:pPr>
+              <w:pStyle w:val="ListParagraph"/>
+              <w:numPr>
+                <w:ilvl w:val="0"/>
+                <w:numId w:val="4"/>
+              </w:numPr>
+              <w:spacing w:line="248" w:lineRule="auto"/>
+            </w:pPr>
+            <w:r>
+              <w:rPr>
+                <w:sz w:val="19"/>
+                <w:szCs w:val="19"/>
+                <w:u w:val="single"/>
+              </w:rPr>
+              <w:t>Shipping AI solutions to customers</w:t>
+            </w:r>
+            <w:r>
+              <w:rPr>
+                <w:sz w:val="19"/>
+                <w:szCs w:val="19"/>
+              </w:rPr>
+              <w:t>: evals &amp; governance</w:t>
+            </w:r>
+          </w:p>
+        </w:tc>
+        <w:tc>
+          <w:tcPr>
+            <w:tcW w:w="4950" w:type="dxa"/>
+          </w:tcPr>
+          <w:p>
+            <w:pPr>
+              <w:spacing w:after="40" w:line="252" w:lineRule="auto"/>
+            </w:pPr>
+            <w:r>
+              <w:rPr>
+                <w:b/>
+                <w:bCs/>
+                <w:sz w:val="19"/>
+                <w:szCs w:val="19"/>
+              </w:rPr>
+              <w:t>AI-powered PM: focus areas</w:t>
+            </w:r>
+          </w:p>
+          <w:p>
+            <w:pPr>
+              <w:spacing w:after="40" w:line="252" w:lineRule="auto"/>
+            </w:pPr>
+            <w:r>
+              <w:rPr>
+                <w:sz w:val="19"/>
+                <w:szCs w:val="19"/>
+              </w:rPr>
+              <w:t xml:space="preserve">Participants map proposed agentic AI use cases to their own work in areas like building PRDs, internal decks, market research, customer feedback triage, product analytics, etc., and define 1–2 focus areas where they will plan to apply </w:t>
             </w:r>
           </w:p>
         </w:tc>
@@ -2711,7 +3637,7 @@
                 <w:sz w:val="19"/>
                 <w:szCs w:val="19"/>
               </w:rPr>
-              <w:t>3. Product lifecycle: Define</w:t>
+              <w:t>7. Next steps</w:t>
             </w:r>
           </w:p>
           <w:p>
@@ -2724,220 +3650,14 @@
                 <w:sz w:val="17"/>
                 <w:szCs w:val="17"/>
               </w:rPr>
-              <w:t>7 sessions · 4 S + 3 W</w:t>
+              <w:t xml:space="preserve">1 session · 1 S </w:t>
             </w:r>
           </w:p>
         </w:tc>
         <w:tc>
           <w:tcPr>
-            <w:tcW w:w="5700" w:type="dxa"/>
+            <w:tcW w:w="7015" w:type="dxa"/>
           </w:tcPr>
-          <w:p>
-            <w:pPr>
-              <w:pStyle w:val="ListParagraph"/>
-              <w:numPr>
-                <w:ilvl w:val="0"/>
-                <w:numId w:val="4"/>
-              </w:numPr>
-              <w:spacing w:after="30" w:line="248" w:lineRule="auto"/>
-            </w:pPr>
-            <w:r>
-              <w:rPr>
-                <w:sz w:val="19"/>
-                <w:szCs w:val="19"/>
-                <w:u w:val="single"/>
-              </w:rPr>
-              <w:t>Define the market:</w:t>
-            </w:r>
-            <w:r>
-              <w:rPr>
-                <w:sz w:val="19"/>
-                <w:szCs w:val="19"/>
-              </w:rPr>
-              <w:t xml:space="preserve"> sizing (TAM / SAM / SOM), ideal customer profile, segmentation (core / situational / non-customers; early adopters)</w:t>
-            </w:r>
-          </w:p>
-          <w:p>
-            <w:pPr>
-              <w:pStyle w:val="ListParagraph"/>
-              <w:numPr>
-                <w:ilvl w:val="0"/>
-                <w:numId w:val="4"/>
-              </w:numPr>
-              <w:spacing w:after="30" w:line="248" w:lineRule="auto"/>
-            </w:pPr>
-            <w:r>
-              <w:rPr>
-                <w:sz w:val="19"/>
-                <w:szCs w:val="19"/>
-                <w:u w:val="single"/>
-              </w:rPr>
-              <w:t>Define the problem</w:t>
-            </w:r>
-            <w:r>
-              <w:rPr>
-                <w:sz w:val="19"/>
-                <w:szCs w:val="19"/>
-              </w:rPr>
-              <w:t>: what the customer is trying to achieve, why, and why they can't today; problem frequency &amp; criticality</w:t>
-            </w:r>
-          </w:p>
-          <w:p>
-            <w:pPr>
-              <w:pStyle w:val="ListParagraph"/>
-              <w:numPr>
-                <w:ilvl w:val="0"/>
-                <w:numId w:val="4"/>
-              </w:numPr>
-              <w:spacing w:after="30" w:line="248" w:lineRule="auto"/>
-            </w:pPr>
-            <w:r>
-              <w:rPr>
-                <w:sz w:val="19"/>
-                <w:szCs w:val="19"/>
-                <w:u w:val="single"/>
-              </w:rPr>
-              <w:t>Define the solution:</w:t>
-            </w:r>
-            <w:r>
-              <w:rPr>
-                <w:sz w:val="19"/>
-                <w:szCs w:val="19"/>
-              </w:rPr>
-              <w:t xml:space="preserve"> impact mapping (business goal </w:t>
-            </w:r>
-            <w:r>
-              <w:rPr>
-                <w:rFonts w:ascii="Arial" w:hAnsi="Arial" w:cs="Arial"/>
-                <w:sz w:val="19"/>
-                <w:szCs w:val="19"/>
-              </w:rPr>
-              <w:t>→</w:t>
-            </w:r>
-            <w:r>
-              <w:rPr>
-                <w:sz w:val="19"/>
-                <w:szCs w:val="19"/>
-              </w:rPr>
-              <w:t xml:space="preserve"> segments </w:t>
-            </w:r>
-            <w:r>
-              <w:rPr>
-                <w:rFonts w:ascii="Arial" w:hAnsi="Arial" w:cs="Arial"/>
-                <w:sz w:val="19"/>
-                <w:szCs w:val="19"/>
-              </w:rPr>
-              <w:t>→</w:t>
-            </w:r>
-            <w:r>
-              <w:rPr>
-                <w:sz w:val="19"/>
-                <w:szCs w:val="19"/>
-              </w:rPr>
-              <w:t xml:space="preserve"> behavior change </w:t>
-            </w:r>
-            <w:r>
-              <w:rPr>
-                <w:rFonts w:ascii="Arial" w:hAnsi="Arial" w:cs="Arial"/>
-                <w:sz w:val="19"/>
-                <w:szCs w:val="19"/>
-              </w:rPr>
-              <w:t>→</w:t>
-            </w:r>
-            <w:r>
-              <w:rPr>
-                <w:sz w:val="19"/>
-                <w:szCs w:val="19"/>
-              </w:rPr>
-              <w:t xml:space="preserve"> capabilities)</w:t>
-            </w:r>
-          </w:p>
-          <w:p>
-            <w:pPr>
-              <w:pStyle w:val="ListParagraph"/>
-              <w:numPr>
-                <w:ilvl w:val="0"/>
-                <w:numId w:val="4"/>
-              </w:numPr>
-              <w:spacing w:after="30" w:line="248" w:lineRule="auto"/>
-            </w:pPr>
-            <w:r>
-              <w:rPr>
-                <w:sz w:val="19"/>
-                <w:szCs w:val="19"/>
-                <w:u w:val="single"/>
-              </w:rPr>
-              <w:t>Define alternatives, differentiation &amp; positioning</w:t>
-            </w:r>
-            <w:r>
-              <w:rPr>
-                <w:sz w:val="19"/>
-                <w:szCs w:val="19"/>
-              </w:rPr>
-              <w:t>: direct / indirect / adjacent competition; types of competitive advantage</w:t>
-            </w:r>
-          </w:p>
-          <w:p>
-            <w:pPr>
-              <w:pStyle w:val="ListParagraph"/>
-              <w:numPr>
-                <w:ilvl w:val="0"/>
-                <w:numId w:val="4"/>
-              </w:numPr>
-              <w:spacing w:after="30" w:line="248" w:lineRule="auto"/>
-            </w:pPr>
-            <w:r>
-              <w:rPr>
-                <w:sz w:val="19"/>
-                <w:szCs w:val="19"/>
-                <w:u w:val="single"/>
-              </w:rPr>
-              <w:lastRenderedPageBreak/>
-              <w:t>Define business goals &amp; outcomes</w:t>
-            </w:r>
-            <w:r>
-              <w:rPr>
-                <w:sz w:val="19"/>
-                <w:szCs w:val="19"/>
-              </w:rPr>
-              <w:t>: business model, unit economics, business impact (acquisition / retention / monetization / profitability / strategic fit)</w:t>
-            </w:r>
-          </w:p>
-          <w:p>
-            <w:pPr>
-              <w:pStyle w:val="ListParagraph"/>
-              <w:numPr>
-                <w:ilvl w:val="0"/>
-                <w:numId w:val="4"/>
-              </w:numPr>
-              <w:spacing w:after="30" w:line="248" w:lineRule="auto"/>
-            </w:pPr>
-            <w:r>
-              <w:rPr>
-                <w:sz w:val="19"/>
-                <w:szCs w:val="19"/>
-                <w:u w:val="single"/>
-              </w:rPr>
-              <w:t xml:space="preserve">Discover &amp; </w:t>
-            </w:r>
-            <w:proofErr w:type="gramStart"/>
-            <w:r>
-              <w:rPr>
-                <w:sz w:val="19"/>
-                <w:szCs w:val="19"/>
-                <w:u w:val="single"/>
-              </w:rPr>
-              <w:t>validate:</w:t>
-            </w:r>
-            <w:proofErr w:type="gramEnd"/>
-            <w:r>
-              <w:rPr>
-                <w:sz w:val="19"/>
-                <w:szCs w:val="19"/>
-              </w:rPr>
-              <w:t xml:space="preserve"> customer-discovery methods (in-depth interviews, qualitative &amp; quantitative methods, observation) and data analysis (product analytics, market research, segmentation, cohorts)</w:t>
-            </w:r>
-          </w:p>
           <w:p>
             <w:pPr>
               <w:pStyle w:val="ListParagraph"/>
@@ -2953,20 +3673,36 @@
                 <w:szCs w:val="19"/>
                 <w:u w:val="single"/>
               </w:rPr>
-              <w:t>Prioritizing product ideas</w:t>
-            </w:r>
-            <w:r>
-              <w:rPr>
-                <w:sz w:val="19"/>
-                <w:szCs w:val="19"/>
-              </w:rPr>
-              <w:t>: the qualitative method, RICE, the impact map</w:t>
+              <w:t>Turning engineering capabilities into repeatable offerings</w:t>
+            </w:r>
+            <w:r>
+              <w:rPr>
+                <w:sz w:val="19"/>
+                <w:szCs w:val="19"/>
+              </w:rPr>
+              <w:t xml:space="preserve">: the product processes and operating model that make productization </w:t>
+            </w:r>
+            <w:proofErr w:type="gramStart"/>
+            <w:r>
+              <w:rPr>
+                <w:sz w:val="19"/>
+                <w:szCs w:val="19"/>
+              </w:rPr>
+              <w:t>stick:</w:t>
+            </w:r>
+            <w:proofErr w:type="gramEnd"/>
+            <w:r>
+              <w:rPr>
+                <w:sz w:val="19"/>
+                <w:szCs w:val="19"/>
+              </w:rPr>
+              <w:t xml:space="preserve"> recap + discussion on the next steps.</w:t>
             </w:r>
           </w:p>
         </w:tc>
         <w:tc>
           <w:tcPr>
-            <w:tcW w:w="6265" w:type="dxa"/>
+            <w:tcW w:w="4950" w:type="dxa"/>
           </w:tcPr>
           <w:p>
             <w:pPr>
@@ -2979,835 +3715,12 @@
                 <w:sz w:val="19"/>
                 <w:szCs w:val="19"/>
               </w:rPr>
-              <w:lastRenderedPageBreak/>
-              <w:t>Product Map (2 parts) + discovery &amp; validation planning</w:t>
+              <w:t>Transformation roadmap (facilitated brainstorm)</w:t>
             </w:r>
           </w:p>
           <w:p>
             <w:pPr>
               <w:spacing w:after="40" w:line="252" w:lineRule="auto"/>
-              <w:rPr>
-                <w:sz w:val="19"/>
-                <w:szCs w:val="19"/>
-              </w:rPr>
-            </w:pPr>
-            <w:r>
-              <w:rPr>
-                <w:sz w:val="19"/>
-                <w:szCs w:val="19"/>
-              </w:rPr>
-              <w:t xml:space="preserve">Across three workshops, participants will collaboratively build the product map alongside related artifacts: audience, problem and customer value; then solution (impact map), alternatives / positioning and business value, presenting and taking challenge at each step. </w:t>
-            </w:r>
-          </w:p>
-          <w:p>
-            <w:pPr>
-              <w:spacing w:after="40" w:line="252" w:lineRule="auto"/>
-            </w:pPr>
-            <w:r>
-              <w:rPr>
-                <w:sz w:val="19"/>
-                <w:szCs w:val="19"/>
-              </w:rPr>
-              <w:t>The third workshop turns the riskiest assumptions into a prioritized validation plan: hypotheses matched to methods, with success criteria.</w:t>
-            </w:r>
-          </w:p>
-          <w:p>
-            <w:pPr>
-              <w:spacing w:line="248" w:lineRule="auto"/>
-            </w:pPr>
-            <w:r>
-              <w:rPr>
-                <w:b/>
-                <w:bCs/>
-                <w:color w:val="595959"/>
-                <w:sz w:val="19"/>
-                <w:szCs w:val="19"/>
-              </w:rPr>
-              <w:lastRenderedPageBreak/>
-              <w:t xml:space="preserve">Output: </w:t>
-            </w:r>
-            <w:r>
-              <w:rPr>
-                <w:i/>
-                <w:iCs/>
-                <w:color w:val="595959"/>
-                <w:sz w:val="19"/>
-                <w:szCs w:val="19"/>
-              </w:rPr>
-              <w:t>a complete Product Map per product + a method-matched validation plan.</w:t>
-            </w:r>
-          </w:p>
-        </w:tc>
-      </w:tr>
-      <w:tr>
-        <w:tc>
-          <w:tcPr>
-            <w:tcW w:w="1800" w:type="dxa"/>
-          </w:tcPr>
-          <w:p>
-            <w:pPr>
-              <w:spacing w:after="40" w:line="252" w:lineRule="auto"/>
-            </w:pPr>
-            <w:r>
-              <w:rPr>
-                <w:b/>
-                <w:bCs/>
-                <w:sz w:val="19"/>
-                <w:szCs w:val="19"/>
-              </w:rPr>
-              <w:lastRenderedPageBreak/>
-              <w:t>4. Product lifecycle: Design &amp; build</w:t>
-            </w:r>
-          </w:p>
-          <w:p>
-            <w:pPr>
-              <w:spacing w:line="252" w:lineRule="auto"/>
-            </w:pPr>
-            <w:r>
-              <w:rPr>
-                <w:color w:val="595959"/>
-                <w:sz w:val="17"/>
-                <w:szCs w:val="17"/>
-              </w:rPr>
-              <w:t>2 sessions · 1 S + 1 W</w:t>
-            </w:r>
-          </w:p>
-        </w:tc>
-        <w:tc>
-          <w:tcPr>
-            <w:tcW w:w="5700" w:type="dxa"/>
-          </w:tcPr>
-          <w:p>
-            <w:pPr>
-              <w:pStyle w:val="ListParagraph"/>
-              <w:numPr>
-                <w:ilvl w:val="0"/>
-                <w:numId w:val="4"/>
-              </w:numPr>
-              <w:spacing w:after="30" w:line="248" w:lineRule="auto"/>
-            </w:pPr>
-            <w:r>
-              <w:rPr>
-                <w:sz w:val="19"/>
-                <w:szCs w:val="19"/>
-                <w:u w:val="single"/>
-              </w:rPr>
-              <w:t>Product features</w:t>
-            </w:r>
-            <w:r>
-              <w:rPr>
-                <w:sz w:val="19"/>
-                <w:szCs w:val="19"/>
-              </w:rPr>
-              <w:t>: co-design / co-development with customers; prioritizing features &amp; scope (MVP approach, feature hamburger, RICE)</w:t>
-            </w:r>
-          </w:p>
-          <w:p>
-            <w:pPr>
-              <w:pStyle w:val="ListParagraph"/>
-              <w:numPr>
-                <w:ilvl w:val="0"/>
-                <w:numId w:val="4"/>
-              </w:numPr>
-              <w:spacing w:after="30" w:line="248" w:lineRule="auto"/>
-            </w:pPr>
-            <w:r>
-              <w:rPr>
-                <w:sz w:val="19"/>
-                <w:szCs w:val="19"/>
-                <w:u w:val="single"/>
-              </w:rPr>
-              <w:t xml:space="preserve">The </w:t>
-            </w:r>
-            <w:proofErr w:type="spellStart"/>
-            <w:r>
-              <w:rPr>
-                <w:sz w:val="19"/>
-                <w:szCs w:val="19"/>
-                <w:u w:val="single"/>
-              </w:rPr>
-              <w:t>platformization</w:t>
-            </w:r>
-            <w:proofErr w:type="spellEnd"/>
-            <w:r>
-              <w:rPr>
-                <w:sz w:val="19"/>
-                <w:szCs w:val="19"/>
-                <w:u w:val="single"/>
-              </w:rPr>
-              <w:t xml:space="preserve"> spectrum</w:t>
-            </w:r>
-            <w:r>
-              <w:rPr>
-                <w:sz w:val="19"/>
-                <w:szCs w:val="19"/>
-              </w:rPr>
-              <w:t xml:space="preserve"> (custom &lt;&gt; fixed &lt;&gt; dev-configurable &lt;&gt; customer-configurable): the central productization decision for a services organization</w:t>
-            </w:r>
-          </w:p>
-          <w:p>
-            <w:pPr>
-              <w:pStyle w:val="ListParagraph"/>
-              <w:numPr>
-                <w:ilvl w:val="0"/>
-                <w:numId w:val="4"/>
-              </w:numPr>
-              <w:spacing w:line="248" w:lineRule="auto"/>
-            </w:pPr>
-            <w:r>
-              <w:rPr>
-                <w:sz w:val="19"/>
-                <w:szCs w:val="19"/>
-                <w:u w:val="single"/>
-              </w:rPr>
-              <w:t>Product business model</w:t>
-            </w:r>
-            <w:r>
-              <w:rPr>
-                <w:sz w:val="19"/>
-                <w:szCs w:val="19"/>
-              </w:rPr>
-              <w:t xml:space="preserve">: packaging &amp; pricing (tiering, value metric, value-based pricing; monetization tests: Van </w:t>
-            </w:r>
-            <w:proofErr w:type="spellStart"/>
-            <w:r>
-              <w:rPr>
-                <w:sz w:val="19"/>
-                <w:szCs w:val="19"/>
-              </w:rPr>
-              <w:t>Westendorp</w:t>
-            </w:r>
-            <w:proofErr w:type="spellEnd"/>
-            <w:r>
-              <w:rPr>
-                <w:sz w:val="19"/>
-                <w:szCs w:val="19"/>
-              </w:rPr>
-              <w:t>, max-difference); validating the model, packaging and pricing</w:t>
-            </w:r>
-          </w:p>
-        </w:tc>
-        <w:tc>
-          <w:tcPr>
-            <w:tcW w:w="6265" w:type="dxa"/>
-          </w:tcPr>
-          <w:p>
-            <w:pPr>
-              <w:spacing w:after="40" w:line="252" w:lineRule="auto"/>
-            </w:pPr>
-            <w:proofErr w:type="spellStart"/>
-            <w:r>
-              <w:rPr>
-                <w:b/>
-                <w:bCs/>
-                <w:sz w:val="19"/>
-                <w:szCs w:val="19"/>
-              </w:rPr>
-              <w:t>Platformization</w:t>
-            </w:r>
-            <w:proofErr w:type="spellEnd"/>
-            <w:r>
-              <w:rPr>
-                <w:b/>
-                <w:bCs/>
-                <w:sz w:val="19"/>
-                <w:szCs w:val="19"/>
-              </w:rPr>
-              <w:t xml:space="preserve"> &amp; packaging</w:t>
-            </w:r>
-          </w:p>
-          <w:p>
-            <w:pPr>
-              <w:spacing w:after="40" w:line="252" w:lineRule="auto"/>
-            </w:pPr>
-            <w:r>
-              <w:rPr>
-                <w:sz w:val="19"/>
-                <w:szCs w:val="19"/>
-              </w:rPr>
-              <w:t xml:space="preserve">For their product, groups split capabilities into the standardized reusable core vs. the bespoke customization layer along the </w:t>
-            </w:r>
-            <w:proofErr w:type="spellStart"/>
-            <w:r>
-              <w:rPr>
-                <w:sz w:val="19"/>
-                <w:szCs w:val="19"/>
-              </w:rPr>
-              <w:t>platformization</w:t>
-            </w:r>
-            <w:proofErr w:type="spellEnd"/>
-            <w:r>
-              <w:rPr>
-                <w:sz w:val="19"/>
-                <w:szCs w:val="19"/>
-              </w:rPr>
-              <w:t xml:space="preserve"> spectrum, then design a first packaging &amp; pricing model (tiers, value metric, price anchor).</w:t>
-            </w:r>
-          </w:p>
-          <w:p>
-            <w:pPr>
-              <w:spacing w:line="248" w:lineRule="auto"/>
-            </w:pPr>
-            <w:r>
-              <w:rPr>
-                <w:b/>
-                <w:bCs/>
-                <w:color w:val="595959"/>
-                <w:sz w:val="19"/>
-                <w:szCs w:val="19"/>
-              </w:rPr>
-              <w:t xml:space="preserve">Output: </w:t>
-            </w:r>
-            <w:r>
-              <w:rPr>
-                <w:i/>
-                <w:iCs/>
-                <w:color w:val="595959"/>
-                <w:sz w:val="19"/>
-                <w:szCs w:val="19"/>
-              </w:rPr>
-              <w:t>a “base pack + customization layer” definition + packaging / pricing v1.</w:t>
-            </w:r>
-          </w:p>
-        </w:tc>
-      </w:tr>
-      <w:tr>
-        <w:trPr>
-          <w:cnfStyle w:val="000000100000" w:firstRow="0" w:lastRow="0" w:firstColumn="0" w:lastColumn="0" w:oddVBand="0" w:evenVBand="0" w:oddHBand="1" w:evenHBand="0" w:firstRowFirstColumn="0" w:firstRowLastColumn="0" w:lastRowFirstColumn="0" w:lastRowLastColumn="0"/>
-        </w:trPr>
-        <w:tc>
-          <w:tcPr>
-            <w:tcW w:w="1800" w:type="dxa"/>
-          </w:tcPr>
-          <w:p>
-            <w:pPr>
-              <w:spacing w:after="40" w:line="252" w:lineRule="auto"/>
-            </w:pPr>
-            <w:r>
-              <w:rPr>
-                <w:b/>
-                <w:bCs/>
-                <w:sz w:val="19"/>
-                <w:szCs w:val="19"/>
-              </w:rPr>
-              <w:t>5. Product lifecycle: Measure &amp; manage</w:t>
-            </w:r>
-          </w:p>
-          <w:p>
-            <w:pPr>
-              <w:spacing w:line="252" w:lineRule="auto"/>
-            </w:pPr>
-            <w:r>
-              <w:rPr>
-                <w:color w:val="595959"/>
-                <w:sz w:val="17"/>
-                <w:szCs w:val="17"/>
-              </w:rPr>
-              <w:t>3 sessions · 2 S + 1 W</w:t>
-            </w:r>
-          </w:p>
-        </w:tc>
-        <w:tc>
-          <w:tcPr>
-            <w:tcW w:w="5700" w:type="dxa"/>
-          </w:tcPr>
-          <w:p>
-            <w:pPr>
-              <w:pStyle w:val="ListParagraph"/>
-              <w:numPr>
-                <w:ilvl w:val="0"/>
-                <w:numId w:val="4"/>
-              </w:numPr>
-              <w:spacing w:after="30" w:line="248" w:lineRule="auto"/>
-            </w:pPr>
-            <w:r>
-              <w:rPr>
-                <w:sz w:val="19"/>
-                <w:szCs w:val="19"/>
-                <w:u w:val="single"/>
-              </w:rPr>
-              <w:t>The product feedback loop</w:t>
-            </w:r>
-            <w:r>
-              <w:rPr>
-                <w:sz w:val="19"/>
-                <w:szCs w:val="19"/>
-                <w:u w:val="single"/>
-              </w:rPr>
-              <w:t xml:space="preserve"> &amp; measurement</w:t>
-            </w:r>
-            <w:r>
-              <w:rPr>
-                <w:sz w:val="19"/>
-                <w:szCs w:val="19"/>
-              </w:rPr>
-              <w:t>; measuring activation, retention &amp; engagement</w:t>
-            </w:r>
-          </w:p>
-          <w:p>
-            <w:pPr>
-              <w:pStyle w:val="ListParagraph"/>
-              <w:numPr>
-                <w:ilvl w:val="0"/>
-                <w:numId w:val="4"/>
-              </w:numPr>
-              <w:spacing w:after="30" w:line="248" w:lineRule="auto"/>
-            </w:pPr>
-            <w:r>
-              <w:rPr>
-                <w:sz w:val="19"/>
-                <w:szCs w:val="19"/>
-                <w:u w:val="single"/>
-              </w:rPr>
-              <w:t>Processing qualitative customer feedback</w:t>
-            </w:r>
-            <w:r>
-              <w:rPr>
-                <w:sz w:val="19"/>
-                <w:szCs w:val="19"/>
-              </w:rPr>
-              <w:t xml:space="preserve"> (content-analysis matrix; AI-assisted classification)</w:t>
-            </w:r>
-          </w:p>
-          <w:p>
-            <w:pPr>
-              <w:pStyle w:val="ListParagraph"/>
-              <w:numPr>
-                <w:ilvl w:val="0"/>
-                <w:numId w:val="4"/>
-              </w:numPr>
-              <w:spacing w:after="30" w:line="248" w:lineRule="auto"/>
-            </w:pPr>
-            <w:r>
-              <w:rPr>
-                <w:sz w:val="19"/>
-                <w:szCs w:val="19"/>
-                <w:u w:val="single"/>
-              </w:rPr>
-              <w:t>The pathway to enterprise adoption</w:t>
-            </w:r>
-            <w:r>
-              <w:rPr>
-                <w:sz w:val="19"/>
-                <w:szCs w:val="19"/>
-              </w:rPr>
-              <w:t xml:space="preserve">: </w:t>
-            </w:r>
-            <w:proofErr w:type="gramStart"/>
-            <w:r>
-              <w:rPr>
-                <w:sz w:val="19"/>
-                <w:szCs w:val="19"/>
-              </w:rPr>
-              <w:t>hand-holding</w:t>
-            </w:r>
-            <w:proofErr w:type="gramEnd"/>
-            <w:r>
-              <w:rPr>
-                <w:sz w:val="19"/>
-                <w:szCs w:val="19"/>
-              </w:rPr>
-              <w:t>, feedback sessions, data analysis, evals</w:t>
-            </w:r>
-          </w:p>
-          <w:p>
-            <w:pPr>
-              <w:pStyle w:val="ListParagraph"/>
-              <w:numPr>
-                <w:ilvl w:val="0"/>
-                <w:numId w:val="4"/>
-              </w:numPr>
-              <w:spacing w:after="30" w:line="248" w:lineRule="auto"/>
-            </w:pPr>
-            <w:r>
-              <w:rPr>
-                <w:sz w:val="19"/>
-                <w:szCs w:val="19"/>
-                <w:u w:val="single"/>
-              </w:rPr>
-              <w:t>Metric systems</w:t>
-            </w:r>
-            <w:r>
-              <w:rPr>
-                <w:sz w:val="19"/>
-                <w:szCs w:val="19"/>
-              </w:rPr>
-              <w:t>: value / outcome metrics (satisfaction, time-on-task, accuracy, conversion, activity); direct vs. proxy measures; cohorts vs. segments</w:t>
-            </w:r>
-          </w:p>
-          <w:p>
-            <w:pPr>
-              <w:pStyle w:val="ListParagraph"/>
-              <w:numPr>
-                <w:ilvl w:val="0"/>
-                <w:numId w:val="4"/>
-              </w:numPr>
-              <w:spacing w:line="248" w:lineRule="auto"/>
-            </w:pPr>
-            <w:r>
-              <w:rPr>
-                <w:sz w:val="19"/>
-                <w:szCs w:val="19"/>
-                <w:u w:val="single"/>
-              </w:rPr>
-              <w:t>Planning</w:t>
-            </w:r>
-            <w:r>
-              <w:rPr>
-                <w:sz w:val="19"/>
-                <w:szCs w:val="19"/>
-              </w:rPr>
-              <w:t xml:space="preserve">: prioritization frameworks; </w:t>
-            </w:r>
-            <w:proofErr w:type="spellStart"/>
-            <w:r>
-              <w:rPr>
-                <w:sz w:val="19"/>
-                <w:szCs w:val="19"/>
-              </w:rPr>
-              <w:t>roadmapping</w:t>
-            </w:r>
-            <w:proofErr w:type="spellEnd"/>
-            <w:r>
-              <w:rPr>
-                <w:sz w:val="19"/>
-                <w:szCs w:val="19"/>
-              </w:rPr>
-              <w:t xml:space="preserve"> (Now / Next / Later); stakeholder alignment</w:t>
-            </w:r>
-          </w:p>
-        </w:tc>
-        <w:tc>
-          <w:tcPr>
-            <w:tcW w:w="6265" w:type="dxa"/>
-          </w:tcPr>
-          <w:p>
-            <w:pPr>
-              <w:spacing w:after="40" w:line="252" w:lineRule="auto"/>
-            </w:pPr>
-            <w:r>
-              <w:rPr>
-                <w:b/>
-                <w:bCs/>
-                <w:sz w:val="19"/>
-                <w:szCs w:val="19"/>
-              </w:rPr>
-              <w:t>Adoption &amp; roadmap workshop</w:t>
-            </w:r>
-          </w:p>
-          <w:p>
-            <w:pPr>
-              <w:spacing w:after="40" w:line="252" w:lineRule="auto"/>
-            </w:pPr>
-            <w:r>
-              <w:rPr>
-                <w:sz w:val="19"/>
-                <w:szCs w:val="19"/>
-              </w:rPr>
-              <w:t>Groups define the adoption metric and a minimal metric system for their product, design its enterprise-adoption pathway, and build a Now / Next / Later roadmap with a stakeholder-alignment map.</w:t>
-            </w:r>
-          </w:p>
-          <w:p>
-            <w:pPr>
-              <w:spacing w:line="248" w:lineRule="auto"/>
-            </w:pPr>
-            <w:r>
-              <w:rPr>
-                <w:b/>
-                <w:bCs/>
-                <w:color w:val="595959"/>
-                <w:sz w:val="19"/>
-                <w:szCs w:val="19"/>
-              </w:rPr>
-              <w:t xml:space="preserve">Output: </w:t>
-            </w:r>
-            <w:r>
-              <w:rPr>
-                <w:i/>
-                <w:iCs/>
-                <w:color w:val="595959"/>
-                <w:sz w:val="19"/>
-                <w:szCs w:val="19"/>
-              </w:rPr>
-              <w:t>an adoption plan + roadmap + stakeholder map per product.</w:t>
-            </w:r>
-          </w:p>
-        </w:tc>
-      </w:tr>
-      <w:tr>
-        <w:tc>
-          <w:tcPr>
-            <w:tcW w:w="1800" w:type="dxa"/>
-          </w:tcPr>
-          <w:p>
-            <w:pPr>
-              <w:spacing w:after="40" w:line="252" w:lineRule="auto"/>
-            </w:pPr>
-            <w:r>
-              <w:rPr>
-                <w:b/>
-                <w:bCs/>
-                <w:sz w:val="19"/>
-                <w:szCs w:val="19"/>
-              </w:rPr>
-              <w:t>6. AI-powered product management</w:t>
-            </w:r>
-          </w:p>
-          <w:p>
-            <w:pPr>
-              <w:spacing w:line="252" w:lineRule="auto"/>
-            </w:pPr>
-            <w:r>
-              <w:rPr>
-                <w:color w:val="595959"/>
-                <w:sz w:val="17"/>
-                <w:szCs w:val="17"/>
-              </w:rPr>
-              <w:t>2 sessions · 1 S + 1 W</w:t>
-            </w:r>
-          </w:p>
-        </w:tc>
-        <w:tc>
-          <w:tcPr>
-            <w:tcW w:w="5700" w:type="dxa"/>
-          </w:tcPr>
-          <w:p>
-            <w:pPr>
-              <w:pStyle w:val="ListParagraph"/>
-              <w:numPr>
-                <w:ilvl w:val="0"/>
-                <w:numId w:val="4"/>
-              </w:numPr>
-              <w:spacing w:after="30" w:line="248" w:lineRule="auto"/>
-            </w:pPr>
-            <w:r>
-              <w:rPr>
-                <w:sz w:val="19"/>
-                <w:szCs w:val="19"/>
-                <w:u w:val="single"/>
-              </w:rPr>
-              <w:t>Agentic AI to accelerate PM performance</w:t>
-            </w:r>
-            <w:r>
-              <w:rPr>
-                <w:sz w:val="19"/>
-                <w:szCs w:val="19"/>
-              </w:rPr>
-              <w:t>: agents, skills and context systems in day-to-day product work, incl. a live demo of a working agentic-PM setup</w:t>
-            </w:r>
-          </w:p>
-          <w:p>
-            <w:pPr>
-              <w:pStyle w:val="ListParagraph"/>
-              <w:numPr>
-                <w:ilvl w:val="0"/>
-                <w:numId w:val="4"/>
-              </w:numPr>
-              <w:spacing w:after="30" w:line="248" w:lineRule="auto"/>
-            </w:pPr>
-            <w:r>
-              <w:rPr>
-                <w:sz w:val="19"/>
-                <w:szCs w:val="19"/>
-                <w:u w:val="single"/>
-              </w:rPr>
-              <w:t>The PM role in the agentic-AI era</w:t>
-            </w:r>
-            <w:r>
-              <w:rPr>
-                <w:sz w:val="19"/>
-                <w:szCs w:val="19"/>
-              </w:rPr>
-              <w:t>: the blurring boundaries between product, engineering and design</w:t>
-            </w:r>
-          </w:p>
-          <w:p>
-            <w:pPr>
-              <w:pStyle w:val="ListParagraph"/>
-              <w:numPr>
-                <w:ilvl w:val="0"/>
-                <w:numId w:val="4"/>
-              </w:numPr>
-              <w:spacing w:line="248" w:lineRule="auto"/>
-            </w:pPr>
-            <w:r>
-              <w:rPr>
-                <w:sz w:val="19"/>
-                <w:szCs w:val="19"/>
-                <w:u w:val="single"/>
-              </w:rPr>
-              <w:t>Shipping AI solutions to customers</w:t>
-            </w:r>
-            <w:r>
-              <w:rPr>
-                <w:sz w:val="19"/>
-                <w:szCs w:val="19"/>
-              </w:rPr>
-              <w:t>: evals &amp; governance</w:t>
-            </w:r>
-          </w:p>
-        </w:tc>
-        <w:tc>
-          <w:tcPr>
-            <w:tcW w:w="6265" w:type="dxa"/>
-          </w:tcPr>
-          <w:p>
-            <w:pPr>
-              <w:spacing w:after="40" w:line="252" w:lineRule="auto"/>
-            </w:pPr>
-            <w:r>
-              <w:rPr>
-                <w:b/>
-                <w:bCs/>
-                <w:sz w:val="19"/>
-                <w:szCs w:val="19"/>
-              </w:rPr>
-              <w:t>AI-powered PM: focus areas</w:t>
-            </w:r>
-          </w:p>
-          <w:p>
-            <w:pPr>
-              <w:spacing w:after="40" w:line="252" w:lineRule="auto"/>
-            </w:pPr>
-            <w:r>
-              <w:rPr>
-                <w:sz w:val="19"/>
-                <w:szCs w:val="19"/>
-              </w:rPr>
-              <w:t xml:space="preserve">Participants map proposed agentic AI use cases to their own work in areas like building PRDs, internal decks, market research, customer feedback triage, product analytics, etc., and define 1–2 focus areas where they will plan to apply </w:t>
-            </w:r>
-          </w:p>
-          <w:p>
-            <w:pPr>
-              <w:spacing w:line="248" w:lineRule="auto"/>
-            </w:pPr>
-            <w:r>
-              <w:rPr>
-                <w:b/>
-                <w:bCs/>
-                <w:color w:val="595959"/>
-                <w:sz w:val="19"/>
-                <w:szCs w:val="19"/>
-              </w:rPr>
-              <w:t xml:space="preserve">Output: </w:t>
-            </w:r>
-            <w:r>
-              <w:rPr>
-                <w:i/>
-                <w:iCs/>
-                <w:color w:val="595959"/>
-                <w:sz w:val="19"/>
-                <w:szCs w:val="19"/>
-              </w:rPr>
-              <w:t>AI-powered-PM focus areas + first experiments per group.</w:t>
-            </w:r>
-          </w:p>
-        </w:tc>
-      </w:tr>
-      <w:tr>
-        <w:trPr>
-          <w:cnfStyle w:val="000000100000" w:firstRow="0" w:lastRow="0" w:firstColumn="0" w:lastColumn="0" w:oddVBand="0" w:evenVBand="0" w:oddHBand="1" w:evenHBand="0" w:firstRowFirstColumn="0" w:firstRowLastColumn="0" w:lastRowFirstColumn="0" w:lastRowLastColumn="0"/>
-        </w:trPr>
-        <w:tc>
-          <w:tcPr>
-            <w:tcW w:w="1800" w:type="dxa"/>
-          </w:tcPr>
-          <w:p>
-            <w:pPr>
-              <w:spacing w:after="40" w:line="252" w:lineRule="auto"/>
-            </w:pPr>
-            <w:r>
-              <w:rPr>
-                <w:b/>
-                <w:bCs/>
-                <w:sz w:val="19"/>
-                <w:szCs w:val="19"/>
-              </w:rPr>
-              <w:lastRenderedPageBreak/>
-              <w:t>7. Next steps</w:t>
-            </w:r>
-          </w:p>
-          <w:p>
-            <w:pPr>
-              <w:spacing w:line="252" w:lineRule="auto"/>
-            </w:pPr>
-            <w:r>
-              <w:rPr>
-                <w:color w:val="595959"/>
-                <w:sz w:val="17"/>
-                <w:szCs w:val="17"/>
-              </w:rPr>
-              <w:t xml:space="preserve">1 session · 1 S </w:t>
-            </w:r>
-          </w:p>
-        </w:tc>
-        <w:tc>
-          <w:tcPr>
-            <w:tcW w:w="5700" w:type="dxa"/>
-          </w:tcPr>
-          <w:p>
-            <w:pPr>
-              <w:pStyle w:val="ListParagraph"/>
-              <w:numPr>
-                <w:ilvl w:val="0"/>
-                <w:numId w:val="4"/>
-              </w:numPr>
-              <w:spacing w:line="248" w:lineRule="auto"/>
-            </w:pPr>
-            <w:r>
-              <w:rPr>
-                <w:sz w:val="19"/>
-                <w:szCs w:val="19"/>
-                <w:u w:val="single"/>
-              </w:rPr>
-              <w:t>Turning engineering capabilities into repeatable offerings</w:t>
-            </w:r>
-            <w:r>
-              <w:rPr>
-                <w:sz w:val="19"/>
-                <w:szCs w:val="19"/>
-              </w:rPr>
-              <w:t xml:space="preserve">: the product processes and operating model that make productization </w:t>
-            </w:r>
-            <w:proofErr w:type="gramStart"/>
-            <w:r>
-              <w:rPr>
-                <w:sz w:val="19"/>
-                <w:szCs w:val="19"/>
-              </w:rPr>
-              <w:t>stick:</w:t>
-            </w:r>
-            <w:proofErr w:type="gramEnd"/>
-            <w:r>
-              <w:rPr>
-                <w:sz w:val="19"/>
-                <w:szCs w:val="19"/>
-              </w:rPr>
-              <w:t xml:space="preserve"> recap + discussion on the next steps.</w:t>
-            </w:r>
-          </w:p>
-        </w:tc>
-        <w:tc>
-          <w:tcPr>
-            <w:tcW w:w="6265" w:type="dxa"/>
-          </w:tcPr>
-          <w:p>
-            <w:pPr>
-              <w:spacing w:after="40" w:line="252" w:lineRule="auto"/>
-            </w:pPr>
-            <w:r>
-              <w:rPr>
-                <w:b/>
-                <w:bCs/>
-                <w:sz w:val="19"/>
-                <w:szCs w:val="19"/>
-              </w:rPr>
-              <w:t>Transformation roadmap (facilitated brainstorm)</w:t>
-            </w:r>
-          </w:p>
-          <w:p>
-            <w:pPr>
-              <w:spacing w:after="40" w:line="252" w:lineRule="auto"/>
             </w:pPr>
             <w:r>
               <w:rPr>
@@ -3815,31 +3728,6 @@
                 <w:szCs w:val="19"/>
               </w:rPr>
               <w:t>A facilitated brainstorm on moving from single-project delivery to repeatable offerings: what to standardize, who owns which assets, which operating-model and incentive changes are needed. Participants commit to owned next actions; groups give a short capstone recap of their product's journey.</w:t>
-            </w:r>
-          </w:p>
-          <w:p>
-            <w:pPr>
-              <w:spacing w:line="248" w:lineRule="auto"/>
-            </w:pPr>
-            <w:r>
-              <w:rPr>
-                <w:b/>
-                <w:bCs/>
-                <w:color w:val="595959"/>
-                <w:sz w:val="19"/>
-                <w:szCs w:val="19"/>
-              </w:rPr>
-              <w:t xml:space="preserve">Output: </w:t>
-            </w:r>
-            <w:r>
-              <w:rPr>
-                <w:i/>
-                <w:iCs/>
-                <w:color w:val="595959"/>
-                <w:sz w:val="19"/>
-                <w:szCs w:val="19"/>
-              </w:rPr>
-              <w:t>a next-steps transformation roadmap + owned commitments.</w:t>
             </w:r>
           </w:p>
         </w:tc>

--- a/context/areas/laba/docs/softserve-corp-training/SoftServe_PM_Product_Training_Offer_v3.docx
+++ b/context/areas/laba/docs/softserve-corp-training/SoftServe_PM_Product_Training_Offer_v3.docx
@@ -96,38 +96,6 @@
     </w:p>
     <w:p>
       <w:pPr>
-        <w:pBdr>
-          <w:bottom w:val="single" w:sz="6" w:space="1" w:color="auto"/>
-        </w:pBdr>
-        <w:spacing w:after="140"/>
-        <w:rPr>
-          <w:color w:val="595959"/>
-          <w:sz w:val="19"/>
-          <w:szCs w:val="19"/>
-        </w:rPr>
-      </w:pPr>
-    </w:p>
-    <w:p>
-      <w:pPr>
-        <w:spacing w:before="60" w:after="40"/>
-        <w:rPr>
-          <w:color w:val="2A1A00" w:themeColor="text2"/>
-        </w:rPr>
-      </w:pPr>
-      <w:r>
-        <w:rPr>
-          <w:b/>
-          <w:bCs/>
-          <w:color w:val="2A1A00" w:themeColor="text2"/>
-          <w:spacing w:val="28"/>
-          <w:sz w:val="17"/>
-          <w:szCs w:val="17"/>
-        </w:rPr>
-        <w:t>COMMERCIAL PROPOSAL</w:t>
-      </w:r>
-    </w:p>
-    <w:p>
-      <w:pPr>
         <w:pStyle w:val="Title"/>
         <w:spacing w:after="20"/>
       </w:pPr>
@@ -444,28 +412,9 @@
     </w:p>
     <w:p>
       <w:pPr>
-        <w:spacing w:before="60"/>
-        <w:rPr>
-          <w:sz w:val="21"/>
-          <w:szCs w:val="21"/>
-        </w:rPr>
-      </w:pPr>
-    </w:p>
-    <w:p>
-      <w:pPr>
-        <w:spacing w:before="60"/>
-        <w:rPr>
-          <w:sz w:val="21"/>
-          <w:szCs w:val="21"/>
-        </w:rPr>
-      </w:pPr>
-    </w:p>
-    <w:p>
-      <w:pPr>
         <w:pStyle w:val="Heading1"/>
       </w:pPr>
       <w:r>
-        <w:lastRenderedPageBreak/>
         <w:t>3</w:t>
       </w:r>
       <w:r>
@@ -521,7 +470,15 @@
           <w:sz w:val="21"/>
           <w:szCs w:val="21"/>
         </w:rPr>
-        <w:t>applying the topic to the participants' own products and services. Where a home assignment preceded the session, it also covers typical questions and good / bad examples from the submitted work.</w:t>
+        <w:t xml:space="preserve">applying the topic to the participants' </w:t>
+      </w:r>
+      <w:r>
+        <w:rPr>
+          <w:sz w:val="21"/>
+          <w:szCs w:val="21"/>
+        </w:rPr>
+        <w:lastRenderedPageBreak/>
+        <w:t>own products and services. Where a home assignment preceded the session, it also covers typical questions and good / bad examples from the submitted work.</w:t>
       </w:r>
     </w:p>
     <w:p>
@@ -638,12 +595,42 @@
     </w:p>
     <w:p>
       <w:pPr>
-        <w:spacing w:after="80"/>
-        <w:rPr>
-          <w:sz w:val="21"/>
-          <w:szCs w:val="21"/>
-        </w:rPr>
-      </w:pPr>
+        <w:spacing w:after="40"/>
+        <w:rPr>
+          <w:sz w:val="21"/>
+          <w:szCs w:val="21"/>
+        </w:rPr>
+      </w:pPr>
+      <w:r>
+        <w:rPr>
+          <w:sz w:val="21"/>
+          <w:szCs w:val="21"/>
+        </w:rPr>
+        <w:t>The program below is preliminary and will be adjusted to SoftServe's context after the discovery call and the information request are processed. The program may also evolve during the live course, based on the group dynamics and discovered insights.</w:t>
+      </w:r>
+      <w:r>
+        <w:rPr>
+          <w:sz w:val="21"/>
+          <w:szCs w:val="21"/>
+        </w:rPr>
+        <w:t xml:space="preserve"> </w:t>
+      </w:r>
+    </w:p>
+    <w:p>
+      <w:pPr>
+        <w:spacing w:after="40"/>
+        <w:rPr>
+          <w:sz w:val="21"/>
+          <w:szCs w:val="21"/>
+        </w:rPr>
+      </w:pPr>
+      <w:r>
+        <w:rPr>
+          <w:sz w:val="21"/>
+          <w:szCs w:val="21"/>
+        </w:rPr>
+        <w:t xml:space="preserve">Program includes </w:t>
+      </w:r>
       <w:r>
         <w:rPr>
           <w:sz w:val="21"/>
@@ -1280,16 +1267,6 @@
             <w:pPr>
               <w:spacing w:line="252" w:lineRule="auto"/>
               <w:rPr>
-                <w:b w:val="0"/>
-                <w:bCs w:val="0"/>
-                <w:color w:val="2A1A00" w:themeColor="text2"/>
-              </w:rPr>
-            </w:pPr>
-          </w:p>
-          <w:p>
-            <w:pPr>
-              <w:spacing w:line="252" w:lineRule="auto"/>
-              <w:rPr>
                 <w:color w:val="2A1A00" w:themeColor="text2"/>
               </w:rPr>
             </w:pPr>
@@ -1298,16 +1275,10 @@
       </w:tr>
     </w:tbl>
     <w:p>
-      <w:r>
-        <w:tab/>
-      </w:r>
-    </w:p>
-    <w:p>
       <w:pPr>
         <w:pStyle w:val="Heading1"/>
       </w:pPr>
       <w:r>
-        <w:lastRenderedPageBreak/>
         <w:t>5</w:t>
       </w:r>
       <w:r>
@@ -1412,6 +1383,7 @@
           <w:sz w:val="21"/>
           <w:szCs w:val="21"/>
         </w:rPr>
+        <w:lastRenderedPageBreak/>
         <w:t xml:space="preserve">Total participant load is roughly 60–75 hours: </w:t>
       </w:r>
       <w:r>
@@ -1631,7 +1603,7 @@
         <w:pStyle w:val="Heading1"/>
       </w:pPr>
       <w:r>
-        <w:t>8. What's included &amp; investment</w:t>
+        <w:t xml:space="preserve">8. What's included </w:t>
       </w:r>
     </w:p>
     <w:p>
@@ -1838,41 +1810,6 @@
         <w:spacing w:after="50" w:line="260" w:lineRule="auto"/>
         <w:ind w:left="400"/>
       </w:pPr>
-    </w:p>
-    <w:p>
-      <w:pPr>
-        <w:spacing w:before="80" w:after="40"/>
-      </w:pPr>
-      <w:r>
-        <w:rPr>
-          <w:b/>
-          <w:bCs/>
-          <w:color w:val="000000" w:themeColor="text1"/>
-          <w:sz w:val="21"/>
-          <w:szCs w:val="21"/>
-        </w:rPr>
-        <w:t xml:space="preserve">Total cost of the corporate </w:t>
-      </w:r>
-      <w:r>
-        <w:rPr>
-          <w:b/>
-          <w:bCs/>
-          <w:color w:val="000000" w:themeColor="text1"/>
-          <w:sz w:val="21"/>
-          <w:szCs w:val="21"/>
-        </w:rPr>
-        <w:t>program</w:t>
-      </w:r>
-      <w:r>
-        <w:rPr>
-          <w:b/>
-          <w:bCs/>
-          <w:color w:val="000000" w:themeColor="text1"/>
-          <w:sz w:val="21"/>
-          <w:szCs w:val="21"/>
-        </w:rPr>
-        <w:t>: €44,000.</w:t>
-      </w:r>
     </w:p>
     <w:p>
       <w:pPr>
@@ -2006,20 +1943,8 @@
         <w:lastRenderedPageBreak/>
         <w:t>Addendum: Detailed program</w:t>
       </w:r>
-    </w:p>
-    <w:p>
-      <w:pPr>
-        <w:spacing w:after="40"/>
-      </w:pPr>
-      <w:r>
-        <w:rPr>
-          <w:i/>
-          <w:iCs/>
-          <w:color w:val="595959"/>
-          <w:sz w:val="19"/>
-          <w:szCs w:val="19"/>
-        </w:rPr>
-        <w:t>The program below is preliminary and will be adjusted to SoftServe's context after the discovery call and the information request are processed.</w:t>
+      <w:r>
+        <w:t xml:space="preserve"> (PRELIMINARY)</w:t>
       </w:r>
     </w:p>
     <w:p>
@@ -2861,7 +2786,15 @@
                 <w:szCs w:val="19"/>
                 <w:u w:val="single"/>
               </w:rPr>
-              <w:t>Define business goals &amp; outcomes</w:t>
+              <w:t xml:space="preserve">Define business </w:t>
+            </w:r>
+            <w:r>
+              <w:rPr>
+                <w:sz w:val="19"/>
+                <w:szCs w:val="19"/>
+                <w:u w:val="single"/>
+              </w:rPr>
+              <w:t>model &amp; outcomes</w:t>
             </w:r>
             <w:r>
               <w:rPr>
@@ -2886,6 +2819,46 @@
                 <w:szCs w:val="19"/>
                 <w:u w:val="single"/>
               </w:rPr>
+              <w:t xml:space="preserve">Define </w:t>
+            </w:r>
+            <w:r>
+              <w:rPr>
+                <w:sz w:val="19"/>
+                <w:szCs w:val="19"/>
+                <w:u w:val="single"/>
+              </w:rPr>
+              <w:t>GTM approach</w:t>
+            </w:r>
+            <w:r>
+              <w:rPr>
+                <w:sz w:val="19"/>
+                <w:szCs w:val="19"/>
+              </w:rPr>
+              <w:t xml:space="preserve">: </w:t>
+            </w:r>
+            <w:r>
+              <w:rPr>
+                <w:sz w:val="19"/>
+                <w:szCs w:val="19"/>
+              </w:rPr>
+              <w:t>distribution channels, channels’ pipelines, acquisition growth strategies</w:t>
+            </w:r>
+          </w:p>
+          <w:p>
+            <w:pPr>
+              <w:pStyle w:val="ListParagraph"/>
+              <w:numPr>
+                <w:ilvl w:val="0"/>
+                <w:numId w:val="4"/>
+              </w:numPr>
+              <w:spacing w:after="30" w:line="248" w:lineRule="auto"/>
+            </w:pPr>
+            <w:r>
+              <w:rPr>
+                <w:sz w:val="19"/>
+                <w:szCs w:val="19"/>
+                <w:u w:val="single"/>
+              </w:rPr>
               <w:t xml:space="preserve">Discover &amp; </w:t>
             </w:r>
             <w:proofErr w:type="gramStart"/>
@@ -3000,7 +2973,6 @@
                 <w:sz w:val="19"/>
                 <w:szCs w:val="19"/>
               </w:rPr>
-              <w:lastRenderedPageBreak/>
               <w:t>One of the workshops could be dedicated to running a live customer discovery interview and debriefing it afterwards.</w:t>
             </w:r>
           </w:p>
@@ -3025,7 +2997,6 @@
                 <w:sz w:val="19"/>
                 <w:szCs w:val="19"/>
               </w:rPr>
-              <w:lastRenderedPageBreak/>
               <w:t>4. Product lifecycle: Design &amp; build</w:t>
             </w:r>
           </w:p>
@@ -3733,7 +3704,16 @@
         </w:tc>
       </w:tr>
     </w:tbl>
-    <w:p/>
+    <w:p>
+      <w:pPr>
+        <w:tabs>
+          <w:tab w:val="left" w:pos="4701"/>
+        </w:tabs>
+      </w:pPr>
+      <w:r>
+        <w:tab/>
+      </w:r>
+    </w:p>
     <w:sectPr>
       <w:footerReference w:type="default" r:id="rId9"/>
       <w:pgSz w:w="15840" w:h="12240" w:orient="landscape"/>
@@ -3839,57 +3819,7 @@
         <w:sz w:val="16"/>
         <w:szCs w:val="16"/>
       </w:rPr>
-      <w:t xml:space="preserve">A bespoke training &amp; transformation </w:t>
-    </w:r>
-    <w:proofErr w:type="gramStart"/>
-    <w:r>
-      <w:rPr>
-        <w:color w:val="7F7F7F"/>
-        <w:sz w:val="16"/>
-        <w:szCs w:val="16"/>
-      </w:rPr>
-      <w:t xml:space="preserve">program </w:t>
-    </w:r>
-    <w:r>
-      <w:rPr>
-        <w:color w:val="7F7F7F"/>
-        <w:sz w:val="16"/>
-        <w:szCs w:val="16"/>
-      </w:rPr>
-      <w:t xml:space="preserve"> </w:t>
-    </w:r>
-    <w:r>
-      <w:rPr>
-        <w:color w:val="7F7F7F"/>
-        <w:sz w:val="16"/>
-        <w:szCs w:val="16"/>
-      </w:rPr>
-      <w:t>·</w:t>
-    </w:r>
-    <w:proofErr w:type="gramEnd"/>
-    <w:r>
-      <w:rPr>
-        <w:color w:val="7F7F7F"/>
-        <w:sz w:val="16"/>
-        <w:szCs w:val="16"/>
-      </w:rPr>
-      <w:t xml:space="preserve"> </w:t>
-    </w:r>
-    <w:r>
-      <w:rPr>
-        <w:color w:val="7F7F7F"/>
-        <w:sz w:val="16"/>
-        <w:szCs w:val="16"/>
-      </w:rPr>
-      <w:t xml:space="preserve"> </w:t>
-    </w:r>
-    <w:r>
-      <w:rPr>
-        <w:color w:val="7F7F7F"/>
-        <w:sz w:val="16"/>
-        <w:szCs w:val="16"/>
-      </w:rPr>
-      <w:t>Commercial proposal</w:t>
+      <w:t xml:space="preserve">A bespoke training &amp; transformation program </w:t>
     </w:r>
     <w:r>
       <w:rPr>
@@ -4043,33 +3973,7 @@
         <w:sz w:val="16"/>
         <w:szCs w:val="16"/>
       </w:rPr>
-      <w:t xml:space="preserve">A bespoke training &amp; transformation </w:t>
-    </w:r>
-    <w:proofErr w:type="gramStart"/>
-    <w:r>
-      <w:rPr>
-        <w:color w:val="7F7F7F"/>
-        <w:sz w:val="16"/>
-        <w:szCs w:val="16"/>
-      </w:rPr>
-      <w:t xml:space="preserve">program </w:t>
-    </w:r>
-    <w:r>
-      <w:rPr>
-        <w:color w:val="7F7F7F"/>
-        <w:sz w:val="16"/>
-        <w:szCs w:val="16"/>
-      </w:rPr>
-      <w:t xml:space="preserve"> ·</w:t>
-    </w:r>
-    <w:proofErr w:type="gramEnd"/>
-    <w:r>
-      <w:rPr>
-        <w:color w:val="7F7F7F"/>
-        <w:sz w:val="16"/>
-        <w:szCs w:val="16"/>
-      </w:rPr>
-      <w:t xml:space="preserve">  Commercial proposal</w:t>
+      <w:t xml:space="preserve">A bespoke training &amp; transformation program </w:t>
     </w:r>
     <w:r>
       <w:rPr>

--- a/context/areas/laba/docs/softserve-corp-training/SoftServe_PM_Product_Training_Offer_v3.docx
+++ b/context/areas/laba/docs/softserve-corp-training/SoftServe_PM_Product_Training_Offer_v3.docx
@@ -64,12 +64,30 @@
         <w:t xml:space="preserve">·    </w:t>
       </w:r>
       <w:r>
+        <w:rPr>
+          <w:sz w:val="19"/>
+          <w:szCs w:val="19"/>
+        </w:rPr>
         <w:fldChar w:fldCharType="begin"/>
       </w:r>
       <w:r>
-        <w:instrText>HYPERLINK "https://www.linkedin.com/in/aorlov"</w:instrText>
-      </w:r>
-      <w:r>
+        <w:rPr>
+          <w:sz w:val="19"/>
+          <w:szCs w:val="19"/>
+        </w:rPr>
+        <w:instrText>HYPERLINK "https://linkedin.com/in/aorlov"</w:instrText>
+      </w:r>
+      <w:r>
+        <w:rPr>
+          <w:sz w:val="19"/>
+          <w:szCs w:val="19"/>
+        </w:rPr>
+      </w:r>
+      <w:r>
+        <w:rPr>
+          <w:sz w:val="19"/>
+          <w:szCs w:val="19"/>
+        </w:rPr>
         <w:fldChar w:fldCharType="separate"/>
       </w:r>
       <w:r>
@@ -91,6 +109,10 @@
       </w:r>
       <w:proofErr w:type="spellEnd"/>
       <w:r>
+        <w:rPr>
+          <w:sz w:val="19"/>
+          <w:szCs w:val="19"/>
+        </w:rPr>
         <w:fldChar w:fldCharType="end"/>
       </w:r>
     </w:p>
@@ -213,23 +235,7 @@
           <w:sz w:val="21"/>
           <w:szCs w:val="21"/>
         </w:rPr>
-        <w:t xml:space="preserve">The hard part of such a shift is rarely engineering. In services organizations, strong assets tend to be built for one client, owned by whoever built them, and funded only while a project pays for them. Making them repeatable raises questions a services company rarely </w:t>
-      </w:r>
-      <w:proofErr w:type="gramStart"/>
-      <w:r>
-        <w:rPr>
-          <w:sz w:val="21"/>
-          <w:szCs w:val="21"/>
-        </w:rPr>
-        <w:t>has to</w:t>
-      </w:r>
-      <w:proofErr w:type="gramEnd"/>
-      <w:r>
-        <w:rPr>
-          <w:sz w:val="21"/>
-          <w:szCs w:val="21"/>
-        </w:rPr>
-        <w:t xml:space="preserve"> ask: which problem and market does an offering serve beyond its first client? What makes it repeatable rather than re-buildable? Who owns its roadmap and adoption once the project ends? How do investment and incentives support work that isn't billable? The program is built around these questions and works them on SoftServe's own portfolio.</w:t>
+        <w:t>The hard part of such a shift is rarely engineering. In services organizations, strong assets tend to be built for one client, owned by whoever built them, and funded only while a project pays for them. Making them repeatable raises questions a services company rarely has to ask: which problem and market does an offering serve beyond its first client? What makes it repeatable rather than re-buildable? Who owns its roadmap and adoption once the project ends? How do investment and incentives support work that isn't billable? The program is built around these questions and works them on SoftServe's own portfolio.</w:t>
       </w:r>
     </w:p>
     <w:p>
@@ -2859,18 +2865,8 @@
                 <w:szCs w:val="19"/>
                 <w:u w:val="single"/>
               </w:rPr>
-              <w:t xml:space="preserve">Discover &amp; </w:t>
-            </w:r>
-            <w:proofErr w:type="gramStart"/>
-            <w:r>
-              <w:rPr>
-                <w:sz w:val="19"/>
-                <w:szCs w:val="19"/>
-                <w:u w:val="single"/>
-              </w:rPr>
-              <w:t>validate:</w:t>
-            </w:r>
-            <w:proofErr w:type="gramEnd"/>
+              <w:t>Discover &amp; validate:</w:t>
+            </w:r>
             <w:r>
               <w:rPr>
                 <w:sz w:val="19"/>
@@ -3318,23 +3314,7 @@
                 <w:sz w:val="19"/>
                 <w:szCs w:val="19"/>
               </w:rPr>
-              <w:t xml:space="preserve">: </w:t>
-            </w:r>
-            <w:proofErr w:type="gramStart"/>
-            <w:r>
-              <w:rPr>
-                <w:sz w:val="19"/>
-                <w:szCs w:val="19"/>
-              </w:rPr>
-              <w:t>hand-holding</w:t>
-            </w:r>
-            <w:proofErr w:type="gramEnd"/>
-            <w:r>
-              <w:rPr>
-                <w:sz w:val="19"/>
-                <w:szCs w:val="19"/>
-              </w:rPr>
-              <w:t>, feedback sessions, data analysis, evals</w:t>
+              <w:t>: hand-holding, feedback sessions, data analysis, evals</w:t>
             </w:r>
           </w:p>
           <w:p>
@@ -3651,23 +3631,7 @@
                 <w:sz w:val="19"/>
                 <w:szCs w:val="19"/>
               </w:rPr>
-              <w:t xml:space="preserve">: the product processes and operating model that make productization </w:t>
-            </w:r>
-            <w:proofErr w:type="gramStart"/>
-            <w:r>
-              <w:rPr>
-                <w:sz w:val="19"/>
-                <w:szCs w:val="19"/>
-              </w:rPr>
-              <w:t>stick:</w:t>
-            </w:r>
-            <w:proofErr w:type="gramEnd"/>
-            <w:r>
-              <w:rPr>
-                <w:sz w:val="19"/>
-                <w:szCs w:val="19"/>
-              </w:rPr>
-              <w:t xml:space="preserve"> recap + discussion on the next steps.</w:t>
+              <w:t>: the product processes and operating model that make productization stick: recap + discussion on the next steps.</w:t>
             </w:r>
           </w:p>
         </w:tc>
@@ -3775,16 +3739,7 @@
         <w:sz w:val="16"/>
         <w:szCs w:val="16"/>
       </w:rPr>
-      <w:t xml:space="preserve"> </w:t>
-    </w:r>
-    <w:proofErr w:type="gramStart"/>
-    <w:r>
-      <w:rPr>
-        <w:color w:val="7F7F7F"/>
-        <w:sz w:val="16"/>
-        <w:szCs w:val="16"/>
-      </w:rPr>
-      <w:t xml:space="preserve">Orlov  </w:t>
+      <w:t xml:space="preserve"> Orlov  </w:t>
     </w:r>
     <w:bookmarkStart w:id="0" w:name="OLE_LINK1"/>
     <w:r>
@@ -3793,16 +3748,7 @@
         <w:sz w:val="16"/>
         <w:szCs w:val="16"/>
       </w:rPr>
-      <w:t>·</w:t>
-    </w:r>
-    <w:proofErr w:type="gramEnd"/>
-    <w:r>
-      <w:rPr>
-        <w:color w:val="7F7F7F"/>
-        <w:sz w:val="16"/>
-        <w:szCs w:val="16"/>
-      </w:rPr>
-      <w:t xml:space="preserve"> </w:t>
+      <w:t xml:space="preserve">· </w:t>
     </w:r>
     <w:bookmarkEnd w:id="0"/>
     <w:r>
@@ -3947,25 +3893,7 @@
         <w:sz w:val="16"/>
         <w:szCs w:val="16"/>
       </w:rPr>
-      <w:t xml:space="preserve">Alex </w:t>
-    </w:r>
-    <w:proofErr w:type="gramStart"/>
-    <w:r>
-      <w:rPr>
-        <w:color w:val="7F7F7F"/>
-        <w:sz w:val="16"/>
-        <w:szCs w:val="16"/>
-      </w:rPr>
-      <w:t>Orlov  ·</w:t>
-    </w:r>
-    <w:proofErr w:type="gramEnd"/>
-    <w:r>
-      <w:rPr>
-        <w:color w:val="7F7F7F"/>
-        <w:sz w:val="16"/>
-        <w:szCs w:val="16"/>
-      </w:rPr>
-      <w:t xml:space="preserve">  </w:t>
+      <w:t xml:space="preserve">Alex Orlov  ·  </w:t>
     </w:r>
     <w:r>
       <w:rPr>

--- a/context/areas/laba/docs/softserve-corp-training/SoftServe_PM_Product_Training_Offer_v3.docx
+++ b/context/areas/laba/docs/softserve-corp-training/SoftServe_PM_Product_Training_Offer_v3.docx
@@ -235,7 +235,23 @@
           <w:sz w:val="21"/>
           <w:szCs w:val="21"/>
         </w:rPr>
-        <w:t>The hard part of such a shift is rarely engineering. In services organizations, strong assets tend to be built for one client, owned by whoever built them, and funded only while a project pays for them. Making them repeatable raises questions a services company rarely has to ask: which problem and market does an offering serve beyond its first client? What makes it repeatable rather than re-buildable? Who owns its roadmap and adoption once the project ends? How do investment and incentives support work that isn't billable? The program is built around these questions and works them on SoftServe's own portfolio.</w:t>
+        <w:t xml:space="preserve">The hard part of such a shift is rarely engineering. In services organizations, strong assets tend to be built for one client, owned by whoever built them, and funded only while a project pays for them. Making them repeatable raises questions a services company rarely </w:t>
+      </w:r>
+      <w:proofErr w:type="gramStart"/>
+      <w:r>
+        <w:rPr>
+          <w:sz w:val="21"/>
+          <w:szCs w:val="21"/>
+        </w:rPr>
+        <w:t>has to</w:t>
+      </w:r>
+      <w:proofErr w:type="gramEnd"/>
+      <w:r>
+        <w:rPr>
+          <w:sz w:val="21"/>
+          <w:szCs w:val="21"/>
+        </w:rPr>
+        <w:t xml:space="preserve"> ask: which problem and market does an offering serve beyond its first client? What makes it repeatable rather than re-buildable? Who owns its roadmap and adoption once the project ends? How do investment and incentives support work that isn't billable? The program is built around these questions and works them on SoftServe's own portfolio.</w:t>
       </w:r>
     </w:p>
     <w:p>
@@ -1927,7 +1943,16 @@
           <w:sz w:val="21"/>
           <w:szCs w:val="21"/>
         </w:rPr>
-        <w:t>Oleksii Orlov</w:t>
+        <w:t>Alex</w:t>
+      </w:r>
+      <w:r>
+        <w:rPr>
+          <w:b/>
+          <w:bCs/>
+          <w:sz w:val="21"/>
+          <w:szCs w:val="21"/>
+        </w:rPr>
+        <w:t xml:space="preserve"> Orlov</w:t>
       </w:r>
     </w:p>
     <w:p>
@@ -2865,8 +2890,18 @@
                 <w:szCs w:val="19"/>
                 <w:u w:val="single"/>
               </w:rPr>
-              <w:t>Discover &amp; validate:</w:t>
-            </w:r>
+              <w:t xml:space="preserve">Discover &amp; </w:t>
+            </w:r>
+            <w:proofErr w:type="gramStart"/>
+            <w:r>
+              <w:rPr>
+                <w:sz w:val="19"/>
+                <w:szCs w:val="19"/>
+                <w:u w:val="single"/>
+              </w:rPr>
+              <w:t>validate:</w:t>
+            </w:r>
+            <w:proofErr w:type="gramEnd"/>
             <w:r>
               <w:rPr>
                 <w:sz w:val="19"/>
@@ -3314,7 +3349,23 @@
                 <w:sz w:val="19"/>
                 <w:szCs w:val="19"/>
               </w:rPr>
-              <w:t>: hand-holding, feedback sessions, data analysis, evals</w:t>
+              <w:t xml:space="preserve">: </w:t>
+            </w:r>
+            <w:proofErr w:type="gramStart"/>
+            <w:r>
+              <w:rPr>
+                <w:sz w:val="19"/>
+                <w:szCs w:val="19"/>
+              </w:rPr>
+              <w:t>hand-holding</w:t>
+            </w:r>
+            <w:proofErr w:type="gramEnd"/>
+            <w:r>
+              <w:rPr>
+                <w:sz w:val="19"/>
+                <w:szCs w:val="19"/>
+              </w:rPr>
+              <w:t>, feedback sessions, data analysis, evals</w:t>
             </w:r>
           </w:p>
           <w:p>
@@ -3631,7 +3682,23 @@
                 <w:sz w:val="19"/>
                 <w:szCs w:val="19"/>
               </w:rPr>
-              <w:t>: the product processes and operating model that make productization stick: recap + discussion on the next steps.</w:t>
+              <w:t xml:space="preserve">: the product processes and operating model that make productization </w:t>
+            </w:r>
+            <w:proofErr w:type="gramStart"/>
+            <w:r>
+              <w:rPr>
+                <w:sz w:val="19"/>
+                <w:szCs w:val="19"/>
+              </w:rPr>
+              <w:t>stick:</w:t>
+            </w:r>
+            <w:proofErr w:type="gramEnd"/>
+            <w:r>
+              <w:rPr>
+                <w:sz w:val="19"/>
+                <w:szCs w:val="19"/>
+              </w:rPr>
+              <w:t xml:space="preserve"> recap + discussion on the next steps.</w:t>
             </w:r>
           </w:p>
         </w:tc>
@@ -3739,7 +3806,16 @@
         <w:sz w:val="16"/>
         <w:szCs w:val="16"/>
       </w:rPr>
-      <w:t xml:space="preserve"> Orlov  </w:t>
+      <w:t xml:space="preserve"> </w:t>
+    </w:r>
+    <w:proofErr w:type="gramStart"/>
+    <w:r>
+      <w:rPr>
+        <w:color w:val="7F7F7F"/>
+        <w:sz w:val="16"/>
+        <w:szCs w:val="16"/>
+      </w:rPr>
+      <w:t xml:space="preserve">Orlov  </w:t>
     </w:r>
     <w:bookmarkStart w:id="0" w:name="OLE_LINK1"/>
     <w:r>
@@ -3748,7 +3824,16 @@
         <w:sz w:val="16"/>
         <w:szCs w:val="16"/>
       </w:rPr>
-      <w:t xml:space="preserve">· </w:t>
+      <w:t>·</w:t>
+    </w:r>
+    <w:proofErr w:type="gramEnd"/>
+    <w:r>
+      <w:rPr>
+        <w:color w:val="7F7F7F"/>
+        <w:sz w:val="16"/>
+        <w:szCs w:val="16"/>
+      </w:rPr>
+      <w:t xml:space="preserve"> </w:t>
     </w:r>
     <w:bookmarkEnd w:id="0"/>
     <w:r>
@@ -3893,7 +3978,25 @@
         <w:sz w:val="16"/>
         <w:szCs w:val="16"/>
       </w:rPr>
-      <w:t xml:space="preserve">Alex Orlov  ·  </w:t>
+      <w:t xml:space="preserve">Alex </w:t>
+    </w:r>
+    <w:proofErr w:type="gramStart"/>
+    <w:r>
+      <w:rPr>
+        <w:color w:val="7F7F7F"/>
+        <w:sz w:val="16"/>
+        <w:szCs w:val="16"/>
+      </w:rPr>
+      <w:t>Orlov  ·</w:t>
+    </w:r>
+    <w:proofErr w:type="gramEnd"/>
+    <w:r>
+      <w:rPr>
+        <w:color w:val="7F7F7F"/>
+        <w:sz w:val="16"/>
+        <w:szCs w:val="16"/>
+      </w:rPr>
+      <w:t xml:space="preserve">  </w:t>
     </w:r>
     <w:r>
       <w:rPr>
